--- a/d4_dart_oop.docx
+++ b/d4_dart_oop.docx
@@ -1447,7 +1447,15 @@
           <w:sz w:val="32"/>
           <w:szCs w:val="32"/>
         </w:rPr>
-        <w:t>38</w:t>
+        <w:t>3</w:t>
+      </w:r>
+      <w:r>
+        <w:rPr>
+          <w:rFonts w:ascii="Calibri" w:hAnsi="Calibri" w:cs="Calibri"/>
+          <w:sz w:val="32"/>
+          <w:szCs w:val="32"/>
+        </w:rPr>
+        <w:t>9</w:t>
       </w:r>
     </w:p>
     <w:p>
@@ -26394,7 +26402,77 @@
           <w:szCs w:val="34"/>
         </w:rPr>
         <w:lastRenderedPageBreak/>
-        <w:t># A base class controls inheritance and restricts extension behavior. Key points:</w:t>
+        <w:t># A base class controls inheritance and restricts extension behavior</w:t>
+      </w:r>
+      <w:r>
+        <w:rPr>
+          <w:rFonts w:ascii="Calibri" w:hAnsi="Calibri" w:cs="Calibri"/>
+          <w:sz w:val="34"/>
+          <w:szCs w:val="34"/>
+        </w:rPr>
+        <w:t xml:space="preserve">. Like the inherited class has to be </w:t>
+      </w:r>
+      <w:r>
+        <w:rPr>
+          <w:rFonts w:ascii="Calibri" w:hAnsi="Calibri" w:cs="Calibri"/>
+          <w:b/>
+          <w:bCs/>
+          <w:sz w:val="34"/>
+          <w:szCs w:val="34"/>
+        </w:rPr>
+        <w:t>final</w:t>
+      </w:r>
+      <w:r>
+        <w:rPr>
+          <w:rFonts w:ascii="Calibri" w:hAnsi="Calibri" w:cs="Calibri"/>
+          <w:sz w:val="34"/>
+          <w:szCs w:val="34"/>
+        </w:rPr>
+        <w:t xml:space="preserve">, </w:t>
+      </w:r>
+      <w:r>
+        <w:rPr>
+          <w:rFonts w:ascii="Calibri" w:hAnsi="Calibri" w:cs="Calibri"/>
+          <w:b/>
+          <w:bCs/>
+          <w:sz w:val="34"/>
+          <w:szCs w:val="34"/>
+        </w:rPr>
+        <w:t>base</w:t>
+      </w:r>
+      <w:r>
+        <w:rPr>
+          <w:rFonts w:ascii="Calibri" w:hAnsi="Calibri" w:cs="Calibri"/>
+          <w:sz w:val="34"/>
+          <w:szCs w:val="34"/>
+        </w:rPr>
+        <w:t xml:space="preserve"> or </w:t>
+      </w:r>
+      <w:r>
+        <w:rPr>
+          <w:rFonts w:ascii="Calibri" w:hAnsi="Calibri" w:cs="Calibri"/>
+          <w:b/>
+          <w:bCs/>
+          <w:sz w:val="34"/>
+          <w:szCs w:val="34"/>
+        </w:rPr>
+        <w:t>sealed</w:t>
+      </w:r>
+      <w:r>
+        <w:rPr>
+          <w:rFonts w:ascii="Calibri" w:hAnsi="Calibri" w:cs="Calibri"/>
+          <w:sz w:val="34"/>
+          <w:szCs w:val="34"/>
+        </w:rPr>
+        <w:t xml:space="preserve"> class</w:t>
+      </w:r>
+      <w:r>
+        <w:rPr>
+          <w:rFonts w:ascii="Calibri" w:hAnsi="Calibri" w:cs="Calibri"/>
+          <w:sz w:val="34"/>
+          <w:szCs w:val="34"/>
+        </w:rPr>
+        <w:t>. Key points:</w:t>
       </w:r>
     </w:p>
     <w:p>
@@ -26648,6 +26726,211 @@
     </w:p>
     <w:p>
       <w:pPr>
+        <w:jc w:val="both"/>
+        <w:rPr>
+          <w:rFonts w:ascii="Calibri" w:hAnsi="Calibri" w:cs="Calibri"/>
+          <w:b/>
+          <w:bCs/>
+          <w:color w:val="D86DCB" w:themeColor="accent5" w:themeTint="99"/>
+          <w:sz w:val="34"/>
+          <w:szCs w:val="34"/>
+        </w:rPr>
+      </w:pPr>
+      <w:r>
+        <w:rPr>
+          <w:rFonts w:ascii="Calibri" w:hAnsi="Calibri" w:cs="Calibri"/>
+          <w:b/>
+          <w:bCs/>
+          <w:color w:val="D86DCB" w:themeColor="accent5" w:themeTint="99"/>
+          <w:sz w:val="34"/>
+          <w:szCs w:val="34"/>
+        </w:rPr>
+        <w:t>final class Cat extends Animal {</w:t>
+      </w:r>
+    </w:p>
+    <w:p>
+      <w:pPr>
+        <w:jc w:val="both"/>
+        <w:rPr>
+          <w:rFonts w:ascii="Calibri" w:hAnsi="Calibri" w:cs="Calibri"/>
+          <w:b/>
+          <w:bCs/>
+          <w:color w:val="D86DCB" w:themeColor="accent5" w:themeTint="99"/>
+          <w:sz w:val="34"/>
+          <w:szCs w:val="34"/>
+        </w:rPr>
+      </w:pPr>
+      <w:r>
+        <w:rPr>
+          <w:rFonts w:ascii="Calibri" w:hAnsi="Calibri" w:cs="Calibri"/>
+          <w:b/>
+          <w:bCs/>
+          <w:color w:val="D86DCB" w:themeColor="accent5" w:themeTint="99"/>
+          <w:sz w:val="34"/>
+          <w:szCs w:val="34"/>
+        </w:rPr>
+        <w:t xml:space="preserve">  @override</w:t>
+      </w:r>
+    </w:p>
+    <w:p>
+      <w:pPr>
+        <w:jc w:val="both"/>
+        <w:rPr>
+          <w:rFonts w:ascii="Calibri" w:hAnsi="Calibri" w:cs="Calibri"/>
+          <w:b/>
+          <w:bCs/>
+          <w:color w:val="D86DCB" w:themeColor="accent5" w:themeTint="99"/>
+          <w:sz w:val="34"/>
+          <w:szCs w:val="34"/>
+        </w:rPr>
+      </w:pPr>
+      <w:r>
+        <w:rPr>
+          <w:rFonts w:ascii="Calibri" w:hAnsi="Calibri" w:cs="Calibri"/>
+          <w:b/>
+          <w:bCs/>
+          <w:color w:val="D86DCB" w:themeColor="accent5" w:themeTint="99"/>
+          <w:sz w:val="34"/>
+          <w:szCs w:val="34"/>
+        </w:rPr>
+        <w:t xml:space="preserve">  void </w:t>
+      </w:r>
+      <w:proofErr w:type="gramStart"/>
+      <w:r>
+        <w:rPr>
+          <w:rFonts w:ascii="Calibri" w:hAnsi="Calibri" w:cs="Calibri"/>
+          <w:b/>
+          <w:bCs/>
+          <w:color w:val="D86DCB" w:themeColor="accent5" w:themeTint="99"/>
+          <w:sz w:val="34"/>
+          <w:szCs w:val="34"/>
+        </w:rPr>
+        <w:t>eat(</w:t>
+      </w:r>
+      <w:proofErr w:type="gramEnd"/>
+      <w:r>
+        <w:rPr>
+          <w:rFonts w:ascii="Calibri" w:hAnsi="Calibri" w:cs="Calibri"/>
+          <w:b/>
+          <w:bCs/>
+          <w:color w:val="D86DCB" w:themeColor="accent5" w:themeTint="99"/>
+          <w:sz w:val="34"/>
+          <w:szCs w:val="34"/>
+        </w:rPr>
+        <w:t>) {</w:t>
+      </w:r>
+    </w:p>
+    <w:p>
+      <w:pPr>
+        <w:jc w:val="both"/>
+        <w:rPr>
+          <w:rFonts w:ascii="Calibri" w:hAnsi="Calibri" w:cs="Calibri"/>
+          <w:b/>
+          <w:bCs/>
+          <w:color w:val="D86DCB" w:themeColor="accent5" w:themeTint="99"/>
+          <w:sz w:val="34"/>
+          <w:szCs w:val="34"/>
+        </w:rPr>
+      </w:pPr>
+      <w:r>
+        <w:rPr>
+          <w:rFonts w:ascii="Calibri" w:hAnsi="Calibri" w:cs="Calibri"/>
+          <w:b/>
+          <w:bCs/>
+          <w:color w:val="D86DCB" w:themeColor="accent5" w:themeTint="99"/>
+          <w:sz w:val="34"/>
+          <w:szCs w:val="34"/>
+        </w:rPr>
+        <w:t xml:space="preserve">    </w:t>
+      </w:r>
+      <w:proofErr w:type="gramStart"/>
+      <w:r>
+        <w:rPr>
+          <w:rFonts w:ascii="Calibri" w:hAnsi="Calibri" w:cs="Calibri"/>
+          <w:b/>
+          <w:bCs/>
+          <w:color w:val="D86DCB" w:themeColor="accent5" w:themeTint="99"/>
+          <w:sz w:val="34"/>
+          <w:szCs w:val="34"/>
+        </w:rPr>
+        <w:t>print(</w:t>
+      </w:r>
+      <w:proofErr w:type="gramEnd"/>
+      <w:r>
+        <w:rPr>
+          <w:rFonts w:ascii="Calibri" w:hAnsi="Calibri" w:cs="Calibri"/>
+          <w:b/>
+          <w:bCs/>
+          <w:color w:val="D86DCB" w:themeColor="accent5" w:themeTint="99"/>
+          <w:sz w:val="34"/>
+          <w:szCs w:val="34"/>
+        </w:rPr>
+        <w:t>"The cat is eating");</w:t>
+      </w:r>
+    </w:p>
+    <w:p>
+      <w:pPr>
+        <w:jc w:val="both"/>
+        <w:rPr>
+          <w:rFonts w:ascii="Calibri" w:hAnsi="Calibri" w:cs="Calibri"/>
+          <w:b/>
+          <w:bCs/>
+          <w:color w:val="D86DCB" w:themeColor="accent5" w:themeTint="99"/>
+          <w:sz w:val="34"/>
+          <w:szCs w:val="34"/>
+        </w:rPr>
+      </w:pPr>
+      <w:r>
+        <w:rPr>
+          <w:rFonts w:ascii="Calibri" w:hAnsi="Calibri" w:cs="Calibri"/>
+          <w:b/>
+          <w:bCs/>
+          <w:color w:val="D86DCB" w:themeColor="accent5" w:themeTint="99"/>
+          <w:sz w:val="34"/>
+          <w:szCs w:val="34"/>
+        </w:rPr>
+        <w:t xml:space="preserve">  }</w:t>
+      </w:r>
+    </w:p>
+    <w:p>
+      <w:pPr>
+        <w:jc w:val="both"/>
+        <w:rPr>
+          <w:rFonts w:ascii="Calibri" w:hAnsi="Calibri" w:cs="Calibri"/>
+          <w:b/>
+          <w:bCs/>
+          <w:color w:val="D86DCB" w:themeColor="accent5" w:themeTint="99"/>
+          <w:sz w:val="34"/>
+          <w:szCs w:val="34"/>
+        </w:rPr>
+      </w:pPr>
+      <w:r>
+        <w:rPr>
+          <w:rFonts w:ascii="Calibri" w:hAnsi="Calibri" w:cs="Calibri"/>
+          <w:b/>
+          <w:bCs/>
+          <w:color w:val="D86DCB" w:themeColor="accent5" w:themeTint="99"/>
+          <w:sz w:val="34"/>
+          <w:szCs w:val="34"/>
+        </w:rPr>
+        <w:t>}</w:t>
+      </w:r>
+    </w:p>
+    <w:p>
+      <w:pPr>
+        <w:jc w:val="both"/>
+        <w:rPr>
+          <w:rFonts w:ascii="Calibri" w:hAnsi="Calibri" w:cs="Calibri"/>
+          <w:b/>
+          <w:bCs/>
+          <w:color w:val="D86DCB" w:themeColor="accent5" w:themeTint="99"/>
+          <w:sz w:val="34"/>
+          <w:szCs w:val="34"/>
+        </w:rPr>
+      </w:pPr>
+    </w:p>
+    <w:p>
+      <w:pPr>
         <w:pStyle w:val="ListParagraph"/>
         <w:numPr>
           <w:ilvl w:val="0"/>
@@ -26730,6 +27013,7 @@
           <w:sz w:val="34"/>
           <w:szCs w:val="34"/>
         </w:rPr>
+        <w:lastRenderedPageBreak/>
         <w:t>Improves security</w:t>
       </w:r>
     </w:p>
@@ -26926,7 +27210,6 @@
           <w:sz w:val="34"/>
           <w:szCs w:val="34"/>
         </w:rPr>
-        <w:lastRenderedPageBreak/>
         <w:t># A sealed class restricts which classes can inherit from it. Key points:</w:t>
       </w:r>
     </w:p>
@@ -27375,6 +27658,7 @@
           <w:sz w:val="34"/>
           <w:szCs w:val="34"/>
         </w:rPr>
+        <w:lastRenderedPageBreak/>
         <w:t xml:space="preserve">Uses </w:t>
       </w:r>
       <w:r>
@@ -27677,7 +27961,6 @@
           <w:sz w:val="34"/>
           <w:szCs w:val="34"/>
         </w:rPr>
-        <w:lastRenderedPageBreak/>
         <w:t xml:space="preserve">class </w:t>
       </w:r>
       <w:proofErr w:type="spellStart"/>
@@ -28138,6 +28421,7 @@
           <w:sz w:val="34"/>
           <w:szCs w:val="34"/>
         </w:rPr>
+        <w:lastRenderedPageBreak/>
         <w:t>// Usage</w:t>
       </w:r>
     </w:p>
@@ -28367,7 +28651,6 @@
           <w:sz w:val="34"/>
           <w:szCs w:val="34"/>
         </w:rPr>
-        <w:lastRenderedPageBreak/>
         <w:t xml:space="preserve">   </w:t>
       </w:r>
       <w:proofErr w:type="spellStart"/>
@@ -28585,6 +28868,66 @@
           <w:szCs w:val="34"/>
         </w:rPr>
         <w:t>200);</w:t>
+      </w:r>
+    </w:p>
+    <w:p>
+      <w:pPr>
+        <w:jc w:val="both"/>
+        <w:rPr>
+          <w:rFonts w:ascii="Calibri" w:hAnsi="Calibri" w:cs="Calibri"/>
+          <w:sz w:val="34"/>
+          <w:szCs w:val="34"/>
+        </w:rPr>
+      </w:pPr>
+      <w:r>
+        <w:rPr>
+          <w:rFonts w:ascii="Calibri" w:hAnsi="Calibri" w:cs="Calibri"/>
+          <w:b/>
+          <w:bCs/>
+          <w:sz w:val="34"/>
+          <w:szCs w:val="34"/>
+        </w:rPr>
+        <w:t>NOTE:</w:t>
+      </w:r>
+      <w:r>
+        <w:rPr>
+          <w:rFonts w:ascii="Calibri" w:hAnsi="Calibri" w:cs="Calibri"/>
+          <w:sz w:val="34"/>
+          <w:szCs w:val="34"/>
+        </w:rPr>
+        <w:t xml:space="preserve"> There can be generic functions or methods to like this </w:t>
+      </w:r>
+      <w:r>
+        <w:rPr>
+          <w:rFonts w:ascii="Calibri" w:hAnsi="Calibri" w:cs="Calibri"/>
+          <w:b/>
+          <w:bCs/>
+          <w:sz w:val="34"/>
+          <w:szCs w:val="34"/>
+        </w:rPr>
+        <w:t>call&lt;T</w:t>
+      </w:r>
+      <w:proofErr w:type="gramStart"/>
+      <w:r>
+        <w:rPr>
+          <w:rFonts w:ascii="Calibri" w:hAnsi="Calibri" w:cs="Calibri"/>
+          <w:b/>
+          <w:bCs/>
+          <w:sz w:val="34"/>
+          <w:szCs w:val="34"/>
+        </w:rPr>
+        <w:t>&gt;(</w:t>
+      </w:r>
+      <w:proofErr w:type="gramEnd"/>
+      <w:r>
+        <w:rPr>
+          <w:rFonts w:ascii="Calibri" w:hAnsi="Calibri" w:cs="Calibri"/>
+          <w:b/>
+          <w:bCs/>
+          <w:sz w:val="34"/>
+          <w:szCs w:val="34"/>
+        </w:rPr>
+        <w:t>){}</w:t>
       </w:r>
     </w:p>
     <w:p>
@@ -28731,6 +29074,7 @@
           <w:sz w:val="34"/>
           <w:szCs w:val="34"/>
         </w:rPr>
+        <w:lastRenderedPageBreak/>
         <w:t>Common in services like Dio service, API service, Database service</w:t>
       </w:r>
     </w:p>
@@ -29161,7 +29505,6 @@
           <w:sz w:val="34"/>
           <w:szCs w:val="34"/>
         </w:rPr>
-        <w:lastRenderedPageBreak/>
         <w:t>class User {</w:t>
       </w:r>
     </w:p>
@@ -29426,6 +29769,7 @@
           <w:sz w:val="34"/>
           <w:szCs w:val="34"/>
         </w:rPr>
+        <w:lastRenderedPageBreak/>
         <w:t xml:space="preserve">  </w:t>
       </w:r>
       <w:proofErr w:type="spellStart"/>
@@ -29711,29 +30055,8 @@
           <w:sz w:val="34"/>
           <w:szCs w:val="34"/>
         </w:rPr>
-        <w:lastRenderedPageBreak/>
-        <w:t xml:space="preserve"># A Singleton class creates only one object for the entire app. Key </w:t>
-      </w:r>
-      <w:proofErr w:type="spellStart"/>
-      <w:proofErr w:type="gramStart"/>
-      <w:r>
-        <w:rPr>
-          <w:rFonts w:ascii="Calibri" w:hAnsi="Calibri" w:cs="Calibri"/>
-          <w:sz w:val="34"/>
-          <w:szCs w:val="34"/>
-        </w:rPr>
-        <w:t>points:</w:t>
-      </w:r>
-      <w:r>
-        <w:rPr>
-          <w:rFonts w:ascii="Calibri" w:hAnsi="Calibri" w:cs="Calibri"/>
-          <w:sz w:val="34"/>
-          <w:szCs w:val="34"/>
-        </w:rPr>
-        <w:t>s</w:t>
-      </w:r>
-      <w:proofErr w:type="spellEnd"/>
-      <w:proofErr w:type="gramEnd"/>
+        <w:t># A Singleton class creates only one object for the entire app. Key points:</w:t>
+      </w:r>
     </w:p>
     <w:p>
       <w:pPr>
@@ -29757,6 +30080,30 @@
         </w:rPr>
         <w:t>Saves memory</w:t>
       </w:r>
+      <w:r>
+        <w:rPr>
+          <w:rFonts w:ascii="Calibri" w:hAnsi="Calibri" w:cs="Calibri"/>
+          <w:sz w:val="34"/>
+          <w:szCs w:val="34"/>
+        </w:rPr>
+        <w:t xml:space="preserve"> and </w:t>
+      </w:r>
+      <w:r>
+        <w:rPr>
+          <w:rFonts w:ascii="Calibri" w:hAnsi="Calibri" w:cs="Calibri"/>
+          <w:sz w:val="34"/>
+          <w:szCs w:val="34"/>
+        </w:rPr>
+        <w:t>shared</w:t>
+      </w:r>
+      <w:r>
+        <w:rPr>
+          <w:rFonts w:ascii="Calibri" w:hAnsi="Calibri" w:cs="Calibri"/>
+          <w:sz w:val="34"/>
+          <w:szCs w:val="34"/>
+        </w:rPr>
+        <w:t xml:space="preserve"> globally</w:t>
+      </w:r>
     </w:p>
     <w:p>
       <w:pPr>
@@ -29778,29 +30125,6 @@
           <w:sz w:val="34"/>
           <w:szCs w:val="34"/>
         </w:rPr>
-        <w:t>Shared globally</w:t>
-      </w:r>
-    </w:p>
-    <w:p>
-      <w:pPr>
-        <w:pStyle w:val="ListParagraph"/>
-        <w:numPr>
-          <w:ilvl w:val="0"/>
-          <w:numId w:val="20"/>
-        </w:numPr>
-        <w:jc w:val="both"/>
-        <w:rPr>
-          <w:rFonts w:ascii="Calibri" w:hAnsi="Calibri" w:cs="Calibri"/>
-          <w:sz w:val="34"/>
-          <w:szCs w:val="34"/>
-        </w:rPr>
-      </w:pPr>
-      <w:r>
-        <w:rPr>
-          <w:rFonts w:ascii="Calibri" w:hAnsi="Calibri" w:cs="Calibri"/>
-          <w:sz w:val="34"/>
-          <w:szCs w:val="34"/>
-        </w:rPr>
         <w:t>Common in services like</w:t>
       </w:r>
       <w:r>
@@ -30089,6 +30413,7 @@
           <w:sz w:val="30"/>
           <w:szCs w:val="30"/>
         </w:rPr>
+        <w:lastRenderedPageBreak/>
         <w:t xml:space="preserve">   ↓</w:t>
       </w:r>
     </w:p>
@@ -30147,7 +30472,23 @@
           <w:sz w:val="34"/>
           <w:szCs w:val="34"/>
         </w:rPr>
-        <w:t xml:space="preserve"> constructor</w:t>
+        <w:t xml:space="preserve"> </w:t>
+      </w:r>
+      <w:r>
+        <w:rPr>
+          <w:rFonts w:ascii="Calibri" w:hAnsi="Calibri" w:cs="Calibri"/>
+          <w:sz w:val="34"/>
+          <w:szCs w:val="34"/>
+        </w:rPr>
+        <w:t xml:space="preserve">unnamed (or default) </w:t>
+      </w:r>
+      <w:r>
+        <w:rPr>
+          <w:rFonts w:ascii="Calibri" w:hAnsi="Calibri" w:cs="Calibri"/>
+          <w:sz w:val="34"/>
+          <w:szCs w:val="34"/>
+        </w:rPr>
+        <w:t>constructor</w:t>
       </w:r>
     </w:p>
     <w:p>
@@ -30468,7 +30809,6 @@
           <w:sz w:val="34"/>
           <w:szCs w:val="34"/>
         </w:rPr>
-        <w:lastRenderedPageBreak/>
         <w:t xml:space="preserve"># Or </w:t>
       </w:r>
       <w:r>
@@ -30970,6 +31310,7 @@
           <w:sz w:val="34"/>
           <w:szCs w:val="34"/>
         </w:rPr>
+        <w:lastRenderedPageBreak/>
         <w:t># Lastly, Singleton is not a global variable or global state everywhere, it is a controlled shared instance and centralized lifecycle</w:t>
       </w:r>
     </w:p>
@@ -31184,7 +31525,6 @@
           <w:sz w:val="34"/>
           <w:szCs w:val="34"/>
         </w:rPr>
-        <w:lastRenderedPageBreak/>
         <w:t xml:space="preserve">class </w:t>
       </w:r>
       <w:proofErr w:type="spellStart"/>
@@ -31566,6 +31906,7 @@
           <w:sz w:val="34"/>
           <w:szCs w:val="34"/>
         </w:rPr>
+        <w:lastRenderedPageBreak/>
         <w:t>Important Info:</w:t>
       </w:r>
     </w:p>
@@ -31748,7 +32089,6 @@
           <w:sz w:val="34"/>
           <w:szCs w:val="34"/>
         </w:rPr>
-        <w:lastRenderedPageBreak/>
         <w:t># INFO-4, instead use</w:t>
       </w:r>
       <w:r>
@@ -35493,7 +35833,6 @@
   <w:style w:type="character" w:default="1" w:styleId="DefaultParagraphFont">
     <w:name w:val="Default Paragraph Font"/>
     <w:uiPriority w:val="1"/>
-    <w:semiHidden/>
     <w:unhideWhenUsed/>
   </w:style>
   <w:style w:type="table" w:default="1" w:styleId="TableNormal">

--- a/d4_dart_oop.docx
+++ b/d4_dart_oop.docx
@@ -59,8 +59,18 @@
           <w:sz w:val="32"/>
           <w:szCs w:val="32"/>
         </w:rPr>
-        <w:t>……..</w:t>
-      </w:r>
+        <w:t>…</w:t>
+      </w:r>
+      <w:proofErr w:type="gramStart"/>
+      <w:r>
+        <w:rPr>
+          <w:rFonts w:cs="Calibri"/>
+          <w:sz w:val="32"/>
+          <w:szCs w:val="32"/>
+        </w:rPr>
+        <w:t>…..</w:t>
+      </w:r>
+      <w:proofErr w:type="gramEnd"/>
       <w:r>
         <w:rPr>
           <w:rFonts w:cs="Calibri"/>
@@ -192,15 +202,33 @@
           <w:sz w:val="32"/>
           <w:szCs w:val="32"/>
         </w:rPr>
-        <w:t xml:space="preserve"> (Named Constructor)</w:t>
-      </w:r>
-      <w:r>
-        <w:rPr>
-          <w:rFonts w:cs="Calibri"/>
-          <w:sz w:val="32"/>
-          <w:szCs w:val="32"/>
-        </w:rPr>
-        <w:t>……………</w:t>
+        <w:t xml:space="preserve"> (Named </w:t>
+      </w:r>
+      <w:proofErr w:type="gramStart"/>
+      <w:r>
+        <w:rPr>
+          <w:rFonts w:cs="Calibri"/>
+          <w:sz w:val="32"/>
+          <w:szCs w:val="32"/>
+        </w:rPr>
+        <w:t>Constructor)</w:t>
+      </w:r>
+      <w:r>
+        <w:rPr>
+          <w:rFonts w:cs="Calibri"/>
+          <w:sz w:val="32"/>
+          <w:szCs w:val="32"/>
+        </w:rPr>
+        <w:t>…</w:t>
+      </w:r>
+      <w:proofErr w:type="gramEnd"/>
+      <w:r>
+        <w:rPr>
+          <w:rFonts w:cs="Calibri"/>
+          <w:sz w:val="32"/>
+          <w:szCs w:val="32"/>
+        </w:rPr>
+        <w:t>…………</w:t>
       </w:r>
       <w:r>
         <w:rPr>
@@ -466,15 +494,33 @@
           <w:sz w:val="32"/>
           <w:szCs w:val="32"/>
         </w:rPr>
-        <w:t>………………………………</w:t>
-      </w:r>
-      <w:r>
-        <w:rPr>
-          <w:rFonts w:cs="Calibri"/>
-          <w:sz w:val="32"/>
-          <w:szCs w:val="32"/>
-        </w:rPr>
-        <w:t>..10</w:t>
+        <w:t>……………………………</w:t>
+      </w:r>
+      <w:proofErr w:type="gramStart"/>
+      <w:r>
+        <w:rPr>
+          <w:rFonts w:cs="Calibri"/>
+          <w:sz w:val="32"/>
+          <w:szCs w:val="32"/>
+        </w:rPr>
+        <w:t>…</w:t>
+      </w:r>
+      <w:r>
+        <w:rPr>
+          <w:rFonts w:cs="Calibri"/>
+          <w:sz w:val="32"/>
+          <w:szCs w:val="32"/>
+        </w:rPr>
+        <w:t>..</w:t>
+      </w:r>
+      <w:proofErr w:type="gramEnd"/>
+      <w:r>
+        <w:rPr>
+          <w:rFonts w:cs="Calibri"/>
+          <w:sz w:val="32"/>
+          <w:szCs w:val="32"/>
+        </w:rPr>
+        <w:t>10</w:t>
       </w:r>
     </w:p>
     <w:p>
@@ -513,7 +559,16 @@
           <w:sz w:val="32"/>
           <w:szCs w:val="32"/>
         </w:rPr>
-        <w:t>……</w:t>
+        <w:t>…</w:t>
+      </w:r>
+      <w:proofErr w:type="gramStart"/>
+      <w:r>
+        <w:rPr>
+          <w:rFonts w:cs="Calibri"/>
+          <w:sz w:val="32"/>
+          <w:szCs w:val="32"/>
+        </w:rPr>
+        <w:t>…</w:t>
       </w:r>
       <w:r>
         <w:rPr>
@@ -523,6 +578,7 @@
         </w:rPr>
         <w:t>..</w:t>
       </w:r>
+      <w:proofErr w:type="gramEnd"/>
       <w:r>
         <w:rPr>
           <w:rFonts w:cs="Calibri"/>
@@ -577,7 +633,16 @@
           <w:sz w:val="32"/>
           <w:szCs w:val="32"/>
         </w:rPr>
-        <w:t xml:space="preserve">d &amp; </w:t>
+        <w:t xml:space="preserve">d </w:t>
+      </w:r>
+      <w:proofErr w:type="gramStart"/>
+      <w:r>
+        <w:rPr>
+          <w:rFonts w:cs="Calibri"/>
+          <w:sz w:val="32"/>
+          <w:szCs w:val="32"/>
+        </w:rPr>
+        <w:t xml:space="preserve">&amp; </w:t>
       </w:r>
       <w:r>
         <w:rPr>
@@ -601,6 +666,7 @@
         <w:t>copyWith</w:t>
       </w:r>
       <w:proofErr w:type="spellEnd"/>
+      <w:proofErr w:type="gramEnd"/>
       <w:r>
         <w:rPr>
           <w:rFonts w:cs="Calibri"/>
@@ -795,6 +861,7 @@
         </w:rPr>
         <w:t>………</w:t>
       </w:r>
+      <w:proofErr w:type="gramStart"/>
       <w:r>
         <w:rPr>
           <w:rFonts w:cs="Calibri"/>
@@ -803,6 +870,7 @@
         </w:rPr>
         <w:t>…..</w:t>
       </w:r>
+      <w:proofErr w:type="gramEnd"/>
       <w:r>
         <w:rPr>
           <w:rFonts w:cs="Calibri"/>
@@ -891,6 +959,7 @@
         </w:rPr>
         <w:t>………………………</w:t>
       </w:r>
+      <w:proofErr w:type="gramStart"/>
       <w:r>
         <w:rPr>
           <w:rFonts w:cs="Calibri"/>
@@ -907,6 +976,7 @@
         </w:rPr>
         <w:t>.</w:t>
       </w:r>
+      <w:proofErr w:type="gramEnd"/>
       <w:r>
         <w:rPr>
           <w:rFonts w:cs="Calibri"/>
@@ -943,7 +1013,16 @@
           <w:sz w:val="32"/>
           <w:szCs w:val="32"/>
         </w:rPr>
-        <w:t>Polymorphism in Dart……………………………</w:t>
+        <w:t>Polymorphism in Dart…………………………</w:t>
+      </w:r>
+      <w:proofErr w:type="gramStart"/>
+      <w:r>
+        <w:rPr>
+          <w:rFonts w:cs="Calibri"/>
+          <w:sz w:val="32"/>
+          <w:szCs w:val="32"/>
+        </w:rPr>
+        <w:t>…</w:t>
       </w:r>
       <w:r>
         <w:rPr>
@@ -953,6 +1032,7 @@
         </w:rPr>
         <w:t>..</w:t>
       </w:r>
+      <w:proofErr w:type="gramEnd"/>
       <w:r>
         <w:rPr>
           <w:rFonts w:cs="Calibri"/>
@@ -1031,6 +1111,7 @@
         </w:rPr>
         <w:t>………</w:t>
       </w:r>
+      <w:proofErr w:type="gramStart"/>
       <w:r>
         <w:rPr>
           <w:rFonts w:cs="Calibri"/>
@@ -1039,6 +1120,7 @@
         </w:rPr>
         <w:t>…..</w:t>
       </w:r>
+      <w:proofErr w:type="gramEnd"/>
       <w:r>
         <w:rPr>
           <w:rFonts w:cs="Calibri"/>
@@ -1085,6 +1167,7 @@
         </w:rPr>
         <w:t xml:space="preserve">Creating Class with Type (Generic </w:t>
       </w:r>
+      <w:proofErr w:type="gramStart"/>
       <w:r>
         <w:rPr>
           <w:rFonts w:cs="Calibri"/>
@@ -1107,7 +1190,16 @@
           <w:sz w:val="32"/>
           <w:szCs w:val="32"/>
         </w:rPr>
-        <w:t>……………</w:t>
+        <w:t>…</w:t>
+      </w:r>
+      <w:proofErr w:type="gramEnd"/>
+      <w:r>
+        <w:rPr>
+          <w:rFonts w:cs="Calibri"/>
+          <w:sz w:val="32"/>
+          <w:szCs w:val="32"/>
+        </w:rPr>
+        <w:t>…………</w:t>
       </w:r>
       <w:r>
         <w:rPr>
@@ -1201,8 +1293,18 @@
           <w:sz w:val="32"/>
           <w:szCs w:val="32"/>
         </w:rPr>
-        <w:t>……..</w:t>
-      </w:r>
+        <w:t>…</w:t>
+      </w:r>
+      <w:proofErr w:type="gramStart"/>
+      <w:r>
+        <w:rPr>
+          <w:rFonts w:cs="Calibri"/>
+          <w:sz w:val="32"/>
+          <w:szCs w:val="32"/>
+        </w:rPr>
+        <w:t>…..</w:t>
+      </w:r>
+      <w:proofErr w:type="gramEnd"/>
       <w:r>
         <w:rPr>
           <w:rFonts w:cs="Calibri"/>
@@ -1327,7 +1429,25 @@
           <w:sz w:val="32"/>
           <w:szCs w:val="32"/>
         </w:rPr>
-        <w:t xml:space="preserve"> Classes (Full list)………………………</w:t>
+        <w:t xml:space="preserve"> Classes (Full </w:t>
+      </w:r>
+      <w:proofErr w:type="gramStart"/>
+      <w:r>
+        <w:rPr>
+          <w:rFonts w:cs="Calibri"/>
+          <w:sz w:val="32"/>
+          <w:szCs w:val="32"/>
+        </w:rPr>
+        <w:t>list)…</w:t>
+      </w:r>
+      <w:proofErr w:type="gramEnd"/>
+      <w:r>
+        <w:rPr>
+          <w:rFonts w:cs="Calibri"/>
+          <w:sz w:val="32"/>
+          <w:szCs w:val="32"/>
+        </w:rPr>
+        <w:t>……………………</w:t>
       </w:r>
       <w:r>
         <w:rPr>
@@ -1389,7 +1509,16 @@
           <w:sz w:val="32"/>
           <w:szCs w:val="32"/>
         </w:rPr>
-        <w:t>…………</w:t>
+        <w:t>………</w:t>
+      </w:r>
+      <w:proofErr w:type="gramStart"/>
+      <w:r>
+        <w:rPr>
+          <w:rFonts w:cs="Calibri"/>
+          <w:sz w:val="32"/>
+          <w:szCs w:val="32"/>
+        </w:rPr>
+        <w:t>…</w:t>
       </w:r>
       <w:r>
         <w:rPr>
@@ -1399,6 +1528,7 @@
         </w:rPr>
         <w:t>..</w:t>
       </w:r>
+      <w:proofErr w:type="gramEnd"/>
       <w:r>
         <w:rPr>
           <w:rFonts w:cs="Calibri"/>
@@ -1632,7 +1762,18 @@
           <w:sz w:val="32"/>
           <w:szCs w:val="32"/>
         </w:rPr>
-        <w:t>class_name</w:t>
+        <w:t>class_</w:t>
+      </w:r>
+      <w:proofErr w:type="gramStart"/>
+      <w:r>
+        <w:rPr>
+          <w:rFonts w:cs="Calibri"/>
+          <w:b/>
+          <w:bCs/>
+          <w:sz w:val="32"/>
+          <w:szCs w:val="32"/>
+        </w:rPr>
+        <w:t>name</w:t>
       </w:r>
       <w:proofErr w:type="spellEnd"/>
       <w:r>
@@ -1643,7 +1784,18 @@
           <w:sz w:val="32"/>
           <w:szCs w:val="32"/>
         </w:rPr>
-        <w:t>();</w:t>
+        <w:t>(</w:t>
+      </w:r>
+      <w:proofErr w:type="gramEnd"/>
+      <w:r>
+        <w:rPr>
+          <w:rFonts w:cs="Calibri"/>
+          <w:b/>
+          <w:bCs/>
+          <w:sz w:val="32"/>
+          <w:szCs w:val="32"/>
+        </w:rPr>
+        <w:t>);</w:t>
       </w:r>
     </w:p>
     <w:p>
@@ -1832,6 +1984,7 @@
         <w:t xml:space="preserve">  void </w:t>
       </w:r>
       <w:proofErr w:type="spellStart"/>
+      <w:proofErr w:type="gramStart"/>
       <w:r>
         <w:rPr>
           <w:rFonts w:cs="Calibri"/>
@@ -1853,31 +2006,67 @@
           <w:sz w:val="32"/>
           <w:szCs w:val="32"/>
         </w:rPr>
-        <w:t>() {</w:t>
-      </w:r>
-    </w:p>
-    <w:p>
-      <w:pPr>
-        <w:jc w:val="both"/>
-        <w:rPr>
-          <w:rFonts w:cs="Calibri"/>
-          <w:b/>
-          <w:bCs/>
-          <w:color w:val="D86DCB" w:themeColor="accent5" w:themeTint="99"/>
-          <w:sz w:val="32"/>
-          <w:szCs w:val="32"/>
-        </w:rPr>
-      </w:pPr>
-      <w:r>
-        <w:rPr>
-          <w:rFonts w:cs="Calibri"/>
-          <w:b/>
-          <w:bCs/>
-          <w:color w:val="D86DCB" w:themeColor="accent5" w:themeTint="99"/>
-          <w:sz w:val="32"/>
-          <w:szCs w:val="32"/>
-        </w:rPr>
-        <w:t xml:space="preserve">    print('Name: $</w:t>
+        <w:t>(</w:t>
+      </w:r>
+      <w:proofErr w:type="gramEnd"/>
+      <w:r>
+        <w:rPr>
+          <w:rFonts w:cs="Calibri"/>
+          <w:b/>
+          <w:bCs/>
+          <w:color w:val="D86DCB" w:themeColor="accent5" w:themeTint="99"/>
+          <w:sz w:val="32"/>
+          <w:szCs w:val="32"/>
+        </w:rPr>
+        <w:t>) {</w:t>
+      </w:r>
+    </w:p>
+    <w:p>
+      <w:pPr>
+        <w:jc w:val="both"/>
+        <w:rPr>
+          <w:rFonts w:cs="Calibri"/>
+          <w:b/>
+          <w:bCs/>
+          <w:color w:val="D86DCB" w:themeColor="accent5" w:themeTint="99"/>
+          <w:sz w:val="32"/>
+          <w:szCs w:val="32"/>
+        </w:rPr>
+      </w:pPr>
+      <w:r>
+        <w:rPr>
+          <w:rFonts w:cs="Calibri"/>
+          <w:b/>
+          <w:bCs/>
+          <w:color w:val="D86DCB" w:themeColor="accent5" w:themeTint="99"/>
+          <w:sz w:val="32"/>
+          <w:szCs w:val="32"/>
+        </w:rPr>
+        <w:t xml:space="preserve">    </w:t>
+      </w:r>
+      <w:proofErr w:type="gramStart"/>
+      <w:r>
+        <w:rPr>
+          <w:rFonts w:cs="Calibri"/>
+          <w:b/>
+          <w:bCs/>
+          <w:color w:val="D86DCB" w:themeColor="accent5" w:themeTint="99"/>
+          <w:sz w:val="32"/>
+          <w:szCs w:val="32"/>
+        </w:rPr>
+        <w:t>print(</w:t>
+      </w:r>
+      <w:proofErr w:type="gramEnd"/>
+      <w:r>
+        <w:rPr>
+          <w:rFonts w:cs="Calibri"/>
+          <w:b/>
+          <w:bCs/>
+          <w:color w:val="D86DCB" w:themeColor="accent5" w:themeTint="99"/>
+          <w:sz w:val="32"/>
+          <w:szCs w:val="32"/>
+        </w:rPr>
+        <w:t>'Name: $</w:t>
       </w:r>
       <w:proofErr w:type="spellStart"/>
       <w:r>
@@ -1997,7 +2186,31 @@
           <w:sz w:val="32"/>
           <w:szCs w:val="32"/>
         </w:rPr>
-        <w:t xml:space="preserve">  Student student1 = Student();</w:t>
+        <w:t xml:space="preserve">  Student student1 = </w:t>
+      </w:r>
+      <w:proofErr w:type="gramStart"/>
+      <w:r>
+        <w:rPr>
+          <w:rFonts w:cs="Calibri"/>
+          <w:b/>
+          <w:bCs/>
+          <w:color w:val="D86DCB" w:themeColor="accent5" w:themeTint="99"/>
+          <w:sz w:val="32"/>
+          <w:szCs w:val="32"/>
+        </w:rPr>
+        <w:t>Student(</w:t>
+      </w:r>
+      <w:proofErr w:type="gramEnd"/>
+      <w:r>
+        <w:rPr>
+          <w:rFonts w:cs="Calibri"/>
+          <w:b/>
+          <w:bCs/>
+          <w:color w:val="D86DCB" w:themeColor="accent5" w:themeTint="99"/>
+          <w:sz w:val="32"/>
+          <w:szCs w:val="32"/>
+        </w:rPr>
+        <w:t>);</w:t>
       </w:r>
     </w:p>
     <w:p>
@@ -2144,7 +2357,31 @@
           <w:szCs w:val="32"/>
         </w:rPr>
         <w:lastRenderedPageBreak/>
-        <w:t xml:space="preserve">  print('Name: ${student1.studentName}');</w:t>
+        <w:t xml:space="preserve">  </w:t>
+      </w:r>
+      <w:proofErr w:type="gramStart"/>
+      <w:r>
+        <w:rPr>
+          <w:rFonts w:cs="Calibri"/>
+          <w:b/>
+          <w:bCs/>
+          <w:color w:val="D86DCB" w:themeColor="accent5" w:themeTint="99"/>
+          <w:sz w:val="32"/>
+          <w:szCs w:val="32"/>
+        </w:rPr>
+        <w:t>print(</w:t>
+      </w:r>
+      <w:proofErr w:type="gramEnd"/>
+      <w:r>
+        <w:rPr>
+          <w:rFonts w:cs="Calibri"/>
+          <w:b/>
+          <w:bCs/>
+          <w:color w:val="D86DCB" w:themeColor="accent5" w:themeTint="99"/>
+          <w:sz w:val="32"/>
+          <w:szCs w:val="32"/>
+        </w:rPr>
+        <w:t>'Name: ${student1.studentName}');</w:t>
       </w:r>
     </w:p>
     <w:p>
@@ -2471,6 +2708,7 @@
         </w:rPr>
       </w:pPr>
       <w:proofErr w:type="spellStart"/>
+      <w:proofErr w:type="gramStart"/>
       <w:r>
         <w:rPr>
           <w:rFonts w:cs="Calibri"/>
@@ -2482,6 +2720,7 @@
         <w:t>this.property</w:t>
       </w:r>
       <w:proofErr w:type="spellEnd"/>
+      <w:proofErr w:type="gramEnd"/>
       <w:r>
         <w:rPr>
           <w:rFonts w:cs="Calibri"/>
@@ -2862,6 +3101,7 @@
         <w:t xml:space="preserve">  Mobile ({required </w:t>
       </w:r>
       <w:proofErr w:type="spellStart"/>
+      <w:proofErr w:type="gramStart"/>
       <w:r>
         <w:rPr>
           <w:rFonts w:cs="Calibri"/>
@@ -2874,6 +3114,7 @@
         <w:t>this.year</w:t>
       </w:r>
       <w:proofErr w:type="spellEnd"/>
+      <w:proofErr w:type="gramEnd"/>
       <w:r>
         <w:rPr>
           <w:rFonts w:cs="Calibri"/>
@@ -2979,7 +3220,31 @@
           <w:sz w:val="32"/>
           <w:szCs w:val="32"/>
         </w:rPr>
-        <w:t xml:space="preserve">    print('Mobile Charging...');</w:t>
+        <w:t xml:space="preserve">    </w:t>
+      </w:r>
+      <w:proofErr w:type="gramStart"/>
+      <w:r>
+        <w:rPr>
+          <w:rFonts w:cs="Calibri"/>
+          <w:b/>
+          <w:bCs/>
+          <w:color w:val="D86DCB" w:themeColor="accent5" w:themeTint="99"/>
+          <w:sz w:val="32"/>
+          <w:szCs w:val="32"/>
+        </w:rPr>
+        <w:t>print(</w:t>
+      </w:r>
+      <w:proofErr w:type="gramEnd"/>
+      <w:r>
+        <w:rPr>
+          <w:rFonts w:cs="Calibri"/>
+          <w:b/>
+          <w:bCs/>
+          <w:color w:val="D86DCB" w:themeColor="accent5" w:themeTint="99"/>
+          <w:sz w:val="32"/>
+          <w:szCs w:val="32"/>
+        </w:rPr>
+        <w:t>'Mobile Charging...');</w:t>
       </w:r>
     </w:p>
     <w:p>
@@ -3051,7 +3316,31 @@
           <w:sz w:val="32"/>
           <w:szCs w:val="32"/>
         </w:rPr>
-        <w:t xml:space="preserve">    print('Mobile Unlocked...');</w:t>
+        <w:t xml:space="preserve">    </w:t>
+      </w:r>
+      <w:proofErr w:type="gramStart"/>
+      <w:r>
+        <w:rPr>
+          <w:rFonts w:cs="Calibri"/>
+          <w:b/>
+          <w:bCs/>
+          <w:color w:val="D86DCB" w:themeColor="accent5" w:themeTint="99"/>
+          <w:sz w:val="32"/>
+          <w:szCs w:val="32"/>
+        </w:rPr>
+        <w:t>print(</w:t>
+      </w:r>
+      <w:proofErr w:type="gramEnd"/>
+      <w:r>
+        <w:rPr>
+          <w:rFonts w:cs="Calibri"/>
+          <w:b/>
+          <w:bCs/>
+          <w:color w:val="D86DCB" w:themeColor="accent5" w:themeTint="99"/>
+          <w:sz w:val="32"/>
+          <w:szCs w:val="32"/>
+        </w:rPr>
+        <w:t>'Mobile Unlocked...');</w:t>
       </w:r>
     </w:p>
     <w:p>
@@ -3171,7 +3460,31 @@
           <w:sz w:val="32"/>
           <w:szCs w:val="32"/>
         </w:rPr>
-        <w:t xml:space="preserve"> = Mobile(year: 2016,modelName: 'iPhone x',</w:t>
+        <w:t xml:space="preserve"> = </w:t>
+      </w:r>
+      <w:proofErr w:type="gramStart"/>
+      <w:r>
+        <w:rPr>
+          <w:rFonts w:cs="Calibri"/>
+          <w:b/>
+          <w:bCs/>
+          <w:color w:val="D86DCB" w:themeColor="accent5" w:themeTint="99"/>
+          <w:sz w:val="32"/>
+          <w:szCs w:val="32"/>
+        </w:rPr>
+        <w:t>Mobile(</w:t>
+      </w:r>
+      <w:proofErr w:type="gramEnd"/>
+      <w:r>
+        <w:rPr>
+          <w:rFonts w:cs="Calibri"/>
+          <w:b/>
+          <w:bCs/>
+          <w:color w:val="D86DCB" w:themeColor="accent5" w:themeTint="99"/>
+          <w:sz w:val="32"/>
+          <w:szCs w:val="32"/>
+        </w:rPr>
+        <w:t>year: 2016,modelName: 'iPhone x',</w:t>
       </w:r>
       <w:proofErr w:type="spellStart"/>
       <w:r>
@@ -3219,7 +3532,31 @@
           <w:sz w:val="32"/>
           <w:szCs w:val="32"/>
         </w:rPr>
-        <w:t xml:space="preserve">  print('Model Name: ${</w:t>
+        <w:t xml:space="preserve">  </w:t>
+      </w:r>
+      <w:proofErr w:type="gramStart"/>
+      <w:r>
+        <w:rPr>
+          <w:rFonts w:cs="Calibri"/>
+          <w:b/>
+          <w:bCs/>
+          <w:color w:val="D86DCB" w:themeColor="accent5" w:themeTint="99"/>
+          <w:sz w:val="32"/>
+          <w:szCs w:val="32"/>
+        </w:rPr>
+        <w:t>print(</w:t>
+      </w:r>
+      <w:proofErr w:type="gramEnd"/>
+      <w:r>
+        <w:rPr>
+          <w:rFonts w:cs="Calibri"/>
+          <w:b/>
+          <w:bCs/>
+          <w:color w:val="D86DCB" w:themeColor="accent5" w:themeTint="99"/>
+          <w:sz w:val="32"/>
+          <w:szCs w:val="32"/>
+        </w:rPr>
+        <w:t>'Model Name: ${</w:t>
       </w:r>
       <w:proofErr w:type="spellStart"/>
       <w:r>
@@ -3294,6 +3631,7 @@
         <w:t xml:space="preserve">  </w:t>
       </w:r>
       <w:proofErr w:type="spellStart"/>
+      <w:proofErr w:type="gramStart"/>
       <w:r>
         <w:rPr>
           <w:rFonts w:cs="Calibri"/>
@@ -3306,6 +3644,7 @@
         <w:t>iphone.unlock</w:t>
       </w:r>
       <w:proofErr w:type="spellEnd"/>
+      <w:proofErr w:type="gramEnd"/>
       <w:r>
         <w:rPr>
           <w:rFonts w:cs="Calibri"/>
@@ -3540,7 +3879,16 @@
           <w:sz w:val="32"/>
           <w:szCs w:val="32"/>
         </w:rPr>
-        <w:t xml:space="preserve"> syntax and assign the values using colon</w:t>
+        <w:t xml:space="preserve"> syntax and assign the values using </w:t>
+      </w:r>
+      <w:proofErr w:type="gramStart"/>
+      <w:r>
+        <w:rPr>
+          <w:rFonts w:cs="Calibri"/>
+          <w:sz w:val="32"/>
+          <w:szCs w:val="32"/>
+        </w:rPr>
+        <w:t>colon</w:t>
       </w:r>
       <w:r>
         <w:rPr>
@@ -3552,6 +3900,7 @@
         </w:rPr>
         <w:t xml:space="preserve"> :</w:t>
       </w:r>
+      <w:proofErr w:type="gramEnd"/>
       <w:r>
         <w:rPr>
           <w:rFonts w:cs="Calibri"/>
@@ -3688,9 +4037,22 @@
           <w:sz w:val="32"/>
           <w:szCs w:val="32"/>
         </w:rPr>
-        <w:t xml:space="preserve">  Size(</w:t>
+        <w:t xml:space="preserve">  </w:t>
+      </w:r>
+      <w:proofErr w:type="gramStart"/>
+      <w:r>
+        <w:rPr>
+          <w:rFonts w:cs="Calibri"/>
+          <w:b/>
+          <w:bCs/>
+          <w:color w:val="D86DCB" w:themeColor="accent5" w:themeTint="99"/>
+          <w:sz w:val="32"/>
+          <w:szCs w:val="32"/>
+        </w:rPr>
+        <w:t>Size(</w:t>
       </w:r>
       <w:proofErr w:type="spellStart"/>
+      <w:proofErr w:type="gramEnd"/>
       <w:r>
         <w:rPr>
           <w:rFonts w:cs="Calibri"/>
@@ -3859,6 +4221,7 @@
         <w:t xml:space="preserve">  void </w:t>
       </w:r>
       <w:proofErr w:type="spellStart"/>
+      <w:proofErr w:type="gramStart"/>
       <w:r>
         <w:rPr>
           <w:rFonts w:cs="Calibri"/>
@@ -3880,7 +4243,19 @@
           <w:sz w:val="32"/>
           <w:szCs w:val="32"/>
         </w:rPr>
-        <w:t>() =&gt; print('height: $height, width: $width');</w:t>
+        <w:t>(</w:t>
+      </w:r>
+      <w:proofErr w:type="gramEnd"/>
+      <w:r>
+        <w:rPr>
+          <w:rFonts w:cs="Calibri"/>
+          <w:b/>
+          <w:bCs/>
+          <w:color w:val="D86DCB" w:themeColor="accent5" w:themeTint="99"/>
+          <w:sz w:val="32"/>
+          <w:szCs w:val="32"/>
+        </w:rPr>
+        <w:t>) =&gt; print('height: $height, width: $width');</w:t>
       </w:r>
     </w:p>
     <w:p>
@@ -3952,7 +4327,31 @@
           <w:sz w:val="32"/>
           <w:szCs w:val="32"/>
         </w:rPr>
-        <w:t xml:space="preserve">  final Size rectangle = Size(10, 15);</w:t>
+        <w:t xml:space="preserve">  final Size rectangle = </w:t>
+      </w:r>
+      <w:proofErr w:type="gramStart"/>
+      <w:r>
+        <w:rPr>
+          <w:rFonts w:cs="Calibri"/>
+          <w:b/>
+          <w:bCs/>
+          <w:color w:val="D86DCB" w:themeColor="accent5" w:themeTint="99"/>
+          <w:sz w:val="32"/>
+          <w:szCs w:val="32"/>
+        </w:rPr>
+        <w:t>Size(</w:t>
+      </w:r>
+      <w:proofErr w:type="gramEnd"/>
+      <w:r>
+        <w:rPr>
+          <w:rFonts w:cs="Calibri"/>
+          <w:b/>
+          <w:bCs/>
+          <w:color w:val="D86DCB" w:themeColor="accent5" w:themeTint="99"/>
+          <w:sz w:val="32"/>
+          <w:szCs w:val="32"/>
+        </w:rPr>
+        <w:t>10, 15);</w:t>
       </w:r>
     </w:p>
     <w:p>
@@ -3979,6 +4378,7 @@
         <w:t xml:space="preserve">  </w:t>
       </w:r>
       <w:proofErr w:type="spellStart"/>
+      <w:proofErr w:type="gramStart"/>
       <w:r>
         <w:rPr>
           <w:rFonts w:cs="Calibri"/>
@@ -3991,6 +4391,7 @@
         <w:t>rectangle.printSize</w:t>
       </w:r>
       <w:proofErr w:type="spellEnd"/>
+      <w:proofErr w:type="gramEnd"/>
       <w:r>
         <w:rPr>
           <w:rFonts w:cs="Calibri"/>
@@ -4075,6 +4476,7 @@
         <w:t xml:space="preserve">  </w:t>
       </w:r>
       <w:proofErr w:type="spellStart"/>
+      <w:proofErr w:type="gramStart"/>
       <w:r>
         <w:rPr>
           <w:rFonts w:cs="Calibri"/>
@@ -4087,6 +4489,7 @@
         <w:t>square.printSize</w:t>
       </w:r>
       <w:proofErr w:type="spellEnd"/>
+      <w:proofErr w:type="gramEnd"/>
       <w:r>
         <w:rPr>
           <w:rFonts w:cs="Calibri"/>
@@ -4437,31 +4840,79 @@
           <w:sz w:val="32"/>
           <w:szCs w:val="32"/>
         </w:rPr>
-        <w:t xml:space="preserve">  Animal({required this.name});</w:t>
-      </w:r>
-    </w:p>
-    <w:p>
-      <w:pPr>
-        <w:jc w:val="both"/>
-        <w:rPr>
-          <w:rFonts w:cs="Calibri"/>
-          <w:b/>
-          <w:bCs/>
-          <w:color w:val="D86DCB" w:themeColor="accent5" w:themeTint="99"/>
-          <w:sz w:val="32"/>
-          <w:szCs w:val="32"/>
-        </w:rPr>
-      </w:pPr>
-      <w:r>
-        <w:rPr>
-          <w:rFonts w:cs="Calibri"/>
-          <w:b/>
-          <w:bCs/>
-          <w:color w:val="D86DCB" w:themeColor="accent5" w:themeTint="99"/>
-          <w:sz w:val="32"/>
-          <w:szCs w:val="32"/>
-        </w:rPr>
-        <w:t xml:space="preserve">  static void test() {</w:t>
+        <w:t xml:space="preserve">  </w:t>
+      </w:r>
+      <w:proofErr w:type="gramStart"/>
+      <w:r>
+        <w:rPr>
+          <w:rFonts w:cs="Calibri"/>
+          <w:b/>
+          <w:bCs/>
+          <w:color w:val="D86DCB" w:themeColor="accent5" w:themeTint="99"/>
+          <w:sz w:val="32"/>
+          <w:szCs w:val="32"/>
+        </w:rPr>
+        <w:t>Animal(</w:t>
+      </w:r>
+      <w:proofErr w:type="gramEnd"/>
+      <w:r>
+        <w:rPr>
+          <w:rFonts w:cs="Calibri"/>
+          <w:b/>
+          <w:bCs/>
+          <w:color w:val="D86DCB" w:themeColor="accent5" w:themeTint="99"/>
+          <w:sz w:val="32"/>
+          <w:szCs w:val="32"/>
+        </w:rPr>
+        <w:t>{required this.name});</w:t>
+      </w:r>
+    </w:p>
+    <w:p>
+      <w:pPr>
+        <w:jc w:val="both"/>
+        <w:rPr>
+          <w:rFonts w:cs="Calibri"/>
+          <w:b/>
+          <w:bCs/>
+          <w:color w:val="D86DCB" w:themeColor="accent5" w:themeTint="99"/>
+          <w:sz w:val="32"/>
+          <w:szCs w:val="32"/>
+        </w:rPr>
+      </w:pPr>
+      <w:r>
+        <w:rPr>
+          <w:rFonts w:cs="Calibri"/>
+          <w:b/>
+          <w:bCs/>
+          <w:color w:val="D86DCB" w:themeColor="accent5" w:themeTint="99"/>
+          <w:sz w:val="32"/>
+          <w:szCs w:val="32"/>
+        </w:rPr>
+        <w:t xml:space="preserve">  static void </w:t>
+      </w:r>
+      <w:proofErr w:type="gramStart"/>
+      <w:r>
+        <w:rPr>
+          <w:rFonts w:cs="Calibri"/>
+          <w:b/>
+          <w:bCs/>
+          <w:color w:val="D86DCB" w:themeColor="accent5" w:themeTint="99"/>
+          <w:sz w:val="32"/>
+          <w:szCs w:val="32"/>
+        </w:rPr>
+        <w:t>test(</w:t>
+      </w:r>
+      <w:proofErr w:type="gramEnd"/>
+      <w:r>
+        <w:rPr>
+          <w:rFonts w:cs="Calibri"/>
+          <w:b/>
+          <w:bCs/>
+          <w:color w:val="D86DCB" w:themeColor="accent5" w:themeTint="99"/>
+          <w:sz w:val="32"/>
+          <w:szCs w:val="32"/>
+        </w:rPr>
+        <w:t>) {</w:t>
       </w:r>
     </w:p>
     <w:p>
@@ -4581,55 +5032,127 @@
           <w:sz w:val="32"/>
           <w:szCs w:val="32"/>
         </w:rPr>
-        <w:t xml:space="preserve">  Animal dog = Animal(name: 'Tom');</w:t>
-      </w:r>
-    </w:p>
-    <w:p>
-      <w:pPr>
-        <w:jc w:val="both"/>
-        <w:rPr>
-          <w:rFonts w:cs="Calibri"/>
-          <w:b/>
-          <w:bCs/>
-          <w:color w:val="D86DCB" w:themeColor="accent5" w:themeTint="99"/>
-          <w:sz w:val="32"/>
-          <w:szCs w:val="32"/>
-        </w:rPr>
-      </w:pPr>
-      <w:r>
-        <w:rPr>
-          <w:rFonts w:cs="Calibri"/>
-          <w:b/>
-          <w:bCs/>
-          <w:color w:val="D86DCB" w:themeColor="accent5" w:themeTint="99"/>
-          <w:sz w:val="32"/>
-          <w:szCs w:val="32"/>
-        </w:rPr>
-        <w:t xml:space="preserve">  print('Animal Name: ${dog.name}');</w:t>
-      </w:r>
-    </w:p>
-    <w:p>
-      <w:pPr>
-        <w:jc w:val="both"/>
-        <w:rPr>
-          <w:rFonts w:cs="Calibri"/>
-          <w:b/>
-          <w:bCs/>
-          <w:color w:val="D86DCB" w:themeColor="accent5" w:themeTint="99"/>
-          <w:sz w:val="32"/>
-          <w:szCs w:val="32"/>
-        </w:rPr>
-      </w:pPr>
-      <w:r>
-        <w:rPr>
-          <w:rFonts w:cs="Calibri"/>
-          <w:b/>
-          <w:bCs/>
-          <w:color w:val="D86DCB" w:themeColor="accent5" w:themeTint="99"/>
-          <w:sz w:val="32"/>
-          <w:szCs w:val="32"/>
-        </w:rPr>
-        <w:t xml:space="preserve">  print('Class Name: ${</w:t>
+        <w:t xml:space="preserve">  Animal dog = </w:t>
+      </w:r>
+      <w:proofErr w:type="gramStart"/>
+      <w:r>
+        <w:rPr>
+          <w:rFonts w:cs="Calibri"/>
+          <w:b/>
+          <w:bCs/>
+          <w:color w:val="D86DCB" w:themeColor="accent5" w:themeTint="99"/>
+          <w:sz w:val="32"/>
+          <w:szCs w:val="32"/>
+        </w:rPr>
+        <w:t>Animal(</w:t>
+      </w:r>
+      <w:proofErr w:type="gramEnd"/>
+      <w:r>
+        <w:rPr>
+          <w:rFonts w:cs="Calibri"/>
+          <w:b/>
+          <w:bCs/>
+          <w:color w:val="D86DCB" w:themeColor="accent5" w:themeTint="99"/>
+          <w:sz w:val="32"/>
+          <w:szCs w:val="32"/>
+        </w:rPr>
+        <w:t>name: 'Tom');</w:t>
+      </w:r>
+    </w:p>
+    <w:p>
+      <w:pPr>
+        <w:jc w:val="both"/>
+        <w:rPr>
+          <w:rFonts w:cs="Calibri"/>
+          <w:b/>
+          <w:bCs/>
+          <w:color w:val="D86DCB" w:themeColor="accent5" w:themeTint="99"/>
+          <w:sz w:val="32"/>
+          <w:szCs w:val="32"/>
+        </w:rPr>
+      </w:pPr>
+      <w:r>
+        <w:rPr>
+          <w:rFonts w:cs="Calibri"/>
+          <w:b/>
+          <w:bCs/>
+          <w:color w:val="D86DCB" w:themeColor="accent5" w:themeTint="99"/>
+          <w:sz w:val="32"/>
+          <w:szCs w:val="32"/>
+        </w:rPr>
+        <w:t xml:space="preserve">  </w:t>
+      </w:r>
+      <w:proofErr w:type="gramStart"/>
+      <w:r>
+        <w:rPr>
+          <w:rFonts w:cs="Calibri"/>
+          <w:b/>
+          <w:bCs/>
+          <w:color w:val="D86DCB" w:themeColor="accent5" w:themeTint="99"/>
+          <w:sz w:val="32"/>
+          <w:szCs w:val="32"/>
+        </w:rPr>
+        <w:t>print(</w:t>
+      </w:r>
+      <w:proofErr w:type="gramEnd"/>
+      <w:r>
+        <w:rPr>
+          <w:rFonts w:cs="Calibri"/>
+          <w:b/>
+          <w:bCs/>
+          <w:color w:val="D86DCB" w:themeColor="accent5" w:themeTint="99"/>
+          <w:sz w:val="32"/>
+          <w:szCs w:val="32"/>
+        </w:rPr>
+        <w:t>'Animal Name: ${dog.name}');</w:t>
+      </w:r>
+    </w:p>
+    <w:p>
+      <w:pPr>
+        <w:jc w:val="both"/>
+        <w:rPr>
+          <w:rFonts w:cs="Calibri"/>
+          <w:b/>
+          <w:bCs/>
+          <w:color w:val="D86DCB" w:themeColor="accent5" w:themeTint="99"/>
+          <w:sz w:val="32"/>
+          <w:szCs w:val="32"/>
+        </w:rPr>
+      </w:pPr>
+      <w:r>
+        <w:rPr>
+          <w:rFonts w:cs="Calibri"/>
+          <w:b/>
+          <w:bCs/>
+          <w:color w:val="D86DCB" w:themeColor="accent5" w:themeTint="99"/>
+          <w:sz w:val="32"/>
+          <w:szCs w:val="32"/>
+        </w:rPr>
+        <w:t xml:space="preserve">  </w:t>
+      </w:r>
+      <w:proofErr w:type="gramStart"/>
+      <w:r>
+        <w:rPr>
+          <w:rFonts w:cs="Calibri"/>
+          <w:b/>
+          <w:bCs/>
+          <w:color w:val="D86DCB" w:themeColor="accent5" w:themeTint="99"/>
+          <w:sz w:val="32"/>
+          <w:szCs w:val="32"/>
+        </w:rPr>
+        <w:t>print(</w:t>
+      </w:r>
+      <w:proofErr w:type="gramEnd"/>
+      <w:r>
+        <w:rPr>
+          <w:rFonts w:cs="Calibri"/>
+          <w:b/>
+          <w:bCs/>
+          <w:color w:val="D86DCB" w:themeColor="accent5" w:themeTint="99"/>
+          <w:sz w:val="32"/>
+          <w:szCs w:val="32"/>
+        </w:rPr>
+        <w:t>'Class Name: ${</w:t>
       </w:r>
       <w:proofErr w:type="spellStart"/>
       <w:r>
@@ -5321,7 +5844,31 @@
           <w:sz w:val="32"/>
           <w:szCs w:val="32"/>
         </w:rPr>
-        <w:t>final validation = Validation();</w:t>
+        <w:t xml:space="preserve">final validation = </w:t>
+      </w:r>
+      <w:proofErr w:type="gramStart"/>
+      <w:r>
+        <w:rPr>
+          <w:rFonts w:cs="Calibri"/>
+          <w:b/>
+          <w:bCs/>
+          <w:color w:val="D86DCB" w:themeColor="accent5" w:themeTint="99"/>
+          <w:sz w:val="32"/>
+          <w:szCs w:val="32"/>
+        </w:rPr>
+        <w:t>Validation(</w:t>
+      </w:r>
+      <w:proofErr w:type="gramEnd"/>
+      <w:r>
+        <w:rPr>
+          <w:rFonts w:cs="Calibri"/>
+          <w:b/>
+          <w:bCs/>
+          <w:color w:val="D86DCB" w:themeColor="accent5" w:themeTint="99"/>
+          <w:sz w:val="32"/>
+          <w:szCs w:val="32"/>
+        </w:rPr>
+        <w:t>);</w:t>
       </w:r>
     </w:p>
     <w:p>
@@ -5337,6 +5884,7 @@
         </w:rPr>
       </w:pPr>
       <w:proofErr w:type="spellStart"/>
+      <w:proofErr w:type="gramStart"/>
       <w:r>
         <w:rPr>
           <w:rFonts w:cs="Calibri"/>
@@ -5349,6 +5897,7 @@
         <w:t>validation.emailValidator</w:t>
       </w:r>
       <w:proofErr w:type="spellEnd"/>
+      <w:proofErr w:type="gramEnd"/>
       <w:r>
         <w:rPr>
           <w:rFonts w:cs="Calibri"/>
@@ -5748,8 +6297,20 @@
           <w:sz w:val="32"/>
           <w:szCs w:val="32"/>
         </w:rPr>
-        <w:t xml:space="preserve"> Father</w:t>
-      </w:r>
+        <w:t xml:space="preserve"> </w:t>
+      </w:r>
+      <w:proofErr w:type="gramStart"/>
+      <w:r>
+        <w:rPr>
+          <w:rFonts w:cs="Calibri"/>
+          <w:b/>
+          <w:bCs/>
+          <w:sz w:val="32"/>
+          <w:szCs w:val="32"/>
+        </w:rPr>
+        <w:t>Father</w:t>
+      </w:r>
+      <w:proofErr w:type="gramEnd"/>
       <w:r>
         <w:rPr>
           <w:rFonts w:cs="Calibri"/>
@@ -6147,31 +6708,79 @@
           <w:sz w:val="32"/>
           <w:szCs w:val="32"/>
         </w:rPr>
-        <w:t xml:space="preserve">  Father({required this.name}) {</w:t>
-      </w:r>
-    </w:p>
-    <w:p>
-      <w:pPr>
-        <w:jc w:val="both"/>
-        <w:rPr>
-          <w:rFonts w:cs="Calibri"/>
-          <w:b/>
-          <w:bCs/>
-          <w:color w:val="D86DCB" w:themeColor="accent5" w:themeTint="99"/>
-          <w:sz w:val="32"/>
-          <w:szCs w:val="32"/>
-        </w:rPr>
-      </w:pPr>
-      <w:r>
-        <w:rPr>
-          <w:rFonts w:cs="Calibri"/>
-          <w:b/>
-          <w:bCs/>
-          <w:color w:val="D86DCB" w:themeColor="accent5" w:themeTint="99"/>
-          <w:sz w:val="32"/>
-          <w:szCs w:val="32"/>
-        </w:rPr>
-        <w:t xml:space="preserve">    print('$name Father object created');</w:t>
+        <w:t xml:space="preserve">  </w:t>
+      </w:r>
+      <w:proofErr w:type="gramStart"/>
+      <w:r>
+        <w:rPr>
+          <w:rFonts w:cs="Calibri"/>
+          <w:b/>
+          <w:bCs/>
+          <w:color w:val="D86DCB" w:themeColor="accent5" w:themeTint="99"/>
+          <w:sz w:val="32"/>
+          <w:szCs w:val="32"/>
+        </w:rPr>
+        <w:t>Father(</w:t>
+      </w:r>
+      <w:proofErr w:type="gramEnd"/>
+      <w:r>
+        <w:rPr>
+          <w:rFonts w:cs="Calibri"/>
+          <w:b/>
+          <w:bCs/>
+          <w:color w:val="D86DCB" w:themeColor="accent5" w:themeTint="99"/>
+          <w:sz w:val="32"/>
+          <w:szCs w:val="32"/>
+        </w:rPr>
+        <w:t>{required this.name}) {</w:t>
+      </w:r>
+    </w:p>
+    <w:p>
+      <w:pPr>
+        <w:jc w:val="both"/>
+        <w:rPr>
+          <w:rFonts w:cs="Calibri"/>
+          <w:b/>
+          <w:bCs/>
+          <w:color w:val="D86DCB" w:themeColor="accent5" w:themeTint="99"/>
+          <w:sz w:val="32"/>
+          <w:szCs w:val="32"/>
+        </w:rPr>
+      </w:pPr>
+      <w:r>
+        <w:rPr>
+          <w:rFonts w:cs="Calibri"/>
+          <w:b/>
+          <w:bCs/>
+          <w:color w:val="D86DCB" w:themeColor="accent5" w:themeTint="99"/>
+          <w:sz w:val="32"/>
+          <w:szCs w:val="32"/>
+        </w:rPr>
+        <w:t xml:space="preserve">    </w:t>
+      </w:r>
+      <w:proofErr w:type="gramStart"/>
+      <w:r>
+        <w:rPr>
+          <w:rFonts w:cs="Calibri"/>
+          <w:b/>
+          <w:bCs/>
+          <w:color w:val="D86DCB" w:themeColor="accent5" w:themeTint="99"/>
+          <w:sz w:val="32"/>
+          <w:szCs w:val="32"/>
+        </w:rPr>
+        <w:t>print(</w:t>
+      </w:r>
+      <w:proofErr w:type="gramEnd"/>
+      <w:r>
+        <w:rPr>
+          <w:rFonts w:cs="Calibri"/>
+          <w:b/>
+          <w:bCs/>
+          <w:color w:val="D86DCB" w:themeColor="accent5" w:themeTint="99"/>
+          <w:sz w:val="32"/>
+          <w:szCs w:val="32"/>
+        </w:rPr>
+        <w:t>'$name Father object created');</w:t>
       </w:r>
     </w:p>
     <w:p>
@@ -6222,6 +6831,7 @@
         <w:t xml:space="preserve">  void </w:t>
       </w:r>
       <w:proofErr w:type="spellStart"/>
+      <w:proofErr w:type="gramStart"/>
       <w:r>
         <w:rPr>
           <w:rFonts w:cs="Calibri"/>
@@ -6243,31 +6853,67 @@
           <w:sz w:val="32"/>
           <w:szCs w:val="32"/>
         </w:rPr>
-        <w:t>() {</w:t>
-      </w:r>
-    </w:p>
-    <w:p>
-      <w:pPr>
-        <w:jc w:val="both"/>
-        <w:rPr>
-          <w:rFonts w:cs="Calibri"/>
-          <w:b/>
-          <w:bCs/>
-          <w:color w:val="D86DCB" w:themeColor="accent5" w:themeTint="99"/>
-          <w:sz w:val="32"/>
-          <w:szCs w:val="32"/>
-        </w:rPr>
-      </w:pPr>
-      <w:r>
-        <w:rPr>
-          <w:rFonts w:cs="Calibri"/>
-          <w:b/>
-          <w:bCs/>
-          <w:color w:val="D86DCB" w:themeColor="accent5" w:themeTint="99"/>
-          <w:sz w:val="32"/>
-          <w:szCs w:val="32"/>
-        </w:rPr>
-        <w:t xml:space="preserve">    print('Father income source: farming');</w:t>
+        <w:t>(</w:t>
+      </w:r>
+      <w:proofErr w:type="gramEnd"/>
+      <w:r>
+        <w:rPr>
+          <w:rFonts w:cs="Calibri"/>
+          <w:b/>
+          <w:bCs/>
+          <w:color w:val="D86DCB" w:themeColor="accent5" w:themeTint="99"/>
+          <w:sz w:val="32"/>
+          <w:szCs w:val="32"/>
+        </w:rPr>
+        <w:t>) {</w:t>
+      </w:r>
+    </w:p>
+    <w:p>
+      <w:pPr>
+        <w:jc w:val="both"/>
+        <w:rPr>
+          <w:rFonts w:cs="Calibri"/>
+          <w:b/>
+          <w:bCs/>
+          <w:color w:val="D86DCB" w:themeColor="accent5" w:themeTint="99"/>
+          <w:sz w:val="32"/>
+          <w:szCs w:val="32"/>
+        </w:rPr>
+      </w:pPr>
+      <w:r>
+        <w:rPr>
+          <w:rFonts w:cs="Calibri"/>
+          <w:b/>
+          <w:bCs/>
+          <w:color w:val="D86DCB" w:themeColor="accent5" w:themeTint="99"/>
+          <w:sz w:val="32"/>
+          <w:szCs w:val="32"/>
+        </w:rPr>
+        <w:t xml:space="preserve">    </w:t>
+      </w:r>
+      <w:proofErr w:type="gramStart"/>
+      <w:r>
+        <w:rPr>
+          <w:rFonts w:cs="Calibri"/>
+          <w:b/>
+          <w:bCs/>
+          <w:color w:val="D86DCB" w:themeColor="accent5" w:themeTint="99"/>
+          <w:sz w:val="32"/>
+          <w:szCs w:val="32"/>
+        </w:rPr>
+        <w:t>print(</w:t>
+      </w:r>
+      <w:proofErr w:type="gramEnd"/>
+      <w:r>
+        <w:rPr>
+          <w:rFonts w:cs="Calibri"/>
+          <w:b/>
+          <w:bCs/>
+          <w:color w:val="D86DCB" w:themeColor="accent5" w:themeTint="99"/>
+          <w:sz w:val="32"/>
+          <w:szCs w:val="32"/>
+        </w:rPr>
+        <w:t>'Father income source: farming');</w:t>
       </w:r>
     </w:p>
     <w:p>
@@ -6459,7 +7105,31 @@
           <w:sz w:val="32"/>
           <w:szCs w:val="32"/>
         </w:rPr>
-        <w:t xml:space="preserve">  Son({required super.name, required </w:t>
+        <w:t xml:space="preserve">  </w:t>
+      </w:r>
+      <w:proofErr w:type="gramStart"/>
+      <w:r>
+        <w:rPr>
+          <w:rFonts w:cs="Calibri"/>
+          <w:b/>
+          <w:bCs/>
+          <w:color w:val="D86DCB" w:themeColor="accent5" w:themeTint="99"/>
+          <w:sz w:val="32"/>
+          <w:szCs w:val="32"/>
+        </w:rPr>
+        <w:t>Son(</w:t>
+      </w:r>
+      <w:proofErr w:type="gramEnd"/>
+      <w:r>
+        <w:rPr>
+          <w:rFonts w:cs="Calibri"/>
+          <w:b/>
+          <w:bCs/>
+          <w:color w:val="D86DCB" w:themeColor="accent5" w:themeTint="99"/>
+          <w:sz w:val="32"/>
+          <w:szCs w:val="32"/>
+        </w:rPr>
+        <w:t xml:space="preserve">{required super.name, required </w:t>
       </w:r>
       <w:proofErr w:type="spellStart"/>
       <w:r>
@@ -6534,6 +7204,7 @@
         <w:t xml:space="preserve">  void </w:t>
       </w:r>
       <w:proofErr w:type="spellStart"/>
+      <w:proofErr w:type="gramStart"/>
       <w:r>
         <w:rPr>
           <w:rFonts w:cs="Calibri"/>
@@ -6555,31 +7226,67 @@
           <w:sz w:val="32"/>
           <w:szCs w:val="32"/>
         </w:rPr>
-        <w:t>() {</w:t>
-      </w:r>
-    </w:p>
-    <w:p>
-      <w:pPr>
-        <w:jc w:val="both"/>
-        <w:rPr>
-          <w:rFonts w:cs="Calibri"/>
-          <w:b/>
-          <w:bCs/>
-          <w:color w:val="D86DCB" w:themeColor="accent5" w:themeTint="99"/>
-          <w:sz w:val="32"/>
-          <w:szCs w:val="32"/>
-        </w:rPr>
-      </w:pPr>
-      <w:r>
-        <w:rPr>
-          <w:rFonts w:cs="Calibri"/>
-          <w:b/>
-          <w:bCs/>
-          <w:color w:val="D86DCB" w:themeColor="accent5" w:themeTint="99"/>
-          <w:sz w:val="32"/>
-          <w:szCs w:val="32"/>
-        </w:rPr>
-        <w:t xml:space="preserve">    print('Son income source: App developer');</w:t>
+        <w:t>(</w:t>
+      </w:r>
+      <w:proofErr w:type="gramEnd"/>
+      <w:r>
+        <w:rPr>
+          <w:rFonts w:cs="Calibri"/>
+          <w:b/>
+          <w:bCs/>
+          <w:color w:val="D86DCB" w:themeColor="accent5" w:themeTint="99"/>
+          <w:sz w:val="32"/>
+          <w:szCs w:val="32"/>
+        </w:rPr>
+        <w:t>) {</w:t>
+      </w:r>
+    </w:p>
+    <w:p>
+      <w:pPr>
+        <w:jc w:val="both"/>
+        <w:rPr>
+          <w:rFonts w:cs="Calibri"/>
+          <w:b/>
+          <w:bCs/>
+          <w:color w:val="D86DCB" w:themeColor="accent5" w:themeTint="99"/>
+          <w:sz w:val="32"/>
+          <w:szCs w:val="32"/>
+        </w:rPr>
+      </w:pPr>
+      <w:r>
+        <w:rPr>
+          <w:rFonts w:cs="Calibri"/>
+          <w:b/>
+          <w:bCs/>
+          <w:color w:val="D86DCB" w:themeColor="accent5" w:themeTint="99"/>
+          <w:sz w:val="32"/>
+          <w:szCs w:val="32"/>
+        </w:rPr>
+        <w:t xml:space="preserve">    </w:t>
+      </w:r>
+      <w:proofErr w:type="gramStart"/>
+      <w:r>
+        <w:rPr>
+          <w:rFonts w:cs="Calibri"/>
+          <w:b/>
+          <w:bCs/>
+          <w:color w:val="D86DCB" w:themeColor="accent5" w:themeTint="99"/>
+          <w:sz w:val="32"/>
+          <w:szCs w:val="32"/>
+        </w:rPr>
+        <w:t>print(</w:t>
+      </w:r>
+      <w:proofErr w:type="gramEnd"/>
+      <w:r>
+        <w:rPr>
+          <w:rFonts w:cs="Calibri"/>
+          <w:b/>
+          <w:bCs/>
+          <w:color w:val="D86DCB" w:themeColor="accent5" w:themeTint="99"/>
+          <w:sz w:val="32"/>
+          <w:szCs w:val="32"/>
+        </w:rPr>
+        <w:t>'Son income source: App developer');</w:t>
       </w:r>
     </w:p>
     <w:p>
@@ -6700,7 +7407,31 @@
           <w:sz w:val="32"/>
           <w:szCs w:val="32"/>
         </w:rPr>
-        <w:t xml:space="preserve"> = Son(name: '</w:t>
+        <w:t xml:space="preserve"> = </w:t>
+      </w:r>
+      <w:proofErr w:type="gramStart"/>
+      <w:r>
+        <w:rPr>
+          <w:rFonts w:cs="Calibri"/>
+          <w:b/>
+          <w:bCs/>
+          <w:color w:val="D86DCB" w:themeColor="accent5" w:themeTint="99"/>
+          <w:sz w:val="32"/>
+          <w:szCs w:val="32"/>
+        </w:rPr>
+        <w:t>Son(</w:t>
+      </w:r>
+      <w:proofErr w:type="gramEnd"/>
+      <w:r>
+        <w:rPr>
+          <w:rFonts w:cs="Calibri"/>
+          <w:b/>
+          <w:bCs/>
+          <w:color w:val="D86DCB" w:themeColor="accent5" w:themeTint="99"/>
+          <w:sz w:val="32"/>
+          <w:szCs w:val="32"/>
+        </w:rPr>
+        <w:t>name: '</w:t>
       </w:r>
       <w:proofErr w:type="spellStart"/>
       <w:r>
@@ -6799,6 +7530,7 @@
         <w:t xml:space="preserve">  print(</w:t>
       </w:r>
       <w:proofErr w:type="spellStart"/>
+      <w:proofErr w:type="gramStart"/>
       <w:r>
         <w:rPr>
           <w:rFonts w:cs="Calibri"/>
@@ -6811,6 +7543,7 @@
         <w:t>nazmul.land</w:t>
       </w:r>
       <w:proofErr w:type="spellEnd"/>
+      <w:proofErr w:type="gramEnd"/>
       <w:r>
         <w:rPr>
           <w:rFonts w:cs="Calibri"/>
@@ -6847,6 +7580,7 @@
         <w:t xml:space="preserve">  print(</w:t>
       </w:r>
       <w:proofErr w:type="spellStart"/>
+      <w:proofErr w:type="gramStart"/>
       <w:r>
         <w:rPr>
           <w:rFonts w:cs="Calibri"/>
@@ -6859,6 +7593,7 @@
         <w:t>nazmul.house</w:t>
       </w:r>
       <w:proofErr w:type="spellEnd"/>
+      <w:proofErr w:type="gramEnd"/>
       <w:r>
         <w:rPr>
           <w:rFonts w:cs="Calibri"/>
@@ -6895,6 +7630,7 @@
         <w:t xml:space="preserve">  </w:t>
       </w:r>
       <w:proofErr w:type="spellStart"/>
+      <w:proofErr w:type="gramStart"/>
       <w:r>
         <w:rPr>
           <w:rFonts w:cs="Calibri"/>
@@ -6907,6 +7643,7 @@
         <w:t>nazmul.inComeSource</w:t>
       </w:r>
       <w:proofErr w:type="spellEnd"/>
+      <w:proofErr w:type="gramEnd"/>
       <w:r>
         <w:rPr>
           <w:rFonts w:cs="Calibri"/>
@@ -6943,6 +7680,7 @@
         <w:t xml:space="preserve">  print(</w:t>
       </w:r>
       <w:proofErr w:type="spellStart"/>
+      <w:proofErr w:type="gramStart"/>
       <w:r>
         <w:rPr>
           <w:rFonts w:cs="Calibri"/>
@@ -6955,6 +7693,7 @@
         <w:t>nazmul.sonName</w:t>
       </w:r>
       <w:proofErr w:type="spellEnd"/>
+      <w:proofErr w:type="gramEnd"/>
       <w:r>
         <w:rPr>
           <w:rFonts w:cs="Calibri"/>
@@ -7114,6 +7853,7 @@
         <w:t xml:space="preserve">, </w:t>
       </w:r>
       <w:proofErr w:type="spellStart"/>
+      <w:proofErr w:type="gramStart"/>
       <w:r>
         <w:rPr>
           <w:rFonts w:cs="Calibri"/>
@@ -7125,6 +7865,7 @@
         <w:t>super.house</w:t>
       </w:r>
       <w:proofErr w:type="spellEnd"/>
+      <w:proofErr w:type="gramEnd"/>
       <w:r>
         <w:rPr>
           <w:rFonts w:cs="Calibri"/>
@@ -7249,6 +7990,7 @@
         <w:t>Or call the methods (</w:t>
       </w:r>
       <w:proofErr w:type="spellStart"/>
+      <w:proofErr w:type="gramStart"/>
       <w:r>
         <w:rPr>
           <w:rFonts w:cs="Calibri"/>
@@ -7260,6 +8002,7 @@
         <w:t>super.inComeSource</w:t>
       </w:r>
       <w:proofErr w:type="spellEnd"/>
+      <w:proofErr w:type="gramEnd"/>
       <w:r>
         <w:rPr>
           <w:rFonts w:cs="Calibri"/>
@@ -7327,6 +8070,7 @@
         <w:t xml:space="preserve">  void </w:t>
       </w:r>
       <w:proofErr w:type="spellStart"/>
+      <w:proofErr w:type="gramStart"/>
       <w:r>
         <w:rPr>
           <w:rFonts w:cs="Calibri"/>
@@ -7348,7 +8092,19 @@
           <w:sz w:val="32"/>
           <w:szCs w:val="32"/>
         </w:rPr>
-        <w:t>() {</w:t>
+        <w:t>(</w:t>
+      </w:r>
+      <w:proofErr w:type="gramEnd"/>
+      <w:r>
+        <w:rPr>
+          <w:rFonts w:cs="Calibri"/>
+          <w:b/>
+          <w:bCs/>
+          <w:color w:val="D86DCB" w:themeColor="accent5" w:themeTint="99"/>
+          <w:sz w:val="32"/>
+          <w:szCs w:val="32"/>
+        </w:rPr>
+        <w:t>) {</w:t>
       </w:r>
     </w:p>
     <w:p>
@@ -7375,6 +8131,7 @@
         <w:t xml:space="preserve">    </w:t>
       </w:r>
       <w:proofErr w:type="spellStart"/>
+      <w:proofErr w:type="gramStart"/>
       <w:r>
         <w:rPr>
           <w:rFonts w:cs="Calibri"/>
@@ -7387,6 +8144,7 @@
         <w:t>super.incomeSource</w:t>
       </w:r>
       <w:proofErr w:type="spellEnd"/>
+      <w:proofErr w:type="gramEnd"/>
       <w:r>
         <w:rPr>
           <w:rFonts w:cs="Calibri"/>
@@ -7469,7 +8227,31 @@
           <w:sz w:val="32"/>
           <w:szCs w:val="32"/>
         </w:rPr>
-        <w:t>void main() {</w:t>
+        <w:t xml:space="preserve">void </w:t>
+      </w:r>
+      <w:proofErr w:type="gramStart"/>
+      <w:r>
+        <w:rPr>
+          <w:rFonts w:cs="Calibri"/>
+          <w:b/>
+          <w:bCs/>
+          <w:color w:val="D86DCB" w:themeColor="accent5" w:themeTint="99"/>
+          <w:sz w:val="32"/>
+          <w:szCs w:val="32"/>
+        </w:rPr>
+        <w:t>main(</w:t>
+      </w:r>
+      <w:proofErr w:type="gramEnd"/>
+      <w:r>
+        <w:rPr>
+          <w:rFonts w:cs="Calibri"/>
+          <w:b/>
+          <w:bCs/>
+          <w:color w:val="D86DCB" w:themeColor="accent5" w:themeTint="99"/>
+          <w:sz w:val="32"/>
+          <w:szCs w:val="32"/>
+        </w:rPr>
+        <w:t>) {</w:t>
       </w:r>
     </w:p>
     <w:p>
@@ -7517,7 +8299,31 @@
           <w:sz w:val="32"/>
           <w:szCs w:val="32"/>
         </w:rPr>
-        <w:t xml:space="preserve"> = Son();</w:t>
+        <w:t xml:space="preserve"> = </w:t>
+      </w:r>
+      <w:proofErr w:type="gramStart"/>
+      <w:r>
+        <w:rPr>
+          <w:rFonts w:cs="Calibri"/>
+          <w:b/>
+          <w:bCs/>
+          <w:color w:val="D86DCB" w:themeColor="accent5" w:themeTint="99"/>
+          <w:sz w:val="32"/>
+          <w:szCs w:val="32"/>
+        </w:rPr>
+        <w:t>Son(</w:t>
+      </w:r>
+      <w:proofErr w:type="gramEnd"/>
+      <w:r>
+        <w:rPr>
+          <w:rFonts w:cs="Calibri"/>
+          <w:b/>
+          <w:bCs/>
+          <w:color w:val="D86DCB" w:themeColor="accent5" w:themeTint="99"/>
+          <w:sz w:val="32"/>
+          <w:szCs w:val="32"/>
+        </w:rPr>
+        <w:t>);</w:t>
       </w:r>
     </w:p>
     <w:p>
@@ -7625,15 +8431,27 @@
         </w:rPr>
         <w:t xml:space="preserve"> using </w:t>
       </w:r>
-      <w:r>
-        <w:rPr>
-          <w:rFonts w:cs="Calibri"/>
-          <w:b/>
-          <w:bCs/>
-          <w:sz w:val="32"/>
-          <w:szCs w:val="32"/>
-        </w:rPr>
-        <w:t>super()</w:t>
+      <w:proofErr w:type="gramStart"/>
+      <w:r>
+        <w:rPr>
+          <w:rFonts w:cs="Calibri"/>
+          <w:b/>
+          <w:bCs/>
+          <w:sz w:val="32"/>
+          <w:szCs w:val="32"/>
+        </w:rPr>
+        <w:t>super(</w:t>
+      </w:r>
+      <w:proofErr w:type="gramEnd"/>
+      <w:r>
+        <w:rPr>
+          <w:rFonts w:cs="Calibri"/>
+          <w:b/>
+          <w:bCs/>
+          <w:sz w:val="32"/>
+          <w:szCs w:val="32"/>
+        </w:rPr>
+        <w:t>)</w:t>
       </w:r>
       <w:r>
         <w:rPr>
@@ -7705,15 +8523,27 @@
         </w:rPr>
         <w:t xml:space="preserve"> And we can use parents constructor (</w:t>
       </w:r>
-      <w:r>
-        <w:rPr>
-          <w:rFonts w:cs="Calibri"/>
-          <w:b/>
-          <w:bCs/>
-          <w:sz w:val="32"/>
-          <w:szCs w:val="32"/>
-        </w:rPr>
-        <w:t>Father(…)</w:t>
+      <w:proofErr w:type="gramStart"/>
+      <w:r>
+        <w:rPr>
+          <w:rFonts w:cs="Calibri"/>
+          <w:b/>
+          <w:bCs/>
+          <w:sz w:val="32"/>
+          <w:szCs w:val="32"/>
+        </w:rPr>
+        <w:t>Father(</w:t>
+      </w:r>
+      <w:proofErr w:type="gramEnd"/>
+      <w:r>
+        <w:rPr>
+          <w:rFonts w:cs="Calibri"/>
+          <w:b/>
+          <w:bCs/>
+          <w:sz w:val="32"/>
+          <w:szCs w:val="32"/>
+        </w:rPr>
+        <w:t>…)</w:t>
       </w:r>
       <w:r>
         <w:rPr>
@@ -7937,8 +8767,21 @@
           <w:sz w:val="32"/>
           <w:szCs w:val="32"/>
         </w:rPr>
-        <w:t xml:space="preserve">  Son(</w:t>
-      </w:r>
+        <w:t xml:space="preserve">  </w:t>
+      </w:r>
+      <w:proofErr w:type="gramStart"/>
+      <w:r>
+        <w:rPr>
+          <w:rFonts w:cs="Calibri"/>
+          <w:b/>
+          <w:bCs/>
+          <w:color w:val="D86DCB" w:themeColor="accent5" w:themeTint="99"/>
+          <w:sz w:val="32"/>
+          <w:szCs w:val="32"/>
+        </w:rPr>
+        <w:t>Son(</w:t>
+      </w:r>
+      <w:proofErr w:type="gramEnd"/>
       <w:r>
         <w:rPr>
           <w:rFonts w:cs="Calibri"/>
@@ -8029,7 +8872,31 @@
           <w:sz w:val="32"/>
           <w:szCs w:val="32"/>
         </w:rPr>
-        <w:t>// Son({required super.name});</w:t>
+        <w:t xml:space="preserve">// </w:t>
+      </w:r>
+      <w:proofErr w:type="gramStart"/>
+      <w:r>
+        <w:rPr>
+          <w:rFonts w:cs="Calibri"/>
+          <w:b/>
+          <w:bCs/>
+          <w:color w:val="D86DCB" w:themeColor="accent5" w:themeTint="99"/>
+          <w:sz w:val="32"/>
+          <w:szCs w:val="32"/>
+        </w:rPr>
+        <w:t>Son(</w:t>
+      </w:r>
+      <w:proofErr w:type="gramEnd"/>
+      <w:r>
+        <w:rPr>
+          <w:rFonts w:cs="Calibri"/>
+          <w:b/>
+          <w:bCs/>
+          <w:color w:val="D86DCB" w:themeColor="accent5" w:themeTint="99"/>
+          <w:sz w:val="32"/>
+          <w:szCs w:val="32"/>
+        </w:rPr>
+        <w:t>{required super.name});</w:t>
       </w:r>
     </w:p>
     <w:p>
@@ -8077,7 +8944,31 @@
           <w:sz w:val="32"/>
           <w:szCs w:val="32"/>
         </w:rPr>
-        <w:t>void main() {</w:t>
+        <w:t xml:space="preserve">void </w:t>
+      </w:r>
+      <w:proofErr w:type="gramStart"/>
+      <w:r>
+        <w:rPr>
+          <w:rFonts w:cs="Calibri"/>
+          <w:b/>
+          <w:bCs/>
+          <w:color w:val="D86DCB" w:themeColor="accent5" w:themeTint="99"/>
+          <w:sz w:val="32"/>
+          <w:szCs w:val="32"/>
+        </w:rPr>
+        <w:t>main(</w:t>
+      </w:r>
+      <w:proofErr w:type="gramEnd"/>
+      <w:r>
+        <w:rPr>
+          <w:rFonts w:cs="Calibri"/>
+          <w:b/>
+          <w:bCs/>
+          <w:color w:val="D86DCB" w:themeColor="accent5" w:themeTint="99"/>
+          <w:sz w:val="32"/>
+          <w:szCs w:val="32"/>
+        </w:rPr>
+        <w:t>) {</w:t>
       </w:r>
     </w:p>
     <w:p>
@@ -8125,7 +9016,31 @@
           <w:sz w:val="32"/>
           <w:szCs w:val="32"/>
         </w:rPr>
-        <w:t xml:space="preserve"> = Son(name: "John"); </w:t>
+        <w:t xml:space="preserve"> = </w:t>
+      </w:r>
+      <w:proofErr w:type="gramStart"/>
+      <w:r>
+        <w:rPr>
+          <w:rFonts w:cs="Calibri"/>
+          <w:b/>
+          <w:bCs/>
+          <w:color w:val="D86DCB" w:themeColor="accent5" w:themeTint="99"/>
+          <w:sz w:val="32"/>
+          <w:szCs w:val="32"/>
+        </w:rPr>
+        <w:t>Son(</w:t>
+      </w:r>
+      <w:proofErr w:type="gramEnd"/>
+      <w:r>
+        <w:rPr>
+          <w:rFonts w:cs="Calibri"/>
+          <w:b/>
+          <w:bCs/>
+          <w:color w:val="D86DCB" w:themeColor="accent5" w:themeTint="99"/>
+          <w:sz w:val="32"/>
+          <w:szCs w:val="32"/>
+        </w:rPr>
+        <w:t xml:space="preserve">name: "John"); </w:t>
       </w:r>
     </w:p>
     <w:p>
@@ -8221,7 +9136,16 @@
           <w:sz w:val="32"/>
           <w:szCs w:val="32"/>
         </w:rPr>
-        <w:t xml:space="preserve">The colon </w:t>
+        <w:t xml:space="preserve">The </w:t>
+      </w:r>
+      <w:proofErr w:type="gramStart"/>
+      <w:r>
+        <w:rPr>
+          <w:rFonts w:cs="Calibri"/>
+          <w:sz w:val="32"/>
+          <w:szCs w:val="32"/>
+        </w:rPr>
+        <w:t xml:space="preserve">colon </w:t>
       </w:r>
       <w:r>
         <w:rPr>
@@ -8233,6 +9157,7 @@
         </w:rPr>
         <w:t>:</w:t>
       </w:r>
+      <w:proofErr w:type="gramEnd"/>
       <w:r>
         <w:rPr>
           <w:rFonts w:cs="Calibri"/>
@@ -8316,6 +9241,7 @@
         <w:t xml:space="preserve"> extends </w:t>
       </w:r>
       <w:proofErr w:type="spellStart"/>
+      <w:proofErr w:type="gramStart"/>
       <w:r>
         <w:rPr>
           <w:rFonts w:cs="Calibri"/>
@@ -8339,6 +9265,7 @@
         </w:rPr>
         <w:t>{</w:t>
       </w:r>
+      <w:proofErr w:type="gramEnd"/>
     </w:p>
     <w:p>
       <w:pPr>
@@ -8388,6 +9315,7 @@
         <w:t xml:space="preserve">  </w:t>
       </w:r>
       <w:proofErr w:type="spellStart"/>
+      <w:proofErr w:type="gramStart"/>
       <w:r>
         <w:rPr>
           <w:rFonts w:cs="Calibri"/>
@@ -8409,7 +9337,19 @@
           <w:sz w:val="32"/>
           <w:szCs w:val="32"/>
         </w:rPr>
-        <w:t>({required Repository repository}) : _repository = repository;</w:t>
+        <w:t>(</w:t>
+      </w:r>
+      <w:proofErr w:type="gramEnd"/>
+      <w:r>
+        <w:rPr>
+          <w:rFonts w:cs="Calibri"/>
+          <w:b/>
+          <w:bCs/>
+          <w:color w:val="D86DCB" w:themeColor="accent5" w:themeTint="99"/>
+          <w:sz w:val="32"/>
+          <w:szCs w:val="32"/>
+        </w:rPr>
+        <w:t>{required Repository repository}) : _repository = repository;</w:t>
       </w:r>
     </w:p>
     <w:p>
@@ -8541,7 +9481,31 @@
           <w:sz w:val="32"/>
           <w:szCs w:val="32"/>
         </w:rPr>
-        <w:t xml:space="preserve">  User({required </w:t>
+        <w:t xml:space="preserve">  </w:t>
+      </w:r>
+      <w:proofErr w:type="gramStart"/>
+      <w:r>
+        <w:rPr>
+          <w:rFonts w:cs="Calibri"/>
+          <w:b/>
+          <w:bCs/>
+          <w:color w:val="D86DCB" w:themeColor="accent5" w:themeTint="99"/>
+          <w:sz w:val="32"/>
+          <w:szCs w:val="32"/>
+        </w:rPr>
+        <w:t>User(</w:t>
+      </w:r>
+      <w:proofErr w:type="gramEnd"/>
+      <w:r>
+        <w:rPr>
+          <w:rFonts w:cs="Calibri"/>
+          <w:b/>
+          <w:bCs/>
+          <w:color w:val="D86DCB" w:themeColor="accent5" w:themeTint="99"/>
+          <w:sz w:val="32"/>
+          <w:szCs w:val="32"/>
+        </w:rPr>
+        <w:t xml:space="preserve">{required </w:t>
       </w:r>
       <w:proofErr w:type="spellStart"/>
       <w:r>
@@ -8679,8 +9643,20 @@
           <w:sz w:val="32"/>
           <w:szCs w:val="32"/>
         </w:rPr>
-        <w:t xml:space="preserve"> this</w:t>
-      </w:r>
+        <w:t xml:space="preserve"> </w:t>
+      </w:r>
+      <w:proofErr w:type="gramStart"/>
+      <w:r>
+        <w:rPr>
+          <w:rFonts w:cs="Calibri"/>
+          <w:b/>
+          <w:bCs/>
+          <w:sz w:val="32"/>
+          <w:szCs w:val="32"/>
+        </w:rPr>
+        <w:t>this</w:t>
+      </w:r>
+      <w:proofErr w:type="gramEnd"/>
       <w:r>
         <w:rPr>
           <w:rFonts w:cs="Calibri"/>
@@ -8730,6 +9706,7 @@
         <w:t xml:space="preserve">) itself. So, </w:t>
       </w:r>
       <w:proofErr w:type="spellStart"/>
+      <w:proofErr w:type="gramStart"/>
       <w:r>
         <w:rPr>
           <w:rFonts w:cs="Calibri"/>
@@ -8741,6 +9718,7 @@
         <w:t>this.token</w:t>
       </w:r>
       <w:proofErr w:type="spellEnd"/>
+      <w:proofErr w:type="gramEnd"/>
       <w:r>
         <w:rPr>
           <w:rFonts w:cs="Calibri"/>
@@ -8804,6 +9782,7 @@
         <w:t xml:space="preserve"> classes (</w:t>
       </w:r>
       <w:proofErr w:type="spellStart"/>
+      <w:proofErr w:type="gramStart"/>
       <w:r>
         <w:rPr>
           <w:rFonts w:cs="Calibri"/>
@@ -8823,7 +9802,18 @@
           <w:sz w:val="32"/>
           <w:szCs w:val="32"/>
         </w:rPr>
-        <w:t>()</w:t>
+        <w:t>(</w:t>
+      </w:r>
+      <w:proofErr w:type="gramEnd"/>
+      <w:r>
+        <w:rPr>
+          <w:rFonts w:cs="Calibri"/>
+          <w:b/>
+          <w:bCs/>
+          <w:sz w:val="32"/>
+          <w:szCs w:val="32"/>
+        </w:rPr>
+        <w:t>)</w:t>
       </w:r>
       <w:r>
         <w:rPr>
@@ -9029,6 +10019,7 @@
         <w:t xml:space="preserve">&gt; </w:t>
       </w:r>
       <w:proofErr w:type="spellStart"/>
+      <w:proofErr w:type="gramStart"/>
       <w:r>
         <w:rPr>
           <w:rFonts w:cs="Calibri"/>
@@ -9050,7 +10041,19 @@
           <w:sz w:val="32"/>
           <w:szCs w:val="32"/>
         </w:rPr>
-        <w:t>() async {</w:t>
+        <w:t>(</w:t>
+      </w:r>
+      <w:proofErr w:type="gramEnd"/>
+      <w:r>
+        <w:rPr>
+          <w:rFonts w:cs="Calibri"/>
+          <w:b/>
+          <w:bCs/>
+          <w:color w:val="D86DCB" w:themeColor="accent5" w:themeTint="99"/>
+          <w:sz w:val="32"/>
+          <w:szCs w:val="32"/>
+        </w:rPr>
+        <w:t>) async {</w:t>
       </w:r>
     </w:p>
     <w:p>
@@ -9335,6 +10338,7 @@
         <w:t xml:space="preserve"># Also </w:t>
       </w:r>
       <w:proofErr w:type="spellStart"/>
+      <w:proofErr w:type="gramStart"/>
       <w:r>
         <w:rPr>
           <w:rFonts w:cs="Calibri"/>
@@ -9346,6 +10350,7 @@
         <w:t>this.token</w:t>
       </w:r>
       <w:proofErr w:type="spellEnd"/>
+      <w:proofErr w:type="gramEnd"/>
       <w:r>
         <w:rPr>
           <w:rFonts w:cs="Calibri"/>
@@ -9403,6 +10408,7 @@
         </w:rPr>
       </w:pPr>
       <w:proofErr w:type="spellStart"/>
+      <w:proofErr w:type="gramStart"/>
       <w:r>
         <w:rPr>
           <w:rFonts w:cs="Calibri"/>
@@ -9418,7 +10424,16 @@
           <w:sz w:val="32"/>
           <w:szCs w:val="32"/>
         </w:rPr>
-        <w:t>() method using this Keyword:</w:t>
+        <w:t>(</w:t>
+      </w:r>
+      <w:proofErr w:type="gramEnd"/>
+      <w:r>
+        <w:rPr>
+          <w:rFonts w:cs="Calibri"/>
+          <w:sz w:val="32"/>
+          <w:szCs w:val="32"/>
+        </w:rPr>
+        <w:t>) method using this Keyword:</w:t>
       </w:r>
     </w:p>
     <w:p>
@@ -9439,6 +10454,7 @@
         <w:t xml:space="preserve"># To update an object while keeping its unchanged properties, use the </w:t>
       </w:r>
       <w:proofErr w:type="spellStart"/>
+      <w:proofErr w:type="gramStart"/>
       <w:r>
         <w:rPr>
           <w:rFonts w:cs="Calibri"/>
@@ -9458,7 +10474,18 @@
           <w:sz w:val="32"/>
           <w:szCs w:val="32"/>
         </w:rPr>
-        <w:t xml:space="preserve">() </w:t>
+        <w:t>(</w:t>
+      </w:r>
+      <w:proofErr w:type="gramEnd"/>
+      <w:r>
+        <w:rPr>
+          <w:rFonts w:cs="Calibri"/>
+          <w:b/>
+          <w:bCs/>
+          <w:sz w:val="32"/>
+          <w:szCs w:val="32"/>
+        </w:rPr>
+        <w:t xml:space="preserve">) </w:t>
       </w:r>
       <w:r>
         <w:rPr>
@@ -9487,6 +10514,7 @@
         <w:t xml:space="preserve"># </w:t>
       </w:r>
       <w:proofErr w:type="spellStart"/>
+      <w:proofErr w:type="gramStart"/>
       <w:r>
         <w:rPr>
           <w:rFonts w:cs="Calibri"/>
@@ -9506,7 +10534,18 @@
           <w:sz w:val="32"/>
           <w:szCs w:val="32"/>
         </w:rPr>
-        <w:t>()</w:t>
+        <w:t>(</w:t>
+      </w:r>
+      <w:proofErr w:type="gramEnd"/>
+      <w:r>
+        <w:rPr>
+          <w:rFonts w:cs="Calibri"/>
+          <w:b/>
+          <w:bCs/>
+          <w:sz w:val="32"/>
+          <w:szCs w:val="32"/>
+        </w:rPr>
+        <w:t>)</w:t>
       </w:r>
       <w:r>
         <w:rPr>
@@ -9586,6 +10625,7 @@
         </w:rPr>
         <w:t xml:space="preserve"># </w:t>
       </w:r>
+      <w:proofErr w:type="gramStart"/>
       <w:r>
         <w:rPr>
           <w:rFonts w:cs="Calibri"/>
@@ -9596,6 +10636,7 @@
         </w:rPr>
         <w:t>this</w:t>
       </w:r>
+      <w:proofErr w:type="gramEnd"/>
       <w:r>
         <w:rPr>
           <w:rFonts w:cs="Calibri"/>
@@ -9621,6 +10662,7 @@
         <w:t xml:space="preserve"> property, </w:t>
       </w:r>
       <w:proofErr w:type="spellStart"/>
+      <w:proofErr w:type="gramStart"/>
       <w:r>
         <w:rPr>
           <w:rFonts w:cs="Calibri"/>
@@ -9632,6 +10674,7 @@
         <w:t>this.property</w:t>
       </w:r>
       <w:proofErr w:type="spellEnd"/>
+      <w:proofErr w:type="gramEnd"/>
       <w:r>
         <w:rPr>
           <w:rFonts w:cs="Calibri"/>
@@ -9908,6 +10951,7 @@
         <w:t xml:space="preserve">  </w:t>
       </w:r>
       <w:proofErr w:type="spellStart"/>
+      <w:proofErr w:type="gramStart"/>
       <w:r>
         <w:rPr>
           <w:rFonts w:cs="Calibri"/>
@@ -9929,7 +10973,19 @@
           <w:sz w:val="32"/>
           <w:szCs w:val="32"/>
         </w:rPr>
-        <w:t>({</w:t>
+        <w:t>(</w:t>
+      </w:r>
+      <w:proofErr w:type="gramEnd"/>
+      <w:r>
+        <w:rPr>
+          <w:rFonts w:cs="Calibri"/>
+          <w:b/>
+          <w:bCs/>
+          <w:color w:val="D86DCB" w:themeColor="accent5" w:themeTint="99"/>
+          <w:sz w:val="32"/>
+          <w:szCs w:val="32"/>
+        </w:rPr>
+        <w:t>{</w:t>
       </w:r>
     </w:p>
     <w:p>
@@ -9956,6 +11012,7 @@
         <w:t xml:space="preserve">    </w:t>
       </w:r>
       <w:proofErr w:type="spellStart"/>
+      <w:proofErr w:type="gramStart"/>
       <w:r>
         <w:rPr>
           <w:rFonts w:cs="Calibri"/>
@@ -9968,6 +11025,7 @@
         <w:t>this.tasks</w:t>
       </w:r>
       <w:proofErr w:type="spellEnd"/>
+      <w:proofErr w:type="gramEnd"/>
       <w:r>
         <w:rPr>
           <w:rFonts w:cs="Calibri"/>
@@ -10004,6 +11062,7 @@
         <w:t xml:space="preserve">    </w:t>
       </w:r>
       <w:proofErr w:type="spellStart"/>
+      <w:proofErr w:type="gramStart"/>
       <w:r>
         <w:rPr>
           <w:rFonts w:cs="Calibri"/>
@@ -10016,6 +11075,7 @@
         <w:t>this.taskState</w:t>
       </w:r>
       <w:proofErr w:type="spellEnd"/>
+      <w:proofErr w:type="gramEnd"/>
       <w:r>
         <w:rPr>
           <w:rFonts w:cs="Calibri"/>
@@ -10076,6 +11136,7 @@
         <w:t xml:space="preserve">    </w:t>
       </w:r>
       <w:proofErr w:type="spellStart"/>
+      <w:proofErr w:type="gramStart"/>
       <w:r>
         <w:rPr>
           <w:rFonts w:cs="Calibri"/>
@@ -10088,6 +11149,7 @@
         <w:t>this.error</w:t>
       </w:r>
       <w:proofErr w:type="spellEnd"/>
+      <w:proofErr w:type="gramEnd"/>
       <w:r>
         <w:rPr>
           <w:rFonts w:cs="Calibri"/>
@@ -10257,6 +11319,7 @@
         <w:t xml:space="preserve">, String? error}) =&gt; </w:t>
       </w:r>
       <w:proofErr w:type="spellStart"/>
+      <w:proofErr w:type="gramStart"/>
       <w:r>
         <w:rPr>
           <w:rFonts w:cs="Calibri"/>
@@ -10280,6 +11343,7 @@
         </w:rPr>
         <w:t>(</w:t>
       </w:r>
+      <w:proofErr w:type="gramEnd"/>
     </w:p>
     <w:p>
       <w:pPr>
@@ -10305,6 +11369,7 @@
         <w:t xml:space="preserve">      tasks: tasks ?? </w:t>
       </w:r>
       <w:proofErr w:type="spellStart"/>
+      <w:proofErr w:type="gramStart"/>
       <w:r>
         <w:rPr>
           <w:rFonts w:cs="Calibri"/>
@@ -10317,6 +11382,7 @@
         <w:t>this.tasks</w:t>
       </w:r>
       <w:proofErr w:type="spellEnd"/>
+      <w:proofErr w:type="gramEnd"/>
     </w:p>
     <w:p>
       <w:pPr>
@@ -10390,6 +11456,7 @@
         <w:t xml:space="preserve"> ?? </w:t>
       </w:r>
       <w:proofErr w:type="spellStart"/>
+      <w:proofErr w:type="gramStart"/>
       <w:r>
         <w:rPr>
           <w:rFonts w:cs="Calibri"/>
@@ -10402,6 +11469,7 @@
         <w:t>this.apiState</w:t>
       </w:r>
       <w:proofErr w:type="spellEnd"/>
+      <w:proofErr w:type="gramEnd"/>
       <w:r>
         <w:rPr>
           <w:rFonts w:cs="Calibri"/>
@@ -10438,6 +11506,7 @@
         <w:t xml:space="preserve">      error: error ?? </w:t>
       </w:r>
       <w:proofErr w:type="spellStart"/>
+      <w:proofErr w:type="gramStart"/>
       <w:r>
         <w:rPr>
           <w:rFonts w:cs="Calibri"/>
@@ -10450,6 +11519,7 @@
         <w:t>this.error</w:t>
       </w:r>
       <w:proofErr w:type="spellEnd"/>
+      <w:proofErr w:type="gramEnd"/>
       <w:r>
         <w:rPr>
           <w:rFonts w:cs="Calibri"/>
@@ -10546,6 +11616,7 @@
           <w:szCs w:val="32"/>
         </w:rPr>
       </w:pPr>
+      <w:proofErr w:type="gramStart"/>
       <w:r>
         <w:rPr>
           <w:rFonts w:cs="Calibri"/>
@@ -10581,6 +11652,7 @@
         <w:t>TaskState</w:t>
       </w:r>
       <w:proofErr w:type="spellEnd"/>
+      <w:proofErr w:type="gramEnd"/>
       <w:r>
         <w:rPr>
           <w:rFonts w:cs="Calibri"/>
@@ -10676,6 +11748,7 @@
         </w:rPr>
       </w:pPr>
       <w:proofErr w:type="spellStart"/>
+      <w:proofErr w:type="gramStart"/>
       <w:r>
         <w:rPr>
           <w:rFonts w:cs="Calibri"/>
@@ -10708,7 +11781,19 @@
           <w:sz w:val="32"/>
           <w:szCs w:val="32"/>
         </w:rPr>
-        <w:t xml:space="preserve"> = </w:t>
+        <w:t xml:space="preserve"> =</w:t>
+      </w:r>
+      <w:proofErr w:type="gramEnd"/>
+      <w:r>
+        <w:rPr>
+          <w:rFonts w:cs="Calibri"/>
+          <w:b/>
+          <w:bCs/>
+          <w:color w:val="D86DCB" w:themeColor="accent5" w:themeTint="99"/>
+          <w:sz w:val="32"/>
+          <w:szCs w:val="32"/>
+        </w:rPr>
+        <w:t xml:space="preserve"> </w:t>
       </w:r>
       <w:r>
         <w:rPr>
@@ -11011,7 +12096,29 @@
           <w:sz w:val="32"/>
           <w:szCs w:val="32"/>
         </w:rPr>
-        <w:t>throw Exception()</w:t>
+        <w:t xml:space="preserve">throw </w:t>
+      </w:r>
+      <w:proofErr w:type="gramStart"/>
+      <w:r>
+        <w:rPr>
+          <w:rFonts w:cs="Calibri"/>
+          <w:b/>
+          <w:bCs/>
+          <w:sz w:val="32"/>
+          <w:szCs w:val="32"/>
+        </w:rPr>
+        <w:t>Exception(</w:t>
+      </w:r>
+      <w:proofErr w:type="gramEnd"/>
+      <w:r>
+        <w:rPr>
+          <w:rFonts w:cs="Calibri"/>
+          <w:b/>
+          <w:bCs/>
+          <w:sz w:val="32"/>
+          <w:szCs w:val="32"/>
+        </w:rPr>
+        <w:t>)</w:t>
       </w:r>
       <w:r>
         <w:rPr>
@@ -11034,6 +12141,7 @@
         </w:rPr>
       </w:pPr>
       <w:proofErr w:type="spellStart"/>
+      <w:proofErr w:type="gramStart"/>
       <w:r>
         <w:rPr>
           <w:rFonts w:cs="Calibri"/>
@@ -11056,6 +12164,7 @@
         <w:t>._</w:t>
       </w:r>
       <w:proofErr w:type="spellStart"/>
+      <w:proofErr w:type="gramEnd"/>
       <w:r>
         <w:rPr>
           <w:rFonts w:cs="Calibri"/>
@@ -11090,6 +12199,7 @@
         </w:rPr>
       </w:pPr>
       <w:proofErr w:type="spellStart"/>
+      <w:proofErr w:type="gramStart"/>
       <w:r>
         <w:rPr>
           <w:rFonts w:cs="Calibri"/>
@@ -11109,7 +12219,18 @@
           <w:sz w:val="32"/>
           <w:szCs w:val="32"/>
         </w:rPr>
-        <w:t>._shopping("Chicken Fry");</w:t>
+        <w:t>._</w:t>
+      </w:r>
+      <w:proofErr w:type="gramEnd"/>
+      <w:r>
+        <w:rPr>
+          <w:rFonts w:cs="Calibri"/>
+          <w:b/>
+          <w:bCs/>
+          <w:sz w:val="32"/>
+          <w:szCs w:val="32"/>
+        </w:rPr>
+        <w:t>shopping("Chicken Fry");</w:t>
       </w:r>
     </w:p>
     <w:p>
@@ -11347,7 +12468,31 @@
           <w:sz w:val="32"/>
           <w:szCs w:val="32"/>
         </w:rPr>
-        <w:t xml:space="preserve">    print("$item ordered");</w:t>
+        <w:t xml:space="preserve">    </w:t>
+      </w:r>
+      <w:proofErr w:type="gramStart"/>
+      <w:r>
+        <w:rPr>
+          <w:rFonts w:cs="Calibri"/>
+          <w:b/>
+          <w:bCs/>
+          <w:color w:val="D86DCB" w:themeColor="accent5" w:themeTint="99"/>
+          <w:sz w:val="32"/>
+          <w:szCs w:val="32"/>
+        </w:rPr>
+        <w:t>print(</w:t>
+      </w:r>
+      <w:proofErr w:type="gramEnd"/>
+      <w:r>
+        <w:rPr>
+          <w:rFonts w:cs="Calibri"/>
+          <w:b/>
+          <w:bCs/>
+          <w:color w:val="D86DCB" w:themeColor="accent5" w:themeTint="99"/>
+          <w:sz w:val="32"/>
+          <w:szCs w:val="32"/>
+        </w:rPr>
+        <w:t>"$item ordered");</w:t>
       </w:r>
     </w:p>
     <w:p>
@@ -11515,7 +12660,31 @@
           <w:sz w:val="32"/>
           <w:szCs w:val="32"/>
         </w:rPr>
-        <w:t xml:space="preserve">    print("$item is being prepared");</w:t>
+        <w:t xml:space="preserve">    </w:t>
+      </w:r>
+      <w:proofErr w:type="gramStart"/>
+      <w:r>
+        <w:rPr>
+          <w:rFonts w:cs="Calibri"/>
+          <w:b/>
+          <w:bCs/>
+          <w:color w:val="D86DCB" w:themeColor="accent5" w:themeTint="99"/>
+          <w:sz w:val="32"/>
+          <w:szCs w:val="32"/>
+        </w:rPr>
+        <w:t>print(</w:t>
+      </w:r>
+      <w:proofErr w:type="gramEnd"/>
+      <w:r>
+        <w:rPr>
+          <w:rFonts w:cs="Calibri"/>
+          <w:b/>
+          <w:bCs/>
+          <w:color w:val="D86DCB" w:themeColor="accent5" w:themeTint="99"/>
+          <w:sz w:val="32"/>
+          <w:szCs w:val="32"/>
+        </w:rPr>
+        <w:t>"$item is being prepared");</w:t>
       </w:r>
     </w:p>
     <w:p>
@@ -11564,31 +12733,79 @@
           <w:sz w:val="32"/>
           <w:szCs w:val="32"/>
         </w:rPr>
-        <w:t xml:space="preserve">  void _shopping(String item) {</w:t>
-      </w:r>
-    </w:p>
-    <w:p>
-      <w:pPr>
-        <w:jc w:val="both"/>
-        <w:rPr>
-          <w:rFonts w:cs="Calibri"/>
-          <w:b/>
-          <w:bCs/>
-          <w:color w:val="D86DCB" w:themeColor="accent5" w:themeTint="99"/>
-          <w:sz w:val="32"/>
-          <w:szCs w:val="32"/>
-        </w:rPr>
-      </w:pPr>
-      <w:r>
-        <w:rPr>
-          <w:rFonts w:cs="Calibri"/>
-          <w:b/>
-          <w:bCs/>
-          <w:color w:val="D86DCB" w:themeColor="accent5" w:themeTint="99"/>
-          <w:sz w:val="32"/>
-          <w:szCs w:val="32"/>
-        </w:rPr>
-        <w:t xml:space="preserve">    print("Shopping for $item");</w:t>
+        <w:t xml:space="preserve">  void _</w:t>
+      </w:r>
+      <w:proofErr w:type="gramStart"/>
+      <w:r>
+        <w:rPr>
+          <w:rFonts w:cs="Calibri"/>
+          <w:b/>
+          <w:bCs/>
+          <w:color w:val="D86DCB" w:themeColor="accent5" w:themeTint="99"/>
+          <w:sz w:val="32"/>
+          <w:szCs w:val="32"/>
+        </w:rPr>
+        <w:t>shopping(</w:t>
+      </w:r>
+      <w:proofErr w:type="gramEnd"/>
+      <w:r>
+        <w:rPr>
+          <w:rFonts w:cs="Calibri"/>
+          <w:b/>
+          <w:bCs/>
+          <w:color w:val="D86DCB" w:themeColor="accent5" w:themeTint="99"/>
+          <w:sz w:val="32"/>
+          <w:szCs w:val="32"/>
+        </w:rPr>
+        <w:t>String item) {</w:t>
+      </w:r>
+    </w:p>
+    <w:p>
+      <w:pPr>
+        <w:jc w:val="both"/>
+        <w:rPr>
+          <w:rFonts w:cs="Calibri"/>
+          <w:b/>
+          <w:bCs/>
+          <w:color w:val="D86DCB" w:themeColor="accent5" w:themeTint="99"/>
+          <w:sz w:val="32"/>
+          <w:szCs w:val="32"/>
+        </w:rPr>
+      </w:pPr>
+      <w:r>
+        <w:rPr>
+          <w:rFonts w:cs="Calibri"/>
+          <w:b/>
+          <w:bCs/>
+          <w:color w:val="D86DCB" w:themeColor="accent5" w:themeTint="99"/>
+          <w:sz w:val="32"/>
+          <w:szCs w:val="32"/>
+        </w:rPr>
+        <w:t xml:space="preserve">    </w:t>
+      </w:r>
+      <w:proofErr w:type="gramStart"/>
+      <w:r>
+        <w:rPr>
+          <w:rFonts w:cs="Calibri"/>
+          <w:b/>
+          <w:bCs/>
+          <w:color w:val="D86DCB" w:themeColor="accent5" w:themeTint="99"/>
+          <w:sz w:val="32"/>
+          <w:szCs w:val="32"/>
+        </w:rPr>
+        <w:t>print(</w:t>
+      </w:r>
+      <w:proofErr w:type="gramEnd"/>
+      <w:r>
+        <w:rPr>
+          <w:rFonts w:cs="Calibri"/>
+          <w:b/>
+          <w:bCs/>
+          <w:color w:val="D86DCB" w:themeColor="accent5" w:themeTint="99"/>
+          <w:sz w:val="32"/>
+          <w:szCs w:val="32"/>
+        </w:rPr>
+        <w:t>"Shopping for $item");</w:t>
       </w:r>
     </w:p>
     <w:p>
@@ -11796,16 +13013,29 @@
         <w:t>(</w:t>
       </w:r>
       <w:proofErr w:type="spellStart"/>
-      <w:r>
-        <w:rPr>
-          <w:rFonts w:cs="Calibri"/>
-          <w:b/>
-          <w:bCs/>
-          <w:color w:val="D86DCB" w:themeColor="accent5" w:themeTint="99"/>
-          <w:sz w:val="32"/>
-          <w:szCs w:val="32"/>
-        </w:rPr>
-        <w:t>this._pin</w:t>
+      <w:proofErr w:type="gramStart"/>
+      <w:r>
+        <w:rPr>
+          <w:rFonts w:cs="Calibri"/>
+          <w:b/>
+          <w:bCs/>
+          <w:color w:val="D86DCB" w:themeColor="accent5" w:themeTint="99"/>
+          <w:sz w:val="32"/>
+          <w:szCs w:val="32"/>
+        </w:rPr>
+        <w:t>this._</w:t>
+      </w:r>
+      <w:proofErr w:type="gramEnd"/>
+      <w:r>
+        <w:rPr>
+          <w:rFonts w:cs="Calibri"/>
+          <w:b/>
+          <w:bCs/>
+          <w:color w:val="D86DCB" w:themeColor="accent5" w:themeTint="99"/>
+          <w:sz w:val="32"/>
+          <w:szCs w:val="32"/>
+        </w:rPr>
+        <w:t>pin</w:t>
       </w:r>
       <w:proofErr w:type="spellEnd"/>
       <w:r>
@@ -11844,6 +13074,7 @@
         <w:t xml:space="preserve">  double </w:t>
       </w:r>
       <w:proofErr w:type="spellStart"/>
+      <w:proofErr w:type="gramStart"/>
       <w:r>
         <w:rPr>
           <w:rFonts w:cs="Calibri"/>
@@ -11865,7 +13096,19 @@
           <w:sz w:val="32"/>
           <w:szCs w:val="32"/>
         </w:rPr>
-        <w:t>(int pin)  {</w:t>
+        <w:t>(</w:t>
+      </w:r>
+      <w:proofErr w:type="gramEnd"/>
+      <w:r>
+        <w:rPr>
+          <w:rFonts w:cs="Calibri"/>
+          <w:b/>
+          <w:bCs/>
+          <w:color w:val="D86DCB" w:themeColor="accent5" w:themeTint="99"/>
+          <w:sz w:val="32"/>
+          <w:szCs w:val="32"/>
+        </w:rPr>
+        <w:t>int pin)  {</w:t>
       </w:r>
       <w:r>
         <w:rPr>
@@ -11984,7 +13227,31 @@
           <w:sz w:val="32"/>
           <w:szCs w:val="32"/>
         </w:rPr>
-        <w:t xml:space="preserve">      throw Exception("Invalid PIN. Access denied.");</w:t>
+        <w:t xml:space="preserve">      throw </w:t>
+      </w:r>
+      <w:proofErr w:type="gramStart"/>
+      <w:r>
+        <w:rPr>
+          <w:rFonts w:cs="Calibri"/>
+          <w:b/>
+          <w:bCs/>
+          <w:color w:val="D86DCB" w:themeColor="accent5" w:themeTint="99"/>
+          <w:sz w:val="32"/>
+          <w:szCs w:val="32"/>
+        </w:rPr>
+        <w:t>Exception(</w:t>
+      </w:r>
+      <w:proofErr w:type="gramEnd"/>
+      <w:r>
+        <w:rPr>
+          <w:rFonts w:cs="Calibri"/>
+          <w:b/>
+          <w:bCs/>
+          <w:color w:val="D86DCB" w:themeColor="accent5" w:themeTint="99"/>
+          <w:sz w:val="32"/>
+          <w:szCs w:val="32"/>
+        </w:rPr>
+        <w:t>"Invalid PIN. Access denied.");</w:t>
       </w:r>
     </w:p>
     <w:p>
@@ -12083,6 +13350,7 @@
         <w:t xml:space="preserve">  set </w:t>
       </w:r>
       <w:proofErr w:type="spellStart"/>
+      <w:proofErr w:type="gramStart"/>
       <w:r>
         <w:rPr>
           <w:rFonts w:cs="Calibri"/>
@@ -12104,31 +13372,67 @@
           <w:sz w:val="32"/>
           <w:szCs w:val="32"/>
         </w:rPr>
-        <w:t>(double amount) =&gt; _balance = amount;</w:t>
-      </w:r>
-    </w:p>
-    <w:p>
-      <w:pPr>
-        <w:jc w:val="both"/>
-        <w:rPr>
-          <w:rFonts w:cs="Calibri"/>
-          <w:b/>
-          <w:bCs/>
-          <w:color w:val="D86DCB" w:themeColor="accent5" w:themeTint="99"/>
-          <w:sz w:val="32"/>
-          <w:szCs w:val="32"/>
-        </w:rPr>
-      </w:pPr>
-      <w:r>
-        <w:rPr>
-          <w:rFonts w:cs="Calibri"/>
-          <w:b/>
-          <w:bCs/>
-          <w:color w:val="D86DCB" w:themeColor="accent5" w:themeTint="99"/>
-          <w:sz w:val="32"/>
-          <w:szCs w:val="32"/>
-        </w:rPr>
-        <w:t xml:space="preserve">  void deposit(double amount) {</w:t>
+        <w:t>(</w:t>
+      </w:r>
+      <w:proofErr w:type="gramEnd"/>
+      <w:r>
+        <w:rPr>
+          <w:rFonts w:cs="Calibri"/>
+          <w:b/>
+          <w:bCs/>
+          <w:color w:val="D86DCB" w:themeColor="accent5" w:themeTint="99"/>
+          <w:sz w:val="32"/>
+          <w:szCs w:val="32"/>
+        </w:rPr>
+        <w:t>double amount) =&gt; _balance = amount;</w:t>
+      </w:r>
+    </w:p>
+    <w:p>
+      <w:pPr>
+        <w:jc w:val="both"/>
+        <w:rPr>
+          <w:rFonts w:cs="Calibri"/>
+          <w:b/>
+          <w:bCs/>
+          <w:color w:val="D86DCB" w:themeColor="accent5" w:themeTint="99"/>
+          <w:sz w:val="32"/>
+          <w:szCs w:val="32"/>
+        </w:rPr>
+      </w:pPr>
+      <w:r>
+        <w:rPr>
+          <w:rFonts w:cs="Calibri"/>
+          <w:b/>
+          <w:bCs/>
+          <w:color w:val="D86DCB" w:themeColor="accent5" w:themeTint="99"/>
+          <w:sz w:val="32"/>
+          <w:szCs w:val="32"/>
+        </w:rPr>
+        <w:t xml:space="preserve">  void </w:t>
+      </w:r>
+      <w:proofErr w:type="gramStart"/>
+      <w:r>
+        <w:rPr>
+          <w:rFonts w:cs="Calibri"/>
+          <w:b/>
+          <w:bCs/>
+          <w:color w:val="D86DCB" w:themeColor="accent5" w:themeTint="99"/>
+          <w:sz w:val="32"/>
+          <w:szCs w:val="32"/>
+        </w:rPr>
+        <w:t>deposit(</w:t>
+      </w:r>
+      <w:proofErr w:type="gramEnd"/>
+      <w:r>
+        <w:rPr>
+          <w:rFonts w:cs="Calibri"/>
+          <w:b/>
+          <w:bCs/>
+          <w:color w:val="D86DCB" w:themeColor="accent5" w:themeTint="99"/>
+          <w:sz w:val="32"/>
+          <w:szCs w:val="32"/>
+        </w:rPr>
+        <w:t>double amount) {</w:t>
       </w:r>
     </w:p>
     <w:p>
@@ -12176,7 +13480,31 @@
           <w:sz w:val="32"/>
           <w:szCs w:val="32"/>
         </w:rPr>
-        <w:t xml:space="preserve">    print("Deposited: \$${</w:t>
+        <w:t xml:space="preserve">    </w:t>
+      </w:r>
+      <w:proofErr w:type="gramStart"/>
+      <w:r>
+        <w:rPr>
+          <w:rFonts w:cs="Calibri"/>
+          <w:b/>
+          <w:bCs/>
+          <w:color w:val="D86DCB" w:themeColor="accent5" w:themeTint="99"/>
+          <w:sz w:val="32"/>
+          <w:szCs w:val="32"/>
+        </w:rPr>
+        <w:t>print(</w:t>
+      </w:r>
+      <w:proofErr w:type="gramEnd"/>
+      <w:r>
+        <w:rPr>
+          <w:rFonts w:cs="Calibri"/>
+          <w:b/>
+          <w:bCs/>
+          <w:color w:val="D86DCB" w:themeColor="accent5" w:themeTint="99"/>
+          <w:sz w:val="32"/>
+          <w:szCs w:val="32"/>
+        </w:rPr>
+        <w:t>"Deposited: \$${</w:t>
       </w:r>
       <w:proofErr w:type="spellStart"/>
       <w:r>
@@ -12249,7 +13577,31 @@
           <w:szCs w:val="32"/>
         </w:rPr>
         <w:lastRenderedPageBreak/>
-        <w:t xml:space="preserve">  void withdraw(double amount) {</w:t>
+        <w:t xml:space="preserve">  void </w:t>
+      </w:r>
+      <w:proofErr w:type="gramStart"/>
+      <w:r>
+        <w:rPr>
+          <w:rFonts w:cs="Calibri"/>
+          <w:b/>
+          <w:bCs/>
+          <w:color w:val="D86DCB" w:themeColor="accent5" w:themeTint="99"/>
+          <w:sz w:val="32"/>
+          <w:szCs w:val="32"/>
+        </w:rPr>
+        <w:t>withdraw(</w:t>
+      </w:r>
+      <w:proofErr w:type="gramEnd"/>
+      <w:r>
+        <w:rPr>
+          <w:rFonts w:cs="Calibri"/>
+          <w:b/>
+          <w:bCs/>
+          <w:color w:val="D86DCB" w:themeColor="accent5" w:themeTint="99"/>
+          <w:sz w:val="32"/>
+          <w:szCs w:val="32"/>
+        </w:rPr>
+        <w:t>double amount) {</w:t>
       </w:r>
     </w:p>
     <w:p>
@@ -12321,7 +13673,31 @@
           <w:sz w:val="32"/>
           <w:szCs w:val="32"/>
         </w:rPr>
-        <w:t xml:space="preserve">      print("Withdrew: \$${</w:t>
+        <w:t xml:space="preserve">      </w:t>
+      </w:r>
+      <w:proofErr w:type="gramStart"/>
+      <w:r>
+        <w:rPr>
+          <w:rFonts w:cs="Calibri"/>
+          <w:b/>
+          <w:bCs/>
+          <w:color w:val="D86DCB" w:themeColor="accent5" w:themeTint="99"/>
+          <w:sz w:val="32"/>
+          <w:szCs w:val="32"/>
+        </w:rPr>
+        <w:t>print(</w:t>
+      </w:r>
+      <w:proofErr w:type="gramEnd"/>
+      <w:r>
+        <w:rPr>
+          <w:rFonts w:cs="Calibri"/>
+          <w:b/>
+          <w:bCs/>
+          <w:color w:val="D86DCB" w:themeColor="accent5" w:themeTint="99"/>
+          <w:sz w:val="32"/>
+          <w:szCs w:val="32"/>
+        </w:rPr>
+        <w:t>"Withdrew: \$${</w:t>
       </w:r>
       <w:proofErr w:type="spellStart"/>
       <w:r>
@@ -12393,7 +13769,31 @@
           <w:sz w:val="32"/>
           <w:szCs w:val="32"/>
         </w:rPr>
-        <w:t xml:space="preserve">      print("Withdrawal amount must be positive and greater than 0.");</w:t>
+        <w:t xml:space="preserve">      </w:t>
+      </w:r>
+      <w:proofErr w:type="gramStart"/>
+      <w:r>
+        <w:rPr>
+          <w:rFonts w:cs="Calibri"/>
+          <w:b/>
+          <w:bCs/>
+          <w:color w:val="D86DCB" w:themeColor="accent5" w:themeTint="99"/>
+          <w:sz w:val="32"/>
+          <w:szCs w:val="32"/>
+        </w:rPr>
+        <w:t>print(</w:t>
+      </w:r>
+      <w:proofErr w:type="gramEnd"/>
+      <w:r>
+        <w:rPr>
+          <w:rFonts w:cs="Calibri"/>
+          <w:b/>
+          <w:bCs/>
+          <w:color w:val="D86DCB" w:themeColor="accent5" w:themeTint="99"/>
+          <w:sz w:val="32"/>
+          <w:szCs w:val="32"/>
+        </w:rPr>
+        <w:t>"Withdrawal amount must be positive and greater than 0.");</w:t>
       </w:r>
     </w:p>
     <w:p>
@@ -12441,7 +13841,31 @@
           <w:sz w:val="32"/>
           <w:szCs w:val="32"/>
         </w:rPr>
-        <w:t xml:space="preserve">      print("Insufficient funds for withdrawal of \$${</w:t>
+        <w:t xml:space="preserve">      </w:t>
+      </w:r>
+      <w:proofErr w:type="gramStart"/>
+      <w:r>
+        <w:rPr>
+          <w:rFonts w:cs="Calibri"/>
+          <w:b/>
+          <w:bCs/>
+          <w:color w:val="D86DCB" w:themeColor="accent5" w:themeTint="99"/>
+          <w:sz w:val="32"/>
+          <w:szCs w:val="32"/>
+        </w:rPr>
+        <w:t>print(</w:t>
+      </w:r>
+      <w:proofErr w:type="gramEnd"/>
+      <w:r>
+        <w:rPr>
+          <w:rFonts w:cs="Calibri"/>
+          <w:b/>
+          <w:bCs/>
+          <w:color w:val="D86DCB" w:themeColor="accent5" w:themeTint="99"/>
+          <w:sz w:val="32"/>
+          <w:szCs w:val="32"/>
+        </w:rPr>
+        <w:t>"Insufficient funds for withdrawal of \$${</w:t>
       </w:r>
       <w:proofErr w:type="spellStart"/>
       <w:r>
@@ -12622,7 +14046,31 @@
           <w:sz w:val="32"/>
           <w:szCs w:val="32"/>
         </w:rPr>
-        <w:t xml:space="preserve"> = Restaurant();</w:t>
+        <w:t xml:space="preserve"> = </w:t>
+      </w:r>
+      <w:proofErr w:type="gramStart"/>
+      <w:r>
+        <w:rPr>
+          <w:rFonts w:cs="Calibri"/>
+          <w:b/>
+          <w:bCs/>
+          <w:color w:val="D86DCB" w:themeColor="accent5" w:themeTint="99"/>
+          <w:sz w:val="32"/>
+          <w:szCs w:val="32"/>
+        </w:rPr>
+        <w:t>Restaurant(</w:t>
+      </w:r>
+      <w:proofErr w:type="gramEnd"/>
+      <w:r>
+        <w:rPr>
+          <w:rFonts w:cs="Calibri"/>
+          <w:b/>
+          <w:bCs/>
+          <w:color w:val="D86DCB" w:themeColor="accent5" w:themeTint="99"/>
+          <w:sz w:val="32"/>
+          <w:szCs w:val="32"/>
+        </w:rPr>
+        <w:t>);</w:t>
       </w:r>
     </w:p>
     <w:p>
@@ -12649,6 +14097,7 @@
         <w:t xml:space="preserve">  </w:t>
       </w:r>
       <w:proofErr w:type="spellStart"/>
+      <w:proofErr w:type="gramStart"/>
       <w:r>
         <w:rPr>
           <w:rFonts w:cs="Calibri"/>
@@ -12661,6 +14110,7 @@
         <w:t>bfc.order</w:t>
       </w:r>
       <w:proofErr w:type="spellEnd"/>
+      <w:proofErr w:type="gramEnd"/>
       <w:r>
         <w:rPr>
           <w:rFonts w:cs="Calibri"/>
@@ -12697,6 +14147,7 @@
         <w:t xml:space="preserve">  print(</w:t>
       </w:r>
       <w:proofErr w:type="spellStart"/>
+      <w:proofErr w:type="gramStart"/>
       <w:r>
         <w:rPr>
           <w:rFonts w:cs="Calibri"/>
@@ -12709,6 +14160,7 @@
         <w:t>bfc.getId</w:t>
       </w:r>
       <w:proofErr w:type="spellEnd"/>
+      <w:proofErr w:type="gramEnd"/>
       <w:r>
         <w:rPr>
           <w:rFonts w:cs="Calibri"/>
@@ -12745,6 +14197,7 @@
         <w:t xml:space="preserve">  </w:t>
       </w:r>
       <w:proofErr w:type="spellStart"/>
+      <w:proofErr w:type="gramStart"/>
       <w:r>
         <w:rPr>
           <w:rFonts w:cs="Calibri"/>
@@ -12757,6 +14210,7 @@
         <w:t>bfc.setId</w:t>
       </w:r>
       <w:proofErr w:type="spellEnd"/>
+      <w:proofErr w:type="gramEnd"/>
       <w:r>
         <w:rPr>
           <w:rFonts w:cs="Calibri"/>
@@ -12793,6 +14247,7 @@
         <w:t xml:space="preserve">  print(</w:t>
       </w:r>
       <w:proofErr w:type="spellStart"/>
+      <w:proofErr w:type="gramStart"/>
       <w:r>
         <w:rPr>
           <w:rFonts w:cs="Calibri"/>
@@ -12805,6 +14260,7 @@
         <w:t>bfc.getId</w:t>
       </w:r>
       <w:proofErr w:type="spellEnd"/>
+      <w:proofErr w:type="gramEnd"/>
       <w:r>
         <w:rPr>
           <w:rFonts w:cs="Calibri"/>
@@ -12878,6 +14334,7 @@
         <w:t xml:space="preserve"> account = </w:t>
       </w:r>
       <w:proofErr w:type="spellStart"/>
+      <w:proofErr w:type="gramStart"/>
       <w:r>
         <w:rPr>
           <w:rFonts w:cs="Calibri"/>
@@ -12899,7 +14356,19 @@
           <w:sz w:val="32"/>
           <w:szCs w:val="32"/>
         </w:rPr>
-        <w:t>(123);</w:t>
+        <w:t>(</w:t>
+      </w:r>
+      <w:proofErr w:type="gramEnd"/>
+      <w:r>
+        <w:rPr>
+          <w:rFonts w:cs="Calibri"/>
+          <w:b/>
+          <w:bCs/>
+          <w:color w:val="D86DCB" w:themeColor="accent5" w:themeTint="99"/>
+          <w:sz w:val="32"/>
+          <w:szCs w:val="32"/>
+        </w:rPr>
+        <w:t>123);</w:t>
       </w:r>
     </w:p>
     <w:p>
@@ -12926,6 +14395,7 @@
         <w:t xml:space="preserve">  print(</w:t>
       </w:r>
       <w:proofErr w:type="spellStart"/>
+      <w:proofErr w:type="gramStart"/>
       <w:r>
         <w:rPr>
           <w:rFonts w:cs="Calibri"/>
@@ -12938,6 +14408,7 @@
         <w:t>account.getBalance</w:t>
       </w:r>
       <w:proofErr w:type="spellEnd"/>
+      <w:proofErr w:type="gramEnd"/>
       <w:r>
         <w:rPr>
           <w:rFonts w:cs="Calibri"/>
@@ -12975,6 +14446,7 @@
         <w:t xml:space="preserve">  </w:t>
       </w:r>
       <w:proofErr w:type="spellStart"/>
+      <w:proofErr w:type="gramStart"/>
       <w:r>
         <w:rPr>
           <w:rFonts w:cs="Calibri"/>
@@ -12987,6 +14459,7 @@
         <w:t>account.deposit</w:t>
       </w:r>
       <w:proofErr w:type="spellEnd"/>
+      <w:proofErr w:type="gramEnd"/>
       <w:r>
         <w:rPr>
           <w:rFonts w:cs="Calibri"/>
@@ -13023,6 +14496,7 @@
         <w:t xml:space="preserve">  print(</w:t>
       </w:r>
       <w:proofErr w:type="spellStart"/>
+      <w:proofErr w:type="gramStart"/>
       <w:r>
         <w:rPr>
           <w:rFonts w:cs="Calibri"/>
@@ -13035,6 +14509,7 @@
         <w:t>account.getBalance</w:t>
       </w:r>
       <w:proofErr w:type="spellEnd"/>
+      <w:proofErr w:type="gramEnd"/>
       <w:r>
         <w:rPr>
           <w:rFonts w:cs="Calibri"/>
@@ -13071,6 +14546,7 @@
         <w:t xml:space="preserve">  </w:t>
       </w:r>
       <w:proofErr w:type="spellStart"/>
+      <w:proofErr w:type="gramStart"/>
       <w:r>
         <w:rPr>
           <w:rFonts w:cs="Calibri"/>
@@ -13083,6 +14559,7 @@
         <w:t>account.withdraw</w:t>
       </w:r>
       <w:proofErr w:type="spellEnd"/>
+      <w:proofErr w:type="gramEnd"/>
       <w:r>
         <w:rPr>
           <w:rFonts w:cs="Calibri"/>
@@ -13119,6 +14596,7 @@
         <w:t xml:space="preserve">  print(</w:t>
       </w:r>
       <w:proofErr w:type="spellStart"/>
+      <w:proofErr w:type="gramStart"/>
       <w:r>
         <w:rPr>
           <w:rFonts w:cs="Calibri"/>
@@ -13131,6 +14609,7 @@
         <w:t>account.getBalance</w:t>
       </w:r>
       <w:proofErr w:type="spellEnd"/>
+      <w:proofErr w:type="gramEnd"/>
       <w:r>
         <w:rPr>
           <w:rFonts w:cs="Calibri"/>
@@ -13167,6 +14646,7 @@
         <w:t xml:space="preserve">  </w:t>
       </w:r>
       <w:proofErr w:type="spellStart"/>
+      <w:proofErr w:type="gramStart"/>
       <w:r>
         <w:rPr>
           <w:rFonts w:cs="Calibri"/>
@@ -13179,6 +14659,7 @@
         <w:t>account.setBalance</w:t>
       </w:r>
       <w:proofErr w:type="spellEnd"/>
+      <w:proofErr w:type="gramEnd"/>
       <w:r>
         <w:rPr>
           <w:rFonts w:cs="Calibri"/>
@@ -13215,6 +14696,7 @@
         <w:t xml:space="preserve">  print(</w:t>
       </w:r>
       <w:proofErr w:type="spellStart"/>
+      <w:proofErr w:type="gramStart"/>
       <w:r>
         <w:rPr>
           <w:rFonts w:cs="Calibri"/>
@@ -13227,6 +14709,7 @@
         <w:t>account.getBalance</w:t>
       </w:r>
       <w:proofErr w:type="spellEnd"/>
+      <w:proofErr w:type="gramEnd"/>
       <w:r>
         <w:rPr>
           <w:rFonts w:cs="Calibri"/>
@@ -13571,7 +15054,28 @@
           <w:szCs w:val="32"/>
         </w:rPr>
         <w:tab/>
-        <w:t>Animal(name: 'Lion');</w:t>
+      </w:r>
+      <w:proofErr w:type="gramStart"/>
+      <w:r>
+        <w:rPr>
+          <w:rFonts w:cs="Calibri"/>
+          <w:b/>
+          <w:bCs/>
+          <w:sz w:val="32"/>
+          <w:szCs w:val="32"/>
+        </w:rPr>
+        <w:t>Animal(</w:t>
+      </w:r>
+      <w:proofErr w:type="gramEnd"/>
+      <w:r>
+        <w:rPr>
+          <w:rFonts w:cs="Calibri"/>
+          <w:b/>
+          <w:bCs/>
+          <w:sz w:val="32"/>
+          <w:szCs w:val="32"/>
+        </w:rPr>
+        <w:t>name: 'Lion');</w:t>
       </w:r>
     </w:p>
     <w:p>
@@ -13736,55 +15240,127 @@
           <w:sz w:val="32"/>
           <w:szCs w:val="32"/>
         </w:rPr>
-        <w:t xml:space="preserve">  Animal({required this.name});</w:t>
-      </w:r>
-    </w:p>
-    <w:p>
-      <w:pPr>
-        <w:jc w:val="both"/>
-        <w:rPr>
-          <w:rFonts w:cs="Calibri"/>
-          <w:b/>
-          <w:bCs/>
-          <w:color w:val="D86DCB" w:themeColor="accent5" w:themeTint="99"/>
-          <w:sz w:val="32"/>
-          <w:szCs w:val="32"/>
-        </w:rPr>
-      </w:pPr>
-      <w:r>
-        <w:rPr>
-          <w:rFonts w:cs="Calibri"/>
-          <w:b/>
-          <w:bCs/>
-          <w:color w:val="D86DCB" w:themeColor="accent5" w:themeTint="99"/>
-          <w:sz w:val="32"/>
-          <w:szCs w:val="32"/>
-        </w:rPr>
-        <w:t xml:space="preserve">  void eat() {</w:t>
-      </w:r>
-    </w:p>
-    <w:p>
-      <w:pPr>
-        <w:jc w:val="both"/>
-        <w:rPr>
-          <w:rFonts w:cs="Calibri"/>
-          <w:b/>
-          <w:bCs/>
-          <w:color w:val="D86DCB" w:themeColor="accent5" w:themeTint="99"/>
-          <w:sz w:val="32"/>
-          <w:szCs w:val="32"/>
-        </w:rPr>
-      </w:pPr>
-      <w:r>
-        <w:rPr>
-          <w:rFonts w:cs="Calibri"/>
-          <w:b/>
-          <w:bCs/>
-          <w:color w:val="D86DCB" w:themeColor="accent5" w:themeTint="99"/>
-          <w:sz w:val="32"/>
-          <w:szCs w:val="32"/>
-        </w:rPr>
-        <w:t xml:space="preserve">    print('$name is eating');</w:t>
+        <w:t xml:space="preserve">  </w:t>
+      </w:r>
+      <w:proofErr w:type="gramStart"/>
+      <w:r>
+        <w:rPr>
+          <w:rFonts w:cs="Calibri"/>
+          <w:b/>
+          <w:bCs/>
+          <w:color w:val="D86DCB" w:themeColor="accent5" w:themeTint="99"/>
+          <w:sz w:val="32"/>
+          <w:szCs w:val="32"/>
+        </w:rPr>
+        <w:t>Animal(</w:t>
+      </w:r>
+      <w:proofErr w:type="gramEnd"/>
+      <w:r>
+        <w:rPr>
+          <w:rFonts w:cs="Calibri"/>
+          <w:b/>
+          <w:bCs/>
+          <w:color w:val="D86DCB" w:themeColor="accent5" w:themeTint="99"/>
+          <w:sz w:val="32"/>
+          <w:szCs w:val="32"/>
+        </w:rPr>
+        <w:t>{required this.name});</w:t>
+      </w:r>
+    </w:p>
+    <w:p>
+      <w:pPr>
+        <w:jc w:val="both"/>
+        <w:rPr>
+          <w:rFonts w:cs="Calibri"/>
+          <w:b/>
+          <w:bCs/>
+          <w:color w:val="D86DCB" w:themeColor="accent5" w:themeTint="99"/>
+          <w:sz w:val="32"/>
+          <w:szCs w:val="32"/>
+        </w:rPr>
+      </w:pPr>
+      <w:r>
+        <w:rPr>
+          <w:rFonts w:cs="Calibri"/>
+          <w:b/>
+          <w:bCs/>
+          <w:color w:val="D86DCB" w:themeColor="accent5" w:themeTint="99"/>
+          <w:sz w:val="32"/>
+          <w:szCs w:val="32"/>
+        </w:rPr>
+        <w:t xml:space="preserve">  void </w:t>
+      </w:r>
+      <w:proofErr w:type="gramStart"/>
+      <w:r>
+        <w:rPr>
+          <w:rFonts w:cs="Calibri"/>
+          <w:b/>
+          <w:bCs/>
+          <w:color w:val="D86DCB" w:themeColor="accent5" w:themeTint="99"/>
+          <w:sz w:val="32"/>
+          <w:szCs w:val="32"/>
+        </w:rPr>
+        <w:t>eat(</w:t>
+      </w:r>
+      <w:proofErr w:type="gramEnd"/>
+      <w:r>
+        <w:rPr>
+          <w:rFonts w:cs="Calibri"/>
+          <w:b/>
+          <w:bCs/>
+          <w:color w:val="D86DCB" w:themeColor="accent5" w:themeTint="99"/>
+          <w:sz w:val="32"/>
+          <w:szCs w:val="32"/>
+        </w:rPr>
+        <w:t>) {</w:t>
+      </w:r>
+    </w:p>
+    <w:p>
+      <w:pPr>
+        <w:jc w:val="both"/>
+        <w:rPr>
+          <w:rFonts w:cs="Calibri"/>
+          <w:b/>
+          <w:bCs/>
+          <w:color w:val="D86DCB" w:themeColor="accent5" w:themeTint="99"/>
+          <w:sz w:val="32"/>
+          <w:szCs w:val="32"/>
+        </w:rPr>
+      </w:pPr>
+      <w:r>
+        <w:rPr>
+          <w:rFonts w:cs="Calibri"/>
+          <w:b/>
+          <w:bCs/>
+          <w:color w:val="D86DCB" w:themeColor="accent5" w:themeTint="99"/>
+          <w:sz w:val="32"/>
+          <w:szCs w:val="32"/>
+        </w:rPr>
+        <w:t xml:space="preserve">    </w:t>
+      </w:r>
+      <w:proofErr w:type="gramStart"/>
+      <w:r>
+        <w:rPr>
+          <w:rFonts w:cs="Calibri"/>
+          <w:b/>
+          <w:bCs/>
+          <w:color w:val="D86DCB" w:themeColor="accent5" w:themeTint="99"/>
+          <w:sz w:val="32"/>
+          <w:szCs w:val="32"/>
+        </w:rPr>
+        <w:t>print(</w:t>
+      </w:r>
+      <w:proofErr w:type="gramEnd"/>
+      <w:r>
+        <w:rPr>
+          <w:rFonts w:cs="Calibri"/>
+          <w:b/>
+          <w:bCs/>
+          <w:color w:val="D86DCB" w:themeColor="accent5" w:themeTint="99"/>
+          <w:sz w:val="32"/>
+          <w:szCs w:val="32"/>
+        </w:rPr>
+        <w:t>'$name is eating');</w:t>
       </w:r>
     </w:p>
     <w:p>
@@ -13835,6 +15411,7 @@
         <w:t xml:space="preserve">  void </w:t>
       </w:r>
       <w:proofErr w:type="spellStart"/>
+      <w:proofErr w:type="gramStart"/>
       <w:r>
         <w:rPr>
           <w:rFonts w:cs="Calibri"/>
@@ -13856,31 +15433,67 @@
           <w:sz w:val="32"/>
           <w:szCs w:val="32"/>
         </w:rPr>
-        <w:t>();</w:t>
-      </w:r>
-    </w:p>
-    <w:p>
-      <w:pPr>
-        <w:jc w:val="both"/>
-        <w:rPr>
-          <w:rFonts w:cs="Calibri"/>
-          <w:b/>
-          <w:bCs/>
-          <w:color w:val="D86DCB" w:themeColor="accent5" w:themeTint="99"/>
-          <w:sz w:val="32"/>
-          <w:szCs w:val="32"/>
-        </w:rPr>
-      </w:pPr>
-      <w:r>
-        <w:rPr>
-          <w:rFonts w:cs="Calibri"/>
-          <w:b/>
-          <w:bCs/>
-          <w:color w:val="D86DCB" w:themeColor="accent5" w:themeTint="99"/>
-          <w:sz w:val="32"/>
-          <w:szCs w:val="32"/>
-        </w:rPr>
-        <w:t xml:space="preserve">  static void test() {</w:t>
+        <w:t>(</w:t>
+      </w:r>
+      <w:proofErr w:type="gramEnd"/>
+      <w:r>
+        <w:rPr>
+          <w:rFonts w:cs="Calibri"/>
+          <w:b/>
+          <w:bCs/>
+          <w:color w:val="D86DCB" w:themeColor="accent5" w:themeTint="99"/>
+          <w:sz w:val="32"/>
+          <w:szCs w:val="32"/>
+        </w:rPr>
+        <w:t>);</w:t>
+      </w:r>
+    </w:p>
+    <w:p>
+      <w:pPr>
+        <w:jc w:val="both"/>
+        <w:rPr>
+          <w:rFonts w:cs="Calibri"/>
+          <w:b/>
+          <w:bCs/>
+          <w:color w:val="D86DCB" w:themeColor="accent5" w:themeTint="99"/>
+          <w:sz w:val="32"/>
+          <w:szCs w:val="32"/>
+        </w:rPr>
+      </w:pPr>
+      <w:r>
+        <w:rPr>
+          <w:rFonts w:cs="Calibri"/>
+          <w:b/>
+          <w:bCs/>
+          <w:color w:val="D86DCB" w:themeColor="accent5" w:themeTint="99"/>
+          <w:sz w:val="32"/>
+          <w:szCs w:val="32"/>
+        </w:rPr>
+        <w:t xml:space="preserve">  static void </w:t>
+      </w:r>
+      <w:proofErr w:type="gramStart"/>
+      <w:r>
+        <w:rPr>
+          <w:rFonts w:cs="Calibri"/>
+          <w:b/>
+          <w:bCs/>
+          <w:color w:val="D86DCB" w:themeColor="accent5" w:themeTint="99"/>
+          <w:sz w:val="32"/>
+          <w:szCs w:val="32"/>
+        </w:rPr>
+        <w:t>test(</w:t>
+      </w:r>
+      <w:proofErr w:type="gramEnd"/>
+      <w:r>
+        <w:rPr>
+          <w:rFonts w:cs="Calibri"/>
+          <w:b/>
+          <w:bCs/>
+          <w:color w:val="D86DCB" w:themeColor="accent5" w:themeTint="99"/>
+          <w:sz w:val="32"/>
+          <w:szCs w:val="32"/>
+        </w:rPr>
+        <w:t>) {</w:t>
       </w:r>
     </w:p>
     <w:p>
@@ -14024,7 +15637,31 @@
           <w:sz w:val="32"/>
           <w:szCs w:val="32"/>
         </w:rPr>
-        <w:t xml:space="preserve">  Dog({required super.name, required </w:t>
+        <w:t xml:space="preserve">  </w:t>
+      </w:r>
+      <w:proofErr w:type="gramStart"/>
+      <w:r>
+        <w:rPr>
+          <w:rFonts w:cs="Calibri"/>
+          <w:b/>
+          <w:bCs/>
+          <w:color w:val="D86DCB" w:themeColor="accent5" w:themeTint="99"/>
+          <w:sz w:val="32"/>
+          <w:szCs w:val="32"/>
+        </w:rPr>
+        <w:t>Dog(</w:t>
+      </w:r>
+      <w:proofErr w:type="gramEnd"/>
+      <w:r>
+        <w:rPr>
+          <w:rFonts w:cs="Calibri"/>
+          <w:b/>
+          <w:bCs/>
+          <w:color w:val="D86DCB" w:themeColor="accent5" w:themeTint="99"/>
+          <w:sz w:val="32"/>
+          <w:szCs w:val="32"/>
+        </w:rPr>
+        <w:t xml:space="preserve">{required super.name, required </w:t>
       </w:r>
       <w:proofErr w:type="spellStart"/>
       <w:r>
@@ -14099,6 +15736,7 @@
         <w:t xml:space="preserve">  void </w:t>
       </w:r>
       <w:proofErr w:type="spellStart"/>
+      <w:proofErr w:type="gramStart"/>
       <w:r>
         <w:rPr>
           <w:rFonts w:cs="Calibri"/>
@@ -14120,31 +15758,67 @@
           <w:sz w:val="32"/>
           <w:szCs w:val="32"/>
         </w:rPr>
-        <w:t>() {</w:t>
-      </w:r>
-    </w:p>
-    <w:p>
-      <w:pPr>
-        <w:jc w:val="both"/>
-        <w:rPr>
-          <w:rFonts w:cs="Calibri"/>
-          <w:b/>
-          <w:bCs/>
-          <w:color w:val="D86DCB" w:themeColor="accent5" w:themeTint="99"/>
-          <w:sz w:val="32"/>
-          <w:szCs w:val="32"/>
-        </w:rPr>
-      </w:pPr>
-      <w:r>
-        <w:rPr>
-          <w:rFonts w:cs="Calibri"/>
-          <w:b/>
-          <w:bCs/>
-          <w:color w:val="D86DCB" w:themeColor="accent5" w:themeTint="99"/>
-          <w:sz w:val="32"/>
-          <w:szCs w:val="32"/>
-        </w:rPr>
-        <w:t xml:space="preserve">    print('$name says Woof Woof');</w:t>
+        <w:t>(</w:t>
+      </w:r>
+      <w:proofErr w:type="gramEnd"/>
+      <w:r>
+        <w:rPr>
+          <w:rFonts w:cs="Calibri"/>
+          <w:b/>
+          <w:bCs/>
+          <w:color w:val="D86DCB" w:themeColor="accent5" w:themeTint="99"/>
+          <w:sz w:val="32"/>
+          <w:szCs w:val="32"/>
+        </w:rPr>
+        <w:t>) {</w:t>
+      </w:r>
+    </w:p>
+    <w:p>
+      <w:pPr>
+        <w:jc w:val="both"/>
+        <w:rPr>
+          <w:rFonts w:cs="Calibri"/>
+          <w:b/>
+          <w:bCs/>
+          <w:color w:val="D86DCB" w:themeColor="accent5" w:themeTint="99"/>
+          <w:sz w:val="32"/>
+          <w:szCs w:val="32"/>
+        </w:rPr>
+      </w:pPr>
+      <w:r>
+        <w:rPr>
+          <w:rFonts w:cs="Calibri"/>
+          <w:b/>
+          <w:bCs/>
+          <w:color w:val="D86DCB" w:themeColor="accent5" w:themeTint="99"/>
+          <w:sz w:val="32"/>
+          <w:szCs w:val="32"/>
+        </w:rPr>
+        <w:t xml:space="preserve">    </w:t>
+      </w:r>
+      <w:proofErr w:type="gramStart"/>
+      <w:r>
+        <w:rPr>
+          <w:rFonts w:cs="Calibri"/>
+          <w:b/>
+          <w:bCs/>
+          <w:color w:val="D86DCB" w:themeColor="accent5" w:themeTint="99"/>
+          <w:sz w:val="32"/>
+          <w:szCs w:val="32"/>
+        </w:rPr>
+        <w:t>print(</w:t>
+      </w:r>
+      <w:proofErr w:type="gramEnd"/>
+      <w:r>
+        <w:rPr>
+          <w:rFonts w:cs="Calibri"/>
+          <w:b/>
+          <w:bCs/>
+          <w:color w:val="D86DCB" w:themeColor="accent5" w:themeTint="99"/>
+          <w:sz w:val="32"/>
+          <w:szCs w:val="32"/>
+        </w:rPr>
+        <w:t>'$name says Woof Woof');</w:t>
       </w:r>
     </w:p>
     <w:p>
@@ -14264,7 +15938,31 @@
           <w:sz w:val="32"/>
           <w:szCs w:val="32"/>
         </w:rPr>
-        <w:t xml:space="preserve"> = Dog(name: 'Tom', color: 'Black');</w:t>
+        <w:t xml:space="preserve"> = </w:t>
+      </w:r>
+      <w:proofErr w:type="gramStart"/>
+      <w:r>
+        <w:rPr>
+          <w:rFonts w:cs="Calibri"/>
+          <w:b/>
+          <w:bCs/>
+          <w:color w:val="D86DCB" w:themeColor="accent5" w:themeTint="99"/>
+          <w:sz w:val="32"/>
+          <w:szCs w:val="32"/>
+        </w:rPr>
+        <w:t>Dog(</w:t>
+      </w:r>
+      <w:proofErr w:type="gramEnd"/>
+      <w:r>
+        <w:rPr>
+          <w:rFonts w:cs="Calibri"/>
+          <w:b/>
+          <w:bCs/>
+          <w:color w:val="D86DCB" w:themeColor="accent5" w:themeTint="99"/>
+          <w:sz w:val="32"/>
+          <w:szCs w:val="32"/>
+        </w:rPr>
+        <w:t>name: 'Tom', color: 'Black');</w:t>
       </w:r>
     </w:p>
     <w:p>
@@ -14291,6 +15989,7 @@
         <w:t xml:space="preserve">  </w:t>
       </w:r>
       <w:proofErr w:type="spellStart"/>
+      <w:proofErr w:type="gramStart"/>
       <w:r>
         <w:rPr>
           <w:rFonts w:cs="Calibri"/>
@@ -14312,7 +16011,19 @@
           <w:sz w:val="32"/>
           <w:szCs w:val="32"/>
         </w:rPr>
-        <w:t>();</w:t>
+        <w:t>(</w:t>
+      </w:r>
+      <w:proofErr w:type="gramEnd"/>
+      <w:r>
+        <w:rPr>
+          <w:rFonts w:cs="Calibri"/>
+          <w:b/>
+          <w:bCs/>
+          <w:color w:val="D86DCB" w:themeColor="accent5" w:themeTint="99"/>
+          <w:sz w:val="32"/>
+          <w:szCs w:val="32"/>
+        </w:rPr>
+        <w:t>);</w:t>
       </w:r>
     </w:p>
     <w:p>
@@ -14711,6 +16422,7 @@
         <w:t>s (</w:t>
       </w:r>
       <w:proofErr w:type="spellStart"/>
+      <w:proofErr w:type="gramStart"/>
       <w:r>
         <w:rPr>
           <w:rFonts w:cs="Calibri"/>
@@ -14730,7 +16442,18 @@
           <w:sz w:val="32"/>
           <w:szCs w:val="32"/>
         </w:rPr>
-        <w:t>()</w:t>
+        <w:t>(</w:t>
+      </w:r>
+      <w:proofErr w:type="gramEnd"/>
+      <w:r>
+        <w:rPr>
+          <w:rFonts w:cs="Calibri"/>
+          <w:b/>
+          <w:bCs/>
+          <w:sz w:val="32"/>
+          <w:szCs w:val="32"/>
+        </w:rPr>
+        <w:t>)</w:t>
       </w:r>
       <w:r>
         <w:rPr>
@@ -14886,18 +16609,42 @@
           <w:sz w:val="32"/>
           <w:szCs w:val="32"/>
         </w:rPr>
-        <w:t xml:space="preserve"> {</w:t>
-      </w:r>
-      <w:r>
-        <w:rPr>
-          <w:rFonts w:cs="Calibri"/>
-          <w:b/>
-          <w:bCs/>
-          <w:color w:val="D86DCB" w:themeColor="accent5" w:themeTint="99"/>
-          <w:sz w:val="32"/>
-          <w:szCs w:val="32"/>
-        </w:rPr>
-        <w:t xml:space="preserve">  // add interface for MODERN</w:t>
+        <w:t xml:space="preserve"> </w:t>
+      </w:r>
+      <w:proofErr w:type="gramStart"/>
+      <w:r>
+        <w:rPr>
+          <w:rFonts w:cs="Calibri"/>
+          <w:b/>
+          <w:bCs/>
+          <w:color w:val="D86DCB" w:themeColor="accent5" w:themeTint="99"/>
+          <w:sz w:val="32"/>
+          <w:szCs w:val="32"/>
+        </w:rPr>
+        <w:t>{</w:t>
+      </w:r>
+      <w:r>
+        <w:rPr>
+          <w:rFonts w:cs="Calibri"/>
+          <w:b/>
+          <w:bCs/>
+          <w:color w:val="D86DCB" w:themeColor="accent5" w:themeTint="99"/>
+          <w:sz w:val="32"/>
+          <w:szCs w:val="32"/>
+        </w:rPr>
+        <w:t xml:space="preserve">  /</w:t>
+      </w:r>
+      <w:proofErr w:type="gramEnd"/>
+      <w:r>
+        <w:rPr>
+          <w:rFonts w:cs="Calibri"/>
+          <w:b/>
+          <w:bCs/>
+          <w:color w:val="D86DCB" w:themeColor="accent5" w:themeTint="99"/>
+          <w:sz w:val="32"/>
+          <w:szCs w:val="32"/>
+        </w:rPr>
+        <w:t>/ add interface for MODERN</w:t>
       </w:r>
     </w:p>
     <w:p>
@@ -15141,6 +16888,7 @@
         <w:t xml:space="preserve">  void </w:t>
       </w:r>
       <w:proofErr w:type="spellStart"/>
+      <w:proofErr w:type="gramStart"/>
       <w:r>
         <w:rPr>
           <w:rFonts w:cs="Calibri"/>
@@ -15162,31 +16910,67 @@
           <w:sz w:val="32"/>
           <w:szCs w:val="32"/>
         </w:rPr>
-        <w:t>(double amount) {</w:t>
-      </w:r>
-    </w:p>
-    <w:p>
-      <w:pPr>
-        <w:jc w:val="both"/>
-        <w:rPr>
-          <w:rFonts w:cs="Calibri"/>
-          <w:b/>
-          <w:bCs/>
-          <w:color w:val="D86DCB" w:themeColor="accent5" w:themeTint="99"/>
-          <w:sz w:val="32"/>
-          <w:szCs w:val="32"/>
-        </w:rPr>
-      </w:pPr>
-      <w:r>
-        <w:rPr>
-          <w:rFonts w:cs="Calibri"/>
-          <w:b/>
-          <w:bCs/>
-          <w:color w:val="D86DCB" w:themeColor="accent5" w:themeTint="99"/>
-          <w:sz w:val="32"/>
-          <w:szCs w:val="32"/>
-        </w:rPr>
-        <w:t xml:space="preserve">    print("Cash out charge 20 taka per 1000 taka");</w:t>
+        <w:t>(</w:t>
+      </w:r>
+      <w:proofErr w:type="gramEnd"/>
+      <w:r>
+        <w:rPr>
+          <w:rFonts w:cs="Calibri"/>
+          <w:b/>
+          <w:bCs/>
+          <w:color w:val="D86DCB" w:themeColor="accent5" w:themeTint="99"/>
+          <w:sz w:val="32"/>
+          <w:szCs w:val="32"/>
+        </w:rPr>
+        <w:t>double amount) {</w:t>
+      </w:r>
+    </w:p>
+    <w:p>
+      <w:pPr>
+        <w:jc w:val="both"/>
+        <w:rPr>
+          <w:rFonts w:cs="Calibri"/>
+          <w:b/>
+          <w:bCs/>
+          <w:color w:val="D86DCB" w:themeColor="accent5" w:themeTint="99"/>
+          <w:sz w:val="32"/>
+          <w:szCs w:val="32"/>
+        </w:rPr>
+      </w:pPr>
+      <w:r>
+        <w:rPr>
+          <w:rFonts w:cs="Calibri"/>
+          <w:b/>
+          <w:bCs/>
+          <w:color w:val="D86DCB" w:themeColor="accent5" w:themeTint="99"/>
+          <w:sz w:val="32"/>
+          <w:szCs w:val="32"/>
+        </w:rPr>
+        <w:t xml:space="preserve">    </w:t>
+      </w:r>
+      <w:proofErr w:type="gramStart"/>
+      <w:r>
+        <w:rPr>
+          <w:rFonts w:cs="Calibri"/>
+          <w:b/>
+          <w:bCs/>
+          <w:color w:val="D86DCB" w:themeColor="accent5" w:themeTint="99"/>
+          <w:sz w:val="32"/>
+          <w:szCs w:val="32"/>
+        </w:rPr>
+        <w:t>print(</w:t>
+      </w:r>
+      <w:proofErr w:type="gramEnd"/>
+      <w:r>
+        <w:rPr>
+          <w:rFonts w:cs="Calibri"/>
+          <w:b/>
+          <w:bCs/>
+          <w:color w:val="D86DCB" w:themeColor="accent5" w:themeTint="99"/>
+          <w:sz w:val="32"/>
+          <w:szCs w:val="32"/>
+        </w:rPr>
+        <w:t>"Cash out charge 20 taka per 1000 taka");</w:t>
       </w:r>
     </w:p>
     <w:p>
@@ -15275,6 +17059,7 @@
         <w:t xml:space="preserve">  void </w:t>
       </w:r>
       <w:proofErr w:type="spellStart"/>
+      <w:proofErr w:type="gramStart"/>
       <w:r>
         <w:rPr>
           <w:rFonts w:cs="Calibri"/>
@@ -15296,31 +17081,67 @@
           <w:sz w:val="32"/>
           <w:szCs w:val="32"/>
         </w:rPr>
-        <w:t>(double amount) {</w:t>
-      </w:r>
-    </w:p>
-    <w:p>
-      <w:pPr>
-        <w:jc w:val="both"/>
-        <w:rPr>
-          <w:rFonts w:cs="Calibri"/>
-          <w:b/>
-          <w:bCs/>
-          <w:color w:val="D86DCB" w:themeColor="accent5" w:themeTint="99"/>
-          <w:sz w:val="32"/>
-          <w:szCs w:val="32"/>
-        </w:rPr>
-      </w:pPr>
-      <w:r>
-        <w:rPr>
-          <w:rFonts w:cs="Calibri"/>
-          <w:b/>
-          <w:bCs/>
-          <w:color w:val="D86DCB" w:themeColor="accent5" w:themeTint="99"/>
-          <w:sz w:val="32"/>
-          <w:szCs w:val="32"/>
-        </w:rPr>
-        <w:t xml:space="preserve">    print("Cash in free");</w:t>
+        <w:t>(</w:t>
+      </w:r>
+      <w:proofErr w:type="gramEnd"/>
+      <w:r>
+        <w:rPr>
+          <w:rFonts w:cs="Calibri"/>
+          <w:b/>
+          <w:bCs/>
+          <w:color w:val="D86DCB" w:themeColor="accent5" w:themeTint="99"/>
+          <w:sz w:val="32"/>
+          <w:szCs w:val="32"/>
+        </w:rPr>
+        <w:t>double amount) {</w:t>
+      </w:r>
+    </w:p>
+    <w:p>
+      <w:pPr>
+        <w:jc w:val="both"/>
+        <w:rPr>
+          <w:rFonts w:cs="Calibri"/>
+          <w:b/>
+          <w:bCs/>
+          <w:color w:val="D86DCB" w:themeColor="accent5" w:themeTint="99"/>
+          <w:sz w:val="32"/>
+          <w:szCs w:val="32"/>
+        </w:rPr>
+      </w:pPr>
+      <w:r>
+        <w:rPr>
+          <w:rFonts w:cs="Calibri"/>
+          <w:b/>
+          <w:bCs/>
+          <w:color w:val="D86DCB" w:themeColor="accent5" w:themeTint="99"/>
+          <w:sz w:val="32"/>
+          <w:szCs w:val="32"/>
+        </w:rPr>
+        <w:t xml:space="preserve">    </w:t>
+      </w:r>
+      <w:proofErr w:type="gramStart"/>
+      <w:r>
+        <w:rPr>
+          <w:rFonts w:cs="Calibri"/>
+          <w:b/>
+          <w:bCs/>
+          <w:color w:val="D86DCB" w:themeColor="accent5" w:themeTint="99"/>
+          <w:sz w:val="32"/>
+          <w:szCs w:val="32"/>
+        </w:rPr>
+        <w:t>print(</w:t>
+      </w:r>
+      <w:proofErr w:type="gramEnd"/>
+      <w:r>
+        <w:rPr>
+          <w:rFonts w:cs="Calibri"/>
+          <w:b/>
+          <w:bCs/>
+          <w:color w:val="D86DCB" w:themeColor="accent5" w:themeTint="99"/>
+          <w:sz w:val="32"/>
+          <w:szCs w:val="32"/>
+        </w:rPr>
+        <w:t>"Cash in free");</w:t>
       </w:r>
     </w:p>
     <w:p>
@@ -15491,6 +17312,7 @@
         <w:t xml:space="preserve">  void </w:t>
       </w:r>
       <w:proofErr w:type="spellStart"/>
+      <w:proofErr w:type="gramStart"/>
       <w:r>
         <w:rPr>
           <w:rFonts w:cs="Calibri"/>
@@ -15512,31 +17334,67 @@
           <w:sz w:val="32"/>
           <w:szCs w:val="32"/>
         </w:rPr>
-        <w:t>(double amount) {</w:t>
-      </w:r>
-    </w:p>
-    <w:p>
-      <w:pPr>
-        <w:jc w:val="both"/>
-        <w:rPr>
-          <w:rFonts w:cs="Calibri"/>
-          <w:b/>
-          <w:bCs/>
-          <w:color w:val="D86DCB" w:themeColor="accent5" w:themeTint="99"/>
-          <w:sz w:val="32"/>
-          <w:szCs w:val="32"/>
-        </w:rPr>
-      </w:pPr>
-      <w:r>
-        <w:rPr>
-          <w:rFonts w:cs="Calibri"/>
-          <w:b/>
-          <w:bCs/>
-          <w:color w:val="D86DCB" w:themeColor="accent5" w:themeTint="99"/>
-          <w:sz w:val="32"/>
-          <w:szCs w:val="32"/>
-        </w:rPr>
-        <w:t xml:space="preserve">    print("Cash out charge 10 taka per 1000 taka");</w:t>
+        <w:t>(</w:t>
+      </w:r>
+      <w:proofErr w:type="gramEnd"/>
+      <w:r>
+        <w:rPr>
+          <w:rFonts w:cs="Calibri"/>
+          <w:b/>
+          <w:bCs/>
+          <w:color w:val="D86DCB" w:themeColor="accent5" w:themeTint="99"/>
+          <w:sz w:val="32"/>
+          <w:szCs w:val="32"/>
+        </w:rPr>
+        <w:t>double amount) {</w:t>
+      </w:r>
+    </w:p>
+    <w:p>
+      <w:pPr>
+        <w:jc w:val="both"/>
+        <w:rPr>
+          <w:rFonts w:cs="Calibri"/>
+          <w:b/>
+          <w:bCs/>
+          <w:color w:val="D86DCB" w:themeColor="accent5" w:themeTint="99"/>
+          <w:sz w:val="32"/>
+          <w:szCs w:val="32"/>
+        </w:rPr>
+      </w:pPr>
+      <w:r>
+        <w:rPr>
+          <w:rFonts w:cs="Calibri"/>
+          <w:b/>
+          <w:bCs/>
+          <w:color w:val="D86DCB" w:themeColor="accent5" w:themeTint="99"/>
+          <w:sz w:val="32"/>
+          <w:szCs w:val="32"/>
+        </w:rPr>
+        <w:t xml:space="preserve">    </w:t>
+      </w:r>
+      <w:proofErr w:type="gramStart"/>
+      <w:r>
+        <w:rPr>
+          <w:rFonts w:cs="Calibri"/>
+          <w:b/>
+          <w:bCs/>
+          <w:color w:val="D86DCB" w:themeColor="accent5" w:themeTint="99"/>
+          <w:sz w:val="32"/>
+          <w:szCs w:val="32"/>
+        </w:rPr>
+        <w:t>print(</w:t>
+      </w:r>
+      <w:proofErr w:type="gramEnd"/>
+      <w:r>
+        <w:rPr>
+          <w:rFonts w:cs="Calibri"/>
+          <w:b/>
+          <w:bCs/>
+          <w:color w:val="D86DCB" w:themeColor="accent5" w:themeTint="99"/>
+          <w:sz w:val="32"/>
+          <w:szCs w:val="32"/>
+        </w:rPr>
+        <w:t>"Cash out charge 10 taka per 1000 taka");</w:t>
       </w:r>
     </w:p>
     <w:p>
@@ -15611,6 +17469,7 @@
         <w:t xml:space="preserve">  void </w:t>
       </w:r>
       <w:proofErr w:type="spellStart"/>
+      <w:proofErr w:type="gramStart"/>
       <w:r>
         <w:rPr>
           <w:rFonts w:cs="Calibri"/>
@@ -15632,31 +17491,67 @@
           <w:sz w:val="32"/>
           <w:szCs w:val="32"/>
         </w:rPr>
-        <w:t>(double amount) {</w:t>
-      </w:r>
-    </w:p>
-    <w:p>
-      <w:pPr>
-        <w:jc w:val="both"/>
-        <w:rPr>
-          <w:rFonts w:cs="Calibri"/>
-          <w:b/>
-          <w:bCs/>
-          <w:color w:val="D86DCB" w:themeColor="accent5" w:themeTint="99"/>
-          <w:sz w:val="32"/>
-          <w:szCs w:val="32"/>
-        </w:rPr>
-      </w:pPr>
-      <w:r>
-        <w:rPr>
-          <w:rFonts w:cs="Calibri"/>
-          <w:b/>
-          <w:bCs/>
-          <w:color w:val="D86DCB" w:themeColor="accent5" w:themeTint="99"/>
-          <w:sz w:val="32"/>
-          <w:szCs w:val="32"/>
-        </w:rPr>
-        <w:t xml:space="preserve">    print("Cash in free");</w:t>
+        <w:t>(</w:t>
+      </w:r>
+      <w:proofErr w:type="gramEnd"/>
+      <w:r>
+        <w:rPr>
+          <w:rFonts w:cs="Calibri"/>
+          <w:b/>
+          <w:bCs/>
+          <w:color w:val="D86DCB" w:themeColor="accent5" w:themeTint="99"/>
+          <w:sz w:val="32"/>
+          <w:szCs w:val="32"/>
+        </w:rPr>
+        <w:t>double amount) {</w:t>
+      </w:r>
+    </w:p>
+    <w:p>
+      <w:pPr>
+        <w:jc w:val="both"/>
+        <w:rPr>
+          <w:rFonts w:cs="Calibri"/>
+          <w:b/>
+          <w:bCs/>
+          <w:color w:val="D86DCB" w:themeColor="accent5" w:themeTint="99"/>
+          <w:sz w:val="32"/>
+          <w:szCs w:val="32"/>
+        </w:rPr>
+      </w:pPr>
+      <w:r>
+        <w:rPr>
+          <w:rFonts w:cs="Calibri"/>
+          <w:b/>
+          <w:bCs/>
+          <w:color w:val="D86DCB" w:themeColor="accent5" w:themeTint="99"/>
+          <w:sz w:val="32"/>
+          <w:szCs w:val="32"/>
+        </w:rPr>
+        <w:t xml:space="preserve">    </w:t>
+      </w:r>
+      <w:proofErr w:type="gramStart"/>
+      <w:r>
+        <w:rPr>
+          <w:rFonts w:cs="Calibri"/>
+          <w:b/>
+          <w:bCs/>
+          <w:color w:val="D86DCB" w:themeColor="accent5" w:themeTint="99"/>
+          <w:sz w:val="32"/>
+          <w:szCs w:val="32"/>
+        </w:rPr>
+        <w:t>print(</w:t>
+      </w:r>
+      <w:proofErr w:type="gramEnd"/>
+      <w:r>
+        <w:rPr>
+          <w:rFonts w:cs="Calibri"/>
+          <w:b/>
+          <w:bCs/>
+          <w:color w:val="D86DCB" w:themeColor="accent5" w:themeTint="99"/>
+          <w:sz w:val="32"/>
+          <w:szCs w:val="32"/>
+        </w:rPr>
+        <w:t>"Cash in free");</w:t>
       </w:r>
     </w:p>
     <w:p>
@@ -15779,6 +17674,7 @@
         <w:t xml:space="preserve"> payment1 = </w:t>
       </w:r>
       <w:proofErr w:type="spellStart"/>
+      <w:proofErr w:type="gramStart"/>
       <w:r>
         <w:rPr>
           <w:rFonts w:cs="Calibri"/>
@@ -15800,7 +17696,19 @@
           <w:sz w:val="32"/>
           <w:szCs w:val="32"/>
         </w:rPr>
-        <w:t>();</w:t>
+        <w:t>(</w:t>
+      </w:r>
+      <w:proofErr w:type="gramEnd"/>
+      <w:r>
+        <w:rPr>
+          <w:rFonts w:cs="Calibri"/>
+          <w:b/>
+          <w:bCs/>
+          <w:color w:val="D86DCB" w:themeColor="accent5" w:themeTint="99"/>
+          <w:sz w:val="32"/>
+          <w:szCs w:val="32"/>
+        </w:rPr>
+        <w:t>);</w:t>
       </w:r>
     </w:p>
     <w:p>
@@ -15899,6 +17807,7 @@
         <w:t xml:space="preserve"> payment2 = </w:t>
       </w:r>
       <w:proofErr w:type="spellStart"/>
+      <w:proofErr w:type="gramStart"/>
       <w:r>
         <w:rPr>
           <w:rFonts w:cs="Calibri"/>
@@ -15920,7 +17829,19 @@
           <w:sz w:val="32"/>
           <w:szCs w:val="32"/>
         </w:rPr>
-        <w:t>();</w:t>
+        <w:t>(</w:t>
+      </w:r>
+      <w:proofErr w:type="gramEnd"/>
+      <w:r>
+        <w:rPr>
+          <w:rFonts w:cs="Calibri"/>
+          <w:b/>
+          <w:bCs/>
+          <w:color w:val="D86DCB" w:themeColor="accent5" w:themeTint="99"/>
+          <w:sz w:val="32"/>
+          <w:szCs w:val="32"/>
+        </w:rPr>
+        <w:t>);</w:t>
       </w:r>
     </w:p>
     <w:p>
@@ -16553,6 +18474,7 @@
         <w:t xml:space="preserve">   void </w:t>
       </w:r>
       <w:proofErr w:type="spellStart"/>
+      <w:proofErr w:type="gramStart"/>
       <w:r>
         <w:rPr>
           <w:rFonts w:cs="Calibri"/>
@@ -16574,7 +18496,19 @@
           <w:sz w:val="32"/>
           <w:szCs w:val="32"/>
         </w:rPr>
-        <w:t>(…) {…}</w:t>
+        <w:t>(</w:t>
+      </w:r>
+      <w:proofErr w:type="gramEnd"/>
+      <w:r>
+        <w:rPr>
+          <w:rFonts w:cs="Calibri"/>
+          <w:b/>
+          <w:bCs/>
+          <w:color w:val="D86DCB" w:themeColor="accent5" w:themeTint="99"/>
+          <w:sz w:val="32"/>
+          <w:szCs w:val="32"/>
+        </w:rPr>
+        <w:t>…) {…}</w:t>
       </w:r>
     </w:p>
     <w:p>
@@ -16662,6 +18596,7 @@
         <w:t xml:space="preserve">  </w:t>
       </w:r>
       <w:proofErr w:type="spellStart"/>
+      <w:proofErr w:type="gramStart"/>
       <w:r>
         <w:rPr>
           <w:rFonts w:cs="Calibri"/>
@@ -16683,7 +18618,19 @@
           <w:sz w:val="32"/>
           <w:szCs w:val="32"/>
         </w:rPr>
-        <w:t xml:space="preserve">({required </w:t>
+        <w:t>(</w:t>
+      </w:r>
+      <w:proofErr w:type="gramEnd"/>
+      <w:r>
+        <w:rPr>
+          <w:rFonts w:cs="Calibri"/>
+          <w:b/>
+          <w:bCs/>
+          <w:color w:val="D86DCB" w:themeColor="accent5" w:themeTint="99"/>
+          <w:sz w:val="32"/>
+          <w:szCs w:val="32"/>
+        </w:rPr>
+        <w:t xml:space="preserve">{required </w:t>
       </w:r>
       <w:proofErr w:type="spellStart"/>
       <w:r>
@@ -16879,6 +18826,7 @@
         <w:t xml:space="preserve"> = </w:t>
       </w:r>
       <w:proofErr w:type="spellStart"/>
+      <w:proofErr w:type="gramStart"/>
       <w:r>
         <w:rPr>
           <w:rFonts w:cs="Calibri"/>
@@ -16903,6 +18851,7 @@
         <w:t>(</w:t>
       </w:r>
       <w:proofErr w:type="spellStart"/>
+      <w:proofErr w:type="gramEnd"/>
       <w:r>
         <w:rPr>
           <w:rFonts w:cs="Calibri"/>
@@ -17240,7 +19189,16 @@
           <w:sz w:val="32"/>
           <w:szCs w:val="32"/>
         </w:rPr>
-        <w:t xml:space="preserve"> interface variable first then decide the actual object type later. polymorphism is like same method call</w:t>
+        <w:t xml:space="preserve"> interface variable first then decide the actual object type later. polymorphism is like same method </w:t>
+      </w:r>
+      <w:proofErr w:type="gramStart"/>
+      <w:r>
+        <w:rPr>
+          <w:rFonts w:cs="Calibri"/>
+          <w:sz w:val="32"/>
+          <w:szCs w:val="32"/>
+        </w:rPr>
+        <w:t>call</w:t>
       </w:r>
       <w:r>
         <w:rPr>
@@ -17272,6 +19230,7 @@
         <w:t>cashIn</w:t>
       </w:r>
       <w:proofErr w:type="spellEnd"/>
+      <w:proofErr w:type="gramEnd"/>
       <w:r>
         <w:rPr>
           <w:rFonts w:cs="Calibri"/>
@@ -17399,6 +19358,7 @@
         <w:t xml:space="preserve">  void </w:t>
       </w:r>
       <w:proofErr w:type="spellStart"/>
+      <w:proofErr w:type="gramStart"/>
       <w:r>
         <w:rPr>
           <w:rFonts w:cs="Calibri"/>
@@ -17420,7 +19380,19 @@
           <w:sz w:val="32"/>
           <w:szCs w:val="32"/>
         </w:rPr>
-        <w:t>(double amount);</w:t>
+        <w:t>(</w:t>
+      </w:r>
+      <w:proofErr w:type="gramEnd"/>
+      <w:r>
+        <w:rPr>
+          <w:rFonts w:cs="Calibri"/>
+          <w:b/>
+          <w:bCs/>
+          <w:color w:val="D86DCB" w:themeColor="accent5" w:themeTint="99"/>
+          <w:sz w:val="32"/>
+          <w:szCs w:val="32"/>
+        </w:rPr>
+        <w:t>double amount);</w:t>
       </w:r>
     </w:p>
     <w:p>
@@ -17447,6 +19419,7 @@
         <w:t xml:space="preserve">  void </w:t>
       </w:r>
       <w:proofErr w:type="spellStart"/>
+      <w:proofErr w:type="gramStart"/>
       <w:r>
         <w:rPr>
           <w:rFonts w:cs="Calibri"/>
@@ -17468,7 +19441,19 @@
           <w:sz w:val="32"/>
           <w:szCs w:val="32"/>
         </w:rPr>
-        <w:t>(double amount);</w:t>
+        <w:t>(</w:t>
+      </w:r>
+      <w:proofErr w:type="gramEnd"/>
+      <w:r>
+        <w:rPr>
+          <w:rFonts w:cs="Calibri"/>
+          <w:b/>
+          <w:bCs/>
+          <w:color w:val="D86DCB" w:themeColor="accent5" w:themeTint="99"/>
+          <w:sz w:val="32"/>
+          <w:szCs w:val="32"/>
+        </w:rPr>
+        <w:t>double amount);</w:t>
       </w:r>
     </w:p>
     <w:p>
@@ -17616,6 +19601,7 @@
         <w:t xml:space="preserve">  void </w:t>
       </w:r>
       <w:proofErr w:type="spellStart"/>
+      <w:proofErr w:type="gramStart"/>
       <w:r>
         <w:rPr>
           <w:rFonts w:cs="Calibri"/>
@@ -17637,32 +19623,57 @@
           <w:sz w:val="32"/>
           <w:szCs w:val="32"/>
         </w:rPr>
-        <w:t>(double amount) {</w:t>
-      </w:r>
-    </w:p>
-    <w:p>
-      <w:pPr>
-        <w:jc w:val="both"/>
-        <w:rPr>
-          <w:rFonts w:cs="Calibri"/>
-          <w:b/>
-          <w:bCs/>
-          <w:color w:val="D86DCB" w:themeColor="accent5" w:themeTint="99"/>
-          <w:sz w:val="32"/>
-          <w:szCs w:val="32"/>
-        </w:rPr>
-      </w:pPr>
-      <w:r>
-        <w:rPr>
-          <w:rFonts w:cs="Calibri"/>
-          <w:b/>
-          <w:bCs/>
-          <w:color w:val="D86DCB" w:themeColor="accent5" w:themeTint="99"/>
-          <w:sz w:val="32"/>
-          <w:szCs w:val="32"/>
-        </w:rPr>
-        <w:t xml:space="preserve">    print(</w:t>
-      </w:r>
+        <w:t>(</w:t>
+      </w:r>
+      <w:proofErr w:type="gramEnd"/>
+      <w:r>
+        <w:rPr>
+          <w:rFonts w:cs="Calibri"/>
+          <w:b/>
+          <w:bCs/>
+          <w:color w:val="D86DCB" w:themeColor="accent5" w:themeTint="99"/>
+          <w:sz w:val="32"/>
+          <w:szCs w:val="32"/>
+        </w:rPr>
+        <w:t>double amount) {</w:t>
+      </w:r>
+    </w:p>
+    <w:p>
+      <w:pPr>
+        <w:jc w:val="both"/>
+        <w:rPr>
+          <w:rFonts w:cs="Calibri"/>
+          <w:b/>
+          <w:bCs/>
+          <w:color w:val="D86DCB" w:themeColor="accent5" w:themeTint="99"/>
+          <w:sz w:val="32"/>
+          <w:szCs w:val="32"/>
+        </w:rPr>
+      </w:pPr>
+      <w:r>
+        <w:rPr>
+          <w:rFonts w:cs="Calibri"/>
+          <w:b/>
+          <w:bCs/>
+          <w:color w:val="D86DCB" w:themeColor="accent5" w:themeTint="99"/>
+          <w:sz w:val="32"/>
+          <w:szCs w:val="32"/>
+        </w:rPr>
+        <w:t xml:space="preserve">    </w:t>
+      </w:r>
+      <w:proofErr w:type="gramStart"/>
+      <w:r>
+        <w:rPr>
+          <w:rFonts w:cs="Calibri"/>
+          <w:b/>
+          <w:bCs/>
+          <w:color w:val="D86DCB" w:themeColor="accent5" w:themeTint="99"/>
+          <w:sz w:val="32"/>
+          <w:szCs w:val="32"/>
+        </w:rPr>
+        <w:t>print(</w:t>
+      </w:r>
+      <w:proofErr w:type="gramEnd"/>
       <w:r>
         <w:rPr>
           <w:rFonts w:cs="Calibri"/>
@@ -17782,6 +19793,7 @@
         <w:t xml:space="preserve">  void </w:t>
       </w:r>
       <w:proofErr w:type="spellStart"/>
+      <w:proofErr w:type="gramStart"/>
       <w:r>
         <w:rPr>
           <w:rFonts w:cs="Calibri"/>
@@ -17803,32 +19815,57 @@
           <w:sz w:val="32"/>
           <w:szCs w:val="32"/>
         </w:rPr>
-        <w:t>(double amount) {</w:t>
-      </w:r>
-    </w:p>
-    <w:p>
-      <w:pPr>
-        <w:jc w:val="both"/>
-        <w:rPr>
-          <w:rFonts w:cs="Calibri"/>
-          <w:b/>
-          <w:bCs/>
-          <w:color w:val="D86DCB" w:themeColor="accent5" w:themeTint="99"/>
-          <w:sz w:val="32"/>
-          <w:szCs w:val="32"/>
-        </w:rPr>
-      </w:pPr>
-      <w:r>
-        <w:rPr>
-          <w:rFonts w:cs="Calibri"/>
-          <w:b/>
-          <w:bCs/>
-          <w:color w:val="D86DCB" w:themeColor="accent5" w:themeTint="99"/>
-          <w:sz w:val="32"/>
-          <w:szCs w:val="32"/>
-        </w:rPr>
-        <w:t xml:space="preserve">    print(</w:t>
-      </w:r>
+        <w:t>(</w:t>
+      </w:r>
+      <w:proofErr w:type="gramEnd"/>
+      <w:r>
+        <w:rPr>
+          <w:rFonts w:cs="Calibri"/>
+          <w:b/>
+          <w:bCs/>
+          <w:color w:val="D86DCB" w:themeColor="accent5" w:themeTint="99"/>
+          <w:sz w:val="32"/>
+          <w:szCs w:val="32"/>
+        </w:rPr>
+        <w:t>double amount) {</w:t>
+      </w:r>
+    </w:p>
+    <w:p>
+      <w:pPr>
+        <w:jc w:val="both"/>
+        <w:rPr>
+          <w:rFonts w:cs="Calibri"/>
+          <w:b/>
+          <w:bCs/>
+          <w:color w:val="D86DCB" w:themeColor="accent5" w:themeTint="99"/>
+          <w:sz w:val="32"/>
+          <w:szCs w:val="32"/>
+        </w:rPr>
+      </w:pPr>
+      <w:r>
+        <w:rPr>
+          <w:rFonts w:cs="Calibri"/>
+          <w:b/>
+          <w:bCs/>
+          <w:color w:val="D86DCB" w:themeColor="accent5" w:themeTint="99"/>
+          <w:sz w:val="32"/>
+          <w:szCs w:val="32"/>
+        </w:rPr>
+        <w:t xml:space="preserve">    </w:t>
+      </w:r>
+      <w:proofErr w:type="gramStart"/>
+      <w:r>
+        <w:rPr>
+          <w:rFonts w:cs="Calibri"/>
+          <w:b/>
+          <w:bCs/>
+          <w:color w:val="D86DCB" w:themeColor="accent5" w:themeTint="99"/>
+          <w:sz w:val="32"/>
+          <w:szCs w:val="32"/>
+        </w:rPr>
+        <w:t>print(</w:t>
+      </w:r>
+      <w:proofErr w:type="gramEnd"/>
       <w:r>
         <w:rPr>
           <w:rFonts w:cs="Calibri"/>
@@ -18044,6 +20081,7 @@
         <w:t xml:space="preserve">  void </w:t>
       </w:r>
       <w:proofErr w:type="spellStart"/>
+      <w:proofErr w:type="gramStart"/>
       <w:r>
         <w:rPr>
           <w:rFonts w:cs="Calibri"/>
@@ -18065,32 +20103,57 @@
           <w:sz w:val="32"/>
           <w:szCs w:val="32"/>
         </w:rPr>
-        <w:t>(double amount) {</w:t>
-      </w:r>
-    </w:p>
-    <w:p>
-      <w:pPr>
-        <w:jc w:val="both"/>
-        <w:rPr>
-          <w:rFonts w:cs="Calibri"/>
-          <w:b/>
-          <w:bCs/>
-          <w:color w:val="D86DCB" w:themeColor="accent5" w:themeTint="99"/>
-          <w:sz w:val="32"/>
-          <w:szCs w:val="32"/>
-        </w:rPr>
-      </w:pPr>
-      <w:r>
-        <w:rPr>
-          <w:rFonts w:cs="Calibri"/>
-          <w:b/>
-          <w:bCs/>
-          <w:color w:val="D86DCB" w:themeColor="accent5" w:themeTint="99"/>
-          <w:sz w:val="32"/>
-          <w:szCs w:val="32"/>
-        </w:rPr>
-        <w:t xml:space="preserve">    print(</w:t>
-      </w:r>
+        <w:t>(</w:t>
+      </w:r>
+      <w:proofErr w:type="gramEnd"/>
+      <w:r>
+        <w:rPr>
+          <w:rFonts w:cs="Calibri"/>
+          <w:b/>
+          <w:bCs/>
+          <w:color w:val="D86DCB" w:themeColor="accent5" w:themeTint="99"/>
+          <w:sz w:val="32"/>
+          <w:szCs w:val="32"/>
+        </w:rPr>
+        <w:t>double amount) {</w:t>
+      </w:r>
+    </w:p>
+    <w:p>
+      <w:pPr>
+        <w:jc w:val="both"/>
+        <w:rPr>
+          <w:rFonts w:cs="Calibri"/>
+          <w:b/>
+          <w:bCs/>
+          <w:color w:val="D86DCB" w:themeColor="accent5" w:themeTint="99"/>
+          <w:sz w:val="32"/>
+          <w:szCs w:val="32"/>
+        </w:rPr>
+      </w:pPr>
+      <w:r>
+        <w:rPr>
+          <w:rFonts w:cs="Calibri"/>
+          <w:b/>
+          <w:bCs/>
+          <w:color w:val="D86DCB" w:themeColor="accent5" w:themeTint="99"/>
+          <w:sz w:val="32"/>
+          <w:szCs w:val="32"/>
+        </w:rPr>
+        <w:t xml:space="preserve">    </w:t>
+      </w:r>
+      <w:proofErr w:type="gramStart"/>
+      <w:r>
+        <w:rPr>
+          <w:rFonts w:cs="Calibri"/>
+          <w:b/>
+          <w:bCs/>
+          <w:color w:val="D86DCB" w:themeColor="accent5" w:themeTint="99"/>
+          <w:sz w:val="32"/>
+          <w:szCs w:val="32"/>
+        </w:rPr>
+        <w:t>print(</w:t>
+      </w:r>
+      <w:proofErr w:type="gramEnd"/>
       <w:r>
         <w:rPr>
           <w:rFonts w:cs="Calibri"/>
@@ -18210,6 +20273,7 @@
         <w:t xml:space="preserve">  void </w:t>
       </w:r>
       <w:proofErr w:type="spellStart"/>
+      <w:proofErr w:type="gramStart"/>
       <w:r>
         <w:rPr>
           <w:rFonts w:cs="Calibri"/>
@@ -18231,32 +20295,57 @@
           <w:sz w:val="32"/>
           <w:szCs w:val="32"/>
         </w:rPr>
-        <w:t>(double amount) {</w:t>
-      </w:r>
-    </w:p>
-    <w:p>
-      <w:pPr>
-        <w:jc w:val="both"/>
-        <w:rPr>
-          <w:rFonts w:cs="Calibri"/>
-          <w:b/>
-          <w:bCs/>
-          <w:color w:val="D86DCB" w:themeColor="accent5" w:themeTint="99"/>
-          <w:sz w:val="32"/>
-          <w:szCs w:val="32"/>
-        </w:rPr>
-      </w:pPr>
-      <w:r>
-        <w:rPr>
-          <w:rFonts w:cs="Calibri"/>
-          <w:b/>
-          <w:bCs/>
-          <w:color w:val="D86DCB" w:themeColor="accent5" w:themeTint="99"/>
-          <w:sz w:val="32"/>
-          <w:szCs w:val="32"/>
-        </w:rPr>
-        <w:t xml:space="preserve">    print(</w:t>
-      </w:r>
+        <w:t>(</w:t>
+      </w:r>
+      <w:proofErr w:type="gramEnd"/>
+      <w:r>
+        <w:rPr>
+          <w:rFonts w:cs="Calibri"/>
+          <w:b/>
+          <w:bCs/>
+          <w:color w:val="D86DCB" w:themeColor="accent5" w:themeTint="99"/>
+          <w:sz w:val="32"/>
+          <w:szCs w:val="32"/>
+        </w:rPr>
+        <w:t>double amount) {</w:t>
+      </w:r>
+    </w:p>
+    <w:p>
+      <w:pPr>
+        <w:jc w:val="both"/>
+        <w:rPr>
+          <w:rFonts w:cs="Calibri"/>
+          <w:b/>
+          <w:bCs/>
+          <w:color w:val="D86DCB" w:themeColor="accent5" w:themeTint="99"/>
+          <w:sz w:val="32"/>
+          <w:szCs w:val="32"/>
+        </w:rPr>
+      </w:pPr>
+      <w:r>
+        <w:rPr>
+          <w:rFonts w:cs="Calibri"/>
+          <w:b/>
+          <w:bCs/>
+          <w:color w:val="D86DCB" w:themeColor="accent5" w:themeTint="99"/>
+          <w:sz w:val="32"/>
+          <w:szCs w:val="32"/>
+        </w:rPr>
+        <w:t xml:space="preserve">    </w:t>
+      </w:r>
+      <w:proofErr w:type="gramStart"/>
+      <w:r>
+        <w:rPr>
+          <w:rFonts w:cs="Calibri"/>
+          <w:b/>
+          <w:bCs/>
+          <w:color w:val="D86DCB" w:themeColor="accent5" w:themeTint="99"/>
+          <w:sz w:val="32"/>
+          <w:szCs w:val="32"/>
+        </w:rPr>
+        <w:t>print(</w:t>
+      </w:r>
+      <w:proofErr w:type="gramEnd"/>
       <w:r>
         <w:rPr>
           <w:rFonts w:cs="Calibri"/>
@@ -18373,7 +20462,31 @@
           <w:sz w:val="32"/>
           <w:szCs w:val="32"/>
         </w:rPr>
-        <w:t>void main() {</w:t>
+        <w:t xml:space="preserve">void </w:t>
+      </w:r>
+      <w:proofErr w:type="gramStart"/>
+      <w:r>
+        <w:rPr>
+          <w:rFonts w:cs="Calibri"/>
+          <w:b/>
+          <w:bCs/>
+          <w:color w:val="D86DCB" w:themeColor="accent5" w:themeTint="99"/>
+          <w:sz w:val="32"/>
+          <w:szCs w:val="32"/>
+        </w:rPr>
+        <w:t>main(</w:t>
+      </w:r>
+      <w:proofErr w:type="gramEnd"/>
+      <w:r>
+        <w:rPr>
+          <w:rFonts w:cs="Calibri"/>
+          <w:b/>
+          <w:bCs/>
+          <w:color w:val="D86DCB" w:themeColor="accent5" w:themeTint="99"/>
+          <w:sz w:val="32"/>
+          <w:szCs w:val="32"/>
+        </w:rPr>
+        <w:t>) {</w:t>
       </w:r>
     </w:p>
     <w:p>
@@ -18617,6 +20730,7 @@
         <w:t xml:space="preserve">    gateway = </w:t>
       </w:r>
       <w:proofErr w:type="spellStart"/>
+      <w:proofErr w:type="gramStart"/>
       <w:r>
         <w:rPr>
           <w:rFonts w:cs="Calibri"/>
@@ -18638,7 +20752,19 @@
           <w:sz w:val="32"/>
           <w:szCs w:val="32"/>
         </w:rPr>
-        <w:t>();</w:t>
+        <w:t>(</w:t>
+      </w:r>
+      <w:proofErr w:type="gramEnd"/>
+      <w:r>
+        <w:rPr>
+          <w:rFonts w:cs="Calibri"/>
+          <w:b/>
+          <w:bCs/>
+          <w:color w:val="D86DCB" w:themeColor="accent5" w:themeTint="99"/>
+          <w:sz w:val="32"/>
+          <w:szCs w:val="32"/>
+        </w:rPr>
+        <w:t>);</w:t>
       </w:r>
     </w:p>
     <w:p>
@@ -18737,6 +20863,7 @@
         <w:t xml:space="preserve">    gateway = </w:t>
       </w:r>
       <w:proofErr w:type="spellStart"/>
+      <w:proofErr w:type="gramStart"/>
       <w:r>
         <w:rPr>
           <w:rFonts w:cs="Calibri"/>
@@ -18758,7 +20885,19 @@
           <w:sz w:val="32"/>
           <w:szCs w:val="32"/>
         </w:rPr>
-        <w:t>();</w:t>
+        <w:t>(</w:t>
+      </w:r>
+      <w:proofErr w:type="gramEnd"/>
+      <w:r>
+        <w:rPr>
+          <w:rFonts w:cs="Calibri"/>
+          <w:b/>
+          <w:bCs/>
+          <w:color w:val="D86DCB" w:themeColor="accent5" w:themeTint="99"/>
+          <w:sz w:val="32"/>
+          <w:szCs w:val="32"/>
+        </w:rPr>
+        <w:t>);</w:t>
       </w:r>
     </w:p>
     <w:p>
@@ -18806,7 +20945,31 @@
           <w:sz w:val="32"/>
           <w:szCs w:val="32"/>
         </w:rPr>
-        <w:t xml:space="preserve">    throw Exception("Invalid payment option");</w:t>
+        <w:t xml:space="preserve">    throw </w:t>
+      </w:r>
+      <w:proofErr w:type="gramStart"/>
+      <w:r>
+        <w:rPr>
+          <w:rFonts w:cs="Calibri"/>
+          <w:b/>
+          <w:bCs/>
+          <w:color w:val="D86DCB" w:themeColor="accent5" w:themeTint="99"/>
+          <w:sz w:val="32"/>
+          <w:szCs w:val="32"/>
+        </w:rPr>
+        <w:t>Exception(</w:t>
+      </w:r>
+      <w:proofErr w:type="gramEnd"/>
+      <w:r>
+        <w:rPr>
+          <w:rFonts w:cs="Calibri"/>
+          <w:b/>
+          <w:bCs/>
+          <w:color w:val="D86DCB" w:themeColor="accent5" w:themeTint="99"/>
+          <w:sz w:val="32"/>
+          <w:szCs w:val="32"/>
+        </w:rPr>
+        <w:t>"Invalid payment option");</w:t>
       </w:r>
     </w:p>
     <w:p>
@@ -18857,6 +21020,7 @@
         <w:t xml:space="preserve">  </w:t>
       </w:r>
       <w:proofErr w:type="spellStart"/>
+      <w:proofErr w:type="gramStart"/>
       <w:r>
         <w:rPr>
           <w:rFonts w:cs="Calibri"/>
@@ -18869,6 +21033,7 @@
         <w:t>gateway.cashIn</w:t>
       </w:r>
       <w:proofErr w:type="spellEnd"/>
+      <w:proofErr w:type="gramEnd"/>
       <w:r>
         <w:rPr>
           <w:rFonts w:cs="Calibri"/>
@@ -18905,6 +21070,7 @@
         <w:t xml:space="preserve">  </w:t>
       </w:r>
       <w:proofErr w:type="spellStart"/>
+      <w:proofErr w:type="gramStart"/>
       <w:r>
         <w:rPr>
           <w:rFonts w:cs="Calibri"/>
@@ -18917,6 +21083,7 @@
         <w:t>gateway.cashOut</w:t>
       </w:r>
       <w:proofErr w:type="spellEnd"/>
+      <w:proofErr w:type="gramEnd"/>
       <w:r>
         <w:rPr>
           <w:rFonts w:cs="Calibri"/>
@@ -19561,6 +21728,7 @@
         <w:t xml:space="preserve">  </w:t>
       </w:r>
       <w:proofErr w:type="spellStart"/>
+      <w:proofErr w:type="gramStart"/>
       <w:r>
         <w:rPr>
           <w:rFonts w:cs="Calibri"/>
@@ -19582,7 +21750,19 @@
           <w:sz w:val="32"/>
           <w:szCs w:val="32"/>
         </w:rPr>
-        <w:t>() {</w:t>
+        <w:t>(</w:t>
+      </w:r>
+      <w:proofErr w:type="gramEnd"/>
+      <w:r>
+        <w:rPr>
+          <w:rFonts w:cs="Calibri"/>
+          <w:b/>
+          <w:bCs/>
+          <w:color w:val="D86DCB" w:themeColor="accent5" w:themeTint="99"/>
+          <w:sz w:val="32"/>
+          <w:szCs w:val="32"/>
+        </w:rPr>
+        <w:t>) {</w:t>
       </w:r>
     </w:p>
     <w:p>
@@ -19856,7 +22036,31 @@
           <w:sz w:val="32"/>
           <w:szCs w:val="32"/>
         </w:rPr>
-        <w:t xml:space="preserve"> = { ... };</w:t>
+        <w:t xml:space="preserve"> = </w:t>
+      </w:r>
+      <w:proofErr w:type="gramStart"/>
+      <w:r>
+        <w:rPr>
+          <w:rFonts w:cs="Calibri"/>
+          <w:b/>
+          <w:bCs/>
+          <w:color w:val="D86DCB" w:themeColor="accent5" w:themeTint="99"/>
+          <w:sz w:val="32"/>
+          <w:szCs w:val="32"/>
+        </w:rPr>
+        <w:t>{ ...</w:t>
+      </w:r>
+      <w:proofErr w:type="gramEnd"/>
+      <w:r>
+        <w:rPr>
+          <w:rFonts w:cs="Calibri"/>
+          <w:b/>
+          <w:bCs/>
+          <w:color w:val="D86DCB" w:themeColor="accent5" w:themeTint="99"/>
+          <w:sz w:val="32"/>
+          <w:szCs w:val="32"/>
+        </w:rPr>
+        <w:t xml:space="preserve"> };</w:t>
       </w:r>
     </w:p>
     <w:p>
@@ -20145,6 +22349,7 @@
         <w:t xml:space="preserve">  void </w:t>
       </w:r>
       <w:proofErr w:type="spellStart"/>
+      <w:proofErr w:type="gramStart"/>
       <w:r>
         <w:rPr>
           <w:rFonts w:cs="Calibri"/>
@@ -20166,7 +22371,19 @@
           <w:sz w:val="32"/>
           <w:szCs w:val="32"/>
         </w:rPr>
-        <w:t>() {</w:t>
+        <w:t>(</w:t>
+      </w:r>
+      <w:proofErr w:type="gramEnd"/>
+      <w:r>
+        <w:rPr>
+          <w:rFonts w:cs="Calibri"/>
+          <w:b/>
+          <w:bCs/>
+          <w:color w:val="D86DCB" w:themeColor="accent5" w:themeTint="99"/>
+          <w:sz w:val="32"/>
+          <w:szCs w:val="32"/>
+        </w:rPr>
+        <w:t>) {</w:t>
       </w:r>
     </w:p>
     <w:p>
@@ -20290,16 +22507,29 @@
         <w:t xml:space="preserve">    recipes = </w:t>
       </w:r>
       <w:proofErr w:type="spellStart"/>
-      <w:r>
-        <w:rPr>
-          <w:rFonts w:cs="Calibri"/>
-          <w:b/>
-          <w:bCs/>
-          <w:color w:val="D86DCB" w:themeColor="accent5" w:themeTint="99"/>
-          <w:sz w:val="32"/>
-          <w:szCs w:val="32"/>
-        </w:rPr>
-        <w:t>food?.recipes</w:t>
+      <w:proofErr w:type="gramStart"/>
+      <w:r>
+        <w:rPr>
+          <w:rFonts w:cs="Calibri"/>
+          <w:b/>
+          <w:bCs/>
+          <w:color w:val="D86DCB" w:themeColor="accent5" w:themeTint="99"/>
+          <w:sz w:val="32"/>
+          <w:szCs w:val="32"/>
+        </w:rPr>
+        <w:t>food?.</w:t>
+      </w:r>
+      <w:proofErr w:type="gramEnd"/>
+      <w:r>
+        <w:rPr>
+          <w:rFonts w:cs="Calibri"/>
+          <w:b/>
+          <w:bCs/>
+          <w:color w:val="D86DCB" w:themeColor="accent5" w:themeTint="99"/>
+          <w:sz w:val="32"/>
+          <w:szCs w:val="32"/>
+        </w:rPr>
+        <w:t>recipes</w:t>
       </w:r>
       <w:proofErr w:type="spellEnd"/>
       <w:r>
@@ -20886,7 +23116,29 @@
           <w:sz w:val="32"/>
           <w:szCs w:val="32"/>
         </w:rPr>
-        <w:t>&lt;int&gt;()</w:t>
+        <w:t>&lt;int</w:t>
+      </w:r>
+      <w:proofErr w:type="gramStart"/>
+      <w:r>
+        <w:rPr>
+          <w:rFonts w:cs="Calibri"/>
+          <w:b/>
+          <w:bCs/>
+          <w:sz w:val="32"/>
+          <w:szCs w:val="32"/>
+        </w:rPr>
+        <w:t>&gt;(</w:t>
+      </w:r>
+      <w:proofErr w:type="gramEnd"/>
+      <w:r>
+        <w:rPr>
+          <w:rFonts w:cs="Calibri"/>
+          <w:b/>
+          <w:bCs/>
+          <w:sz w:val="32"/>
+          <w:szCs w:val="32"/>
+        </w:rPr>
+        <w:t>)</w:t>
       </w:r>
       <w:r>
         <w:rPr>
@@ -21010,7 +23262,31 @@
           <w:sz w:val="32"/>
           <w:szCs w:val="32"/>
         </w:rPr>
-        <w:t xml:space="preserve">  void push(T element) {</w:t>
+        <w:t xml:space="preserve">  void </w:t>
+      </w:r>
+      <w:proofErr w:type="gramStart"/>
+      <w:r>
+        <w:rPr>
+          <w:rFonts w:cs="Calibri"/>
+          <w:b/>
+          <w:bCs/>
+          <w:color w:val="D86DCB" w:themeColor="accent5" w:themeTint="99"/>
+          <w:sz w:val="32"/>
+          <w:szCs w:val="32"/>
+        </w:rPr>
+        <w:t>push(</w:t>
+      </w:r>
+      <w:proofErr w:type="gramEnd"/>
+      <w:r>
+        <w:rPr>
+          <w:rFonts w:cs="Calibri"/>
+          <w:b/>
+          <w:bCs/>
+          <w:color w:val="D86DCB" w:themeColor="accent5" w:themeTint="99"/>
+          <w:sz w:val="32"/>
+          <w:szCs w:val="32"/>
+        </w:rPr>
+        <w:t>T element) {</w:t>
       </w:r>
     </w:p>
     <w:p>
@@ -21201,7 +23477,31 @@
           <w:sz w:val="32"/>
           <w:szCs w:val="32"/>
         </w:rPr>
-        <w:t>Stack&lt;int&gt; stack = Stack();</w:t>
+        <w:t xml:space="preserve">Stack&lt;int&gt; stack = </w:t>
+      </w:r>
+      <w:proofErr w:type="gramStart"/>
+      <w:r>
+        <w:rPr>
+          <w:rFonts w:cs="Calibri"/>
+          <w:b/>
+          <w:bCs/>
+          <w:color w:val="D86DCB" w:themeColor="accent5" w:themeTint="99"/>
+          <w:sz w:val="32"/>
+          <w:szCs w:val="32"/>
+        </w:rPr>
+        <w:t>Stack(</w:t>
+      </w:r>
+      <w:proofErr w:type="gramEnd"/>
+      <w:r>
+        <w:rPr>
+          <w:rFonts w:cs="Calibri"/>
+          <w:b/>
+          <w:bCs/>
+          <w:color w:val="D86DCB" w:themeColor="accent5" w:themeTint="99"/>
+          <w:sz w:val="32"/>
+          <w:szCs w:val="32"/>
+        </w:rPr>
+        <w:t>);</w:t>
       </w:r>
     </w:p>
     <w:p>
@@ -21258,7 +23558,31 @@
           <w:sz w:val="32"/>
           <w:szCs w:val="32"/>
         </w:rPr>
-        <w:t>final stack = Stack&lt;int&gt;();</w:t>
+        <w:t>final stack = Stack&lt;int</w:t>
+      </w:r>
+      <w:proofErr w:type="gramStart"/>
+      <w:r>
+        <w:rPr>
+          <w:rFonts w:cs="Calibri"/>
+          <w:b/>
+          <w:bCs/>
+          <w:color w:val="D86DCB" w:themeColor="accent5" w:themeTint="99"/>
+          <w:sz w:val="32"/>
+          <w:szCs w:val="32"/>
+        </w:rPr>
+        <w:t>&gt;(</w:t>
+      </w:r>
+      <w:proofErr w:type="gramEnd"/>
+      <w:r>
+        <w:rPr>
+          <w:rFonts w:cs="Calibri"/>
+          <w:b/>
+          <w:bCs/>
+          <w:color w:val="D86DCB" w:themeColor="accent5" w:themeTint="99"/>
+          <w:sz w:val="32"/>
+          <w:szCs w:val="32"/>
+        </w:rPr>
+        <w:t>);</w:t>
       </w:r>
     </w:p>
     <w:p>
@@ -21363,6 +23687,7 @@
         <w:t xml:space="preserve"># </w:t>
       </w:r>
       <w:proofErr w:type="spellStart"/>
+      <w:proofErr w:type="gramStart"/>
       <w:r>
         <w:rPr>
           <w:rFonts w:cs="Calibri"/>
@@ -21382,7 +23707,18 @@
           <w:sz w:val="32"/>
           <w:szCs w:val="32"/>
         </w:rPr>
-        <w:t>._()</w:t>
+        <w:t>._</w:t>
+      </w:r>
+      <w:proofErr w:type="gramEnd"/>
+      <w:r>
+        <w:rPr>
+          <w:rFonts w:cs="Calibri"/>
+          <w:b/>
+          <w:bCs/>
+          <w:sz w:val="32"/>
+          <w:szCs w:val="32"/>
+        </w:rPr>
+        <w:t>()</w:t>
       </w:r>
       <w:r>
         <w:rPr>
@@ -21625,6 +23961,7 @@
         <w:t xml:space="preserve">  </w:t>
       </w:r>
       <w:proofErr w:type="spellStart"/>
+      <w:proofErr w:type="gramStart"/>
       <w:r>
         <w:rPr>
           <w:rFonts w:cs="Calibri"/>
@@ -21646,7 +23983,19 @@
           <w:sz w:val="32"/>
           <w:szCs w:val="32"/>
         </w:rPr>
-        <w:t xml:space="preserve">._(); </w:t>
+        <w:t>._</w:t>
+      </w:r>
+      <w:proofErr w:type="gramEnd"/>
+      <w:r>
+        <w:rPr>
+          <w:rFonts w:cs="Calibri"/>
+          <w:b/>
+          <w:bCs/>
+          <w:color w:val="D86DCB" w:themeColor="accent5" w:themeTint="99"/>
+          <w:sz w:val="32"/>
+          <w:szCs w:val="32"/>
+        </w:rPr>
+        <w:t xml:space="preserve">(); </w:t>
       </w:r>
     </w:p>
     <w:p>
@@ -21777,6 +24126,7 @@
         <w:t xml:space="preserve"> colors = </w:t>
       </w:r>
       <w:proofErr w:type="spellStart"/>
+      <w:proofErr w:type="gramStart"/>
       <w:r>
         <w:rPr>
           <w:rFonts w:cs="Calibri"/>
@@ -21798,7 +24148,19 @@
           <w:sz w:val="32"/>
           <w:szCs w:val="32"/>
         </w:rPr>
-        <w:t xml:space="preserve">(); // </w:t>
+        <w:t>(</w:t>
+      </w:r>
+      <w:proofErr w:type="gramEnd"/>
+      <w:r>
+        <w:rPr>
+          <w:rFonts w:cs="Calibri"/>
+          <w:b/>
+          <w:bCs/>
+          <w:color w:val="D86DCB" w:themeColor="accent5" w:themeTint="99"/>
+          <w:sz w:val="32"/>
+          <w:szCs w:val="32"/>
+        </w:rPr>
+        <w:t xml:space="preserve">); // </w:t>
       </w:r>
       <w:r>
         <w:rPr>
@@ -21854,6 +24216,7 @@
         </w:rPr>
       </w:pPr>
       <w:proofErr w:type="spellStart"/>
+      <w:proofErr w:type="gramStart"/>
       <w:r>
         <w:rPr>
           <w:rFonts w:cs="Calibri"/>
@@ -21875,7 +24238,19 @@
           <w:sz w:val="32"/>
           <w:szCs w:val="32"/>
         </w:rPr>
-        <w:t>._();</w:t>
+        <w:t>._</w:t>
+      </w:r>
+      <w:proofErr w:type="gramEnd"/>
+      <w:r>
+        <w:rPr>
+          <w:rFonts w:cs="Calibri"/>
+          <w:b/>
+          <w:bCs/>
+          <w:color w:val="D86DCB" w:themeColor="accent5" w:themeTint="99"/>
+          <w:sz w:val="32"/>
+          <w:szCs w:val="32"/>
+        </w:rPr>
+        <w:t>();</w:t>
       </w:r>
     </w:p>
     <w:p>
@@ -22155,6 +24530,7 @@
         <w:t xml:space="preserve">   final api = </w:t>
       </w:r>
       <w:proofErr w:type="spellStart"/>
+      <w:proofErr w:type="gramStart"/>
       <w:r>
         <w:rPr>
           <w:rFonts w:cs="Calibri"/>
@@ -22176,7 +24552,19 @@
           <w:sz w:val="32"/>
           <w:szCs w:val="32"/>
         </w:rPr>
-        <w:t>();</w:t>
+        <w:t>(</w:t>
+      </w:r>
+      <w:proofErr w:type="gramEnd"/>
+      <w:r>
+        <w:rPr>
+          <w:rFonts w:cs="Calibri"/>
+          <w:b/>
+          <w:bCs/>
+          <w:color w:val="D86DCB" w:themeColor="accent5" w:themeTint="99"/>
+          <w:sz w:val="32"/>
+          <w:szCs w:val="32"/>
+        </w:rPr>
+        <w:t>);</w:t>
       </w:r>
     </w:p>
     <w:p>
@@ -22203,6 +24591,7 @@
         <w:t xml:space="preserve">   Future&lt;…&gt; </w:t>
       </w:r>
       <w:proofErr w:type="spellStart"/>
+      <w:proofErr w:type="gramStart"/>
       <w:r>
         <w:rPr>
           <w:rFonts w:cs="Calibri"/>
@@ -22224,7 +24613,19 @@
           <w:sz w:val="32"/>
           <w:szCs w:val="32"/>
         </w:rPr>
-        <w:t>() {</w:t>
+        <w:t>(</w:t>
+      </w:r>
+      <w:proofErr w:type="gramEnd"/>
+      <w:r>
+        <w:rPr>
+          <w:rFonts w:cs="Calibri"/>
+          <w:b/>
+          <w:bCs/>
+          <w:color w:val="D86DCB" w:themeColor="accent5" w:themeTint="99"/>
+          <w:sz w:val="32"/>
+          <w:szCs w:val="32"/>
+        </w:rPr>
+        <w:t>) {</w:t>
       </w:r>
     </w:p>
     <w:p>
@@ -22251,6 +24652,7 @@
         <w:t xml:space="preserve">       return </w:t>
       </w:r>
       <w:proofErr w:type="spellStart"/>
+      <w:proofErr w:type="gramStart"/>
       <w:r>
         <w:rPr>
           <w:rFonts w:cs="Calibri"/>
@@ -22263,6 +24665,7 @@
         <w:t>api.fetchUser</w:t>
       </w:r>
       <w:proofErr w:type="spellEnd"/>
+      <w:proofErr w:type="gramEnd"/>
       <w:r>
         <w:rPr>
           <w:rFonts w:cs="Calibri"/>
@@ -22478,6 +24881,7 @@
         <w:t xml:space="preserve">   </w:t>
       </w:r>
       <w:proofErr w:type="spellStart"/>
+      <w:proofErr w:type="gramStart"/>
       <w:r>
         <w:rPr>
           <w:rFonts w:cs="Calibri"/>
@@ -22499,7 +24903,19 @@
           <w:sz w:val="32"/>
           <w:szCs w:val="32"/>
         </w:rPr>
-        <w:t xml:space="preserve">({required </w:t>
+        <w:t>(</w:t>
+      </w:r>
+      <w:proofErr w:type="gramEnd"/>
+      <w:r>
+        <w:rPr>
+          <w:rFonts w:cs="Calibri"/>
+          <w:b/>
+          <w:bCs/>
+          <w:color w:val="D86DCB" w:themeColor="accent5" w:themeTint="99"/>
+          <w:sz w:val="32"/>
+          <w:szCs w:val="32"/>
+        </w:rPr>
+        <w:t xml:space="preserve">{required </w:t>
       </w:r>
       <w:proofErr w:type="spellStart"/>
       <w:r>
@@ -22598,6 +25014,7 @@
         <w:t xml:space="preserve">   final api = </w:t>
       </w:r>
       <w:proofErr w:type="spellStart"/>
+      <w:proofErr w:type="gramStart"/>
       <w:r>
         <w:rPr>
           <w:rFonts w:cs="Calibri"/>
@@ -22619,7 +25036,19 @@
           <w:sz w:val="32"/>
           <w:szCs w:val="32"/>
         </w:rPr>
-        <w:t>();</w:t>
+        <w:t>(</w:t>
+      </w:r>
+      <w:proofErr w:type="gramEnd"/>
+      <w:r>
+        <w:rPr>
+          <w:rFonts w:cs="Calibri"/>
+          <w:b/>
+          <w:bCs/>
+          <w:color w:val="D86DCB" w:themeColor="accent5" w:themeTint="99"/>
+          <w:sz w:val="32"/>
+          <w:szCs w:val="32"/>
+        </w:rPr>
+        <w:t>);</w:t>
       </w:r>
     </w:p>
     <w:p>
@@ -22646,6 +25075,7 @@
         <w:t xml:space="preserve">   final repo = </w:t>
       </w:r>
       <w:proofErr w:type="spellStart"/>
+      <w:proofErr w:type="gramStart"/>
       <w:r>
         <w:rPr>
           <w:rFonts w:cs="Calibri"/>
@@ -22667,7 +25097,19 @@
           <w:sz w:val="32"/>
           <w:szCs w:val="32"/>
         </w:rPr>
-        <w:t>(api: api);</w:t>
+        <w:t>(</w:t>
+      </w:r>
+      <w:proofErr w:type="gramEnd"/>
+      <w:r>
+        <w:rPr>
+          <w:rFonts w:cs="Calibri"/>
+          <w:b/>
+          <w:bCs/>
+          <w:color w:val="D86DCB" w:themeColor="accent5" w:themeTint="99"/>
+          <w:sz w:val="32"/>
+          <w:szCs w:val="32"/>
+        </w:rPr>
+        <w:t>api: api);</w:t>
       </w:r>
     </w:p>
     <w:p>
@@ -22694,6 +25136,7 @@
         <w:t xml:space="preserve">   </w:t>
       </w:r>
       <w:proofErr w:type="spellStart"/>
+      <w:proofErr w:type="gramStart"/>
       <w:r>
         <w:rPr>
           <w:rFonts w:cs="Calibri"/>
@@ -22718,6 +25161,7 @@
         <w:t>(</w:t>
       </w:r>
       <w:proofErr w:type="spellStart"/>
+      <w:proofErr w:type="gramEnd"/>
       <w:r>
         <w:rPr>
           <w:rFonts w:cs="Calibri"/>
@@ -22935,6 +25379,7 @@
         <w:t xml:space="preserve">    void </w:t>
       </w:r>
       <w:proofErr w:type="spellStart"/>
+      <w:proofErr w:type="gramStart"/>
       <w:r>
         <w:rPr>
           <w:rFonts w:cs="Calibri"/>
@@ -22956,7 +25401,19 @@
           <w:sz w:val="32"/>
           <w:szCs w:val="32"/>
         </w:rPr>
-        <w:t>(){</w:t>
+        <w:t>(</w:t>
+      </w:r>
+      <w:proofErr w:type="gramEnd"/>
+      <w:r>
+        <w:rPr>
+          <w:rFonts w:cs="Calibri"/>
+          <w:b/>
+          <w:bCs/>
+          <w:color w:val="D86DCB" w:themeColor="accent5" w:themeTint="99"/>
+          <w:sz w:val="32"/>
+          <w:szCs w:val="32"/>
+        </w:rPr>
+        <w:t>){</w:t>
       </w:r>
     </w:p>
     <w:p>
@@ -23241,7 +25698,31 @@
           <w:sz w:val="32"/>
           <w:szCs w:val="32"/>
         </w:rPr>
-        <w:t xml:space="preserve">   void sound();</w:t>
+        <w:t xml:space="preserve">   void </w:t>
+      </w:r>
+      <w:proofErr w:type="gramStart"/>
+      <w:r>
+        <w:rPr>
+          <w:rFonts w:cs="Calibri"/>
+          <w:b/>
+          <w:bCs/>
+          <w:color w:val="D86DCB" w:themeColor="accent5" w:themeTint="99"/>
+          <w:sz w:val="32"/>
+          <w:szCs w:val="32"/>
+        </w:rPr>
+        <w:t>sound(</w:t>
+      </w:r>
+      <w:proofErr w:type="gramEnd"/>
+      <w:r>
+        <w:rPr>
+          <w:rFonts w:cs="Calibri"/>
+          <w:b/>
+          <w:bCs/>
+          <w:color w:val="D86DCB" w:themeColor="accent5" w:themeTint="99"/>
+          <w:sz w:val="32"/>
+          <w:szCs w:val="32"/>
+        </w:rPr>
+        <w:t>);</w:t>
       </w:r>
     </w:p>
     <w:p>
@@ -23337,7 +25818,31 @@
           <w:sz w:val="32"/>
           <w:szCs w:val="32"/>
         </w:rPr>
-        <w:t xml:space="preserve">  void sound(){</w:t>
+        <w:t xml:space="preserve">  void </w:t>
+      </w:r>
+      <w:proofErr w:type="gramStart"/>
+      <w:r>
+        <w:rPr>
+          <w:rFonts w:cs="Calibri"/>
+          <w:b/>
+          <w:bCs/>
+          <w:color w:val="D86DCB" w:themeColor="accent5" w:themeTint="99"/>
+          <w:sz w:val="32"/>
+          <w:szCs w:val="32"/>
+        </w:rPr>
+        <w:t>sound(</w:t>
+      </w:r>
+      <w:proofErr w:type="gramEnd"/>
+      <w:r>
+        <w:rPr>
+          <w:rFonts w:cs="Calibri"/>
+          <w:b/>
+          <w:bCs/>
+          <w:color w:val="D86DCB" w:themeColor="accent5" w:themeTint="99"/>
+          <w:sz w:val="32"/>
+          <w:szCs w:val="32"/>
+        </w:rPr>
+        <w:t>){</w:t>
       </w:r>
     </w:p>
     <w:p>
@@ -23755,7 +26260,31 @@
           <w:sz w:val="32"/>
           <w:szCs w:val="32"/>
         </w:rPr>
-        <w:t xml:space="preserve">     print(‘Car Started’);</w:t>
+        <w:t xml:space="preserve">     </w:t>
+      </w:r>
+      <w:proofErr w:type="gramStart"/>
+      <w:r>
+        <w:rPr>
+          <w:rFonts w:cs="Calibri"/>
+          <w:b/>
+          <w:bCs/>
+          <w:color w:val="D86DCB" w:themeColor="accent5" w:themeTint="99"/>
+          <w:sz w:val="32"/>
+          <w:szCs w:val="32"/>
+        </w:rPr>
+        <w:t>print(</w:t>
+      </w:r>
+      <w:proofErr w:type="gramEnd"/>
+      <w:r>
+        <w:rPr>
+          <w:rFonts w:cs="Calibri"/>
+          <w:b/>
+          <w:bCs/>
+          <w:color w:val="D86DCB" w:themeColor="accent5" w:themeTint="99"/>
+          <w:sz w:val="32"/>
+          <w:szCs w:val="32"/>
+        </w:rPr>
+        <w:t>‘Car Started’);</w:t>
       </w:r>
     </w:p>
     <w:p>
@@ -24067,7 +26596,31 @@
           <w:sz w:val="32"/>
           <w:szCs w:val="32"/>
         </w:rPr>
-        <w:t xml:space="preserve">   void eat() {</w:t>
+        <w:t xml:space="preserve">   void </w:t>
+      </w:r>
+      <w:proofErr w:type="gramStart"/>
+      <w:r>
+        <w:rPr>
+          <w:rFonts w:cs="Calibri"/>
+          <w:b/>
+          <w:bCs/>
+          <w:color w:val="D86DCB" w:themeColor="accent5" w:themeTint="99"/>
+          <w:sz w:val="32"/>
+          <w:szCs w:val="32"/>
+        </w:rPr>
+        <w:t>eat(</w:t>
+      </w:r>
+      <w:proofErr w:type="gramEnd"/>
+      <w:r>
+        <w:rPr>
+          <w:rFonts w:cs="Calibri"/>
+          <w:b/>
+          <w:bCs/>
+          <w:color w:val="D86DCB" w:themeColor="accent5" w:themeTint="99"/>
+          <w:sz w:val="32"/>
+          <w:szCs w:val="32"/>
+        </w:rPr>
+        <w:t>) {</w:t>
       </w:r>
     </w:p>
     <w:p>
@@ -24224,31 +26777,79 @@
           <w:sz w:val="32"/>
           <w:szCs w:val="32"/>
         </w:rPr>
-        <w:t xml:space="preserve">  void eat() {</w:t>
-      </w:r>
-    </w:p>
-    <w:p>
-      <w:pPr>
-        <w:jc w:val="both"/>
-        <w:rPr>
-          <w:rFonts w:cs="Calibri"/>
-          <w:b/>
-          <w:bCs/>
-          <w:color w:val="D86DCB" w:themeColor="accent5" w:themeTint="99"/>
-          <w:sz w:val="32"/>
-          <w:szCs w:val="32"/>
-        </w:rPr>
-      </w:pPr>
-      <w:r>
-        <w:rPr>
-          <w:rFonts w:cs="Calibri"/>
-          <w:b/>
-          <w:bCs/>
-          <w:color w:val="D86DCB" w:themeColor="accent5" w:themeTint="99"/>
-          <w:sz w:val="32"/>
-          <w:szCs w:val="32"/>
-        </w:rPr>
-        <w:t xml:space="preserve">    print("The cat is eating");</w:t>
+        <w:t xml:space="preserve">  void </w:t>
+      </w:r>
+      <w:proofErr w:type="gramStart"/>
+      <w:r>
+        <w:rPr>
+          <w:rFonts w:cs="Calibri"/>
+          <w:b/>
+          <w:bCs/>
+          <w:color w:val="D86DCB" w:themeColor="accent5" w:themeTint="99"/>
+          <w:sz w:val="32"/>
+          <w:szCs w:val="32"/>
+        </w:rPr>
+        <w:t>eat(</w:t>
+      </w:r>
+      <w:proofErr w:type="gramEnd"/>
+      <w:r>
+        <w:rPr>
+          <w:rFonts w:cs="Calibri"/>
+          <w:b/>
+          <w:bCs/>
+          <w:color w:val="D86DCB" w:themeColor="accent5" w:themeTint="99"/>
+          <w:sz w:val="32"/>
+          <w:szCs w:val="32"/>
+        </w:rPr>
+        <w:t>) {</w:t>
+      </w:r>
+    </w:p>
+    <w:p>
+      <w:pPr>
+        <w:jc w:val="both"/>
+        <w:rPr>
+          <w:rFonts w:cs="Calibri"/>
+          <w:b/>
+          <w:bCs/>
+          <w:color w:val="D86DCB" w:themeColor="accent5" w:themeTint="99"/>
+          <w:sz w:val="32"/>
+          <w:szCs w:val="32"/>
+        </w:rPr>
+      </w:pPr>
+      <w:r>
+        <w:rPr>
+          <w:rFonts w:cs="Calibri"/>
+          <w:b/>
+          <w:bCs/>
+          <w:color w:val="D86DCB" w:themeColor="accent5" w:themeTint="99"/>
+          <w:sz w:val="32"/>
+          <w:szCs w:val="32"/>
+        </w:rPr>
+        <w:t xml:space="preserve">    </w:t>
+      </w:r>
+      <w:proofErr w:type="gramStart"/>
+      <w:r>
+        <w:rPr>
+          <w:rFonts w:cs="Calibri"/>
+          <w:b/>
+          <w:bCs/>
+          <w:color w:val="D86DCB" w:themeColor="accent5" w:themeTint="99"/>
+          <w:sz w:val="32"/>
+          <w:szCs w:val="32"/>
+        </w:rPr>
+        <w:t>print(</w:t>
+      </w:r>
+      <w:proofErr w:type="gramEnd"/>
+      <w:r>
+        <w:rPr>
+          <w:rFonts w:cs="Calibri"/>
+          <w:b/>
+          <w:bCs/>
+          <w:color w:val="D86DCB" w:themeColor="accent5" w:themeTint="99"/>
+          <w:sz w:val="32"/>
+          <w:szCs w:val="32"/>
+        </w:rPr>
+        <w:t>"The cat is eating");</w:t>
       </w:r>
     </w:p>
     <w:p>
@@ -25212,7 +27813,31 @@
           <w:sz w:val="32"/>
           <w:szCs w:val="32"/>
         </w:rPr>
-        <w:t>void log(String</w:t>
+        <w:t xml:space="preserve">void </w:t>
+      </w:r>
+      <w:proofErr w:type="gramStart"/>
+      <w:r>
+        <w:rPr>
+          <w:rFonts w:cs="Calibri"/>
+          <w:b/>
+          <w:bCs/>
+          <w:color w:val="D86DCB" w:themeColor="accent5" w:themeTint="99"/>
+          <w:sz w:val="32"/>
+          <w:szCs w:val="32"/>
+        </w:rPr>
+        <w:t>log(</w:t>
+      </w:r>
+      <w:proofErr w:type="gramEnd"/>
+      <w:r>
+        <w:rPr>
+          <w:rFonts w:cs="Calibri"/>
+          <w:b/>
+          <w:bCs/>
+          <w:color w:val="D86DCB" w:themeColor="accent5" w:themeTint="99"/>
+          <w:sz w:val="32"/>
+          <w:szCs w:val="32"/>
+        </w:rPr>
+        <w:t>String</w:t>
       </w:r>
       <w:r>
         <w:rPr>
@@ -25599,31 +28224,67 @@
           <w:sz w:val="32"/>
           <w:szCs w:val="32"/>
         </w:rPr>
-        <w:t xml:space="preserve">   String capitalize () {</w:t>
-      </w:r>
-    </w:p>
-    <w:p>
-      <w:pPr>
-        <w:jc w:val="both"/>
-        <w:rPr>
-          <w:rFonts w:cs="Calibri"/>
-          <w:b/>
-          <w:bCs/>
-          <w:color w:val="D86DCB" w:themeColor="accent5" w:themeTint="99"/>
-          <w:sz w:val="32"/>
-          <w:szCs w:val="32"/>
-        </w:rPr>
-      </w:pPr>
-      <w:r>
-        <w:rPr>
-          <w:rFonts w:cs="Calibri"/>
-          <w:b/>
-          <w:bCs/>
-          <w:color w:val="D86DCB" w:themeColor="accent5" w:themeTint="99"/>
-          <w:sz w:val="32"/>
-          <w:szCs w:val="32"/>
-        </w:rPr>
-        <w:t xml:space="preserve">      return this[0].</w:t>
+        <w:t xml:space="preserve">   String </w:t>
+      </w:r>
+      <w:proofErr w:type="gramStart"/>
+      <w:r>
+        <w:rPr>
+          <w:rFonts w:cs="Calibri"/>
+          <w:b/>
+          <w:bCs/>
+          <w:color w:val="D86DCB" w:themeColor="accent5" w:themeTint="99"/>
+          <w:sz w:val="32"/>
+          <w:szCs w:val="32"/>
+        </w:rPr>
+        <w:t>capitalize</w:t>
+      </w:r>
+      <w:proofErr w:type="gramEnd"/>
+      <w:r>
+        <w:rPr>
+          <w:rFonts w:cs="Calibri"/>
+          <w:b/>
+          <w:bCs/>
+          <w:color w:val="D86DCB" w:themeColor="accent5" w:themeTint="99"/>
+          <w:sz w:val="32"/>
+          <w:szCs w:val="32"/>
+        </w:rPr>
+        <w:t xml:space="preserve"> () {</w:t>
+      </w:r>
+    </w:p>
+    <w:p>
+      <w:pPr>
+        <w:jc w:val="both"/>
+        <w:rPr>
+          <w:rFonts w:cs="Calibri"/>
+          <w:b/>
+          <w:bCs/>
+          <w:color w:val="D86DCB" w:themeColor="accent5" w:themeTint="99"/>
+          <w:sz w:val="32"/>
+          <w:szCs w:val="32"/>
+        </w:rPr>
+      </w:pPr>
+      <w:r>
+        <w:rPr>
+          <w:rFonts w:cs="Calibri"/>
+          <w:b/>
+          <w:bCs/>
+          <w:color w:val="D86DCB" w:themeColor="accent5" w:themeTint="99"/>
+          <w:sz w:val="32"/>
+          <w:szCs w:val="32"/>
+        </w:rPr>
+        <w:t xml:space="preserve">      return this[0</w:t>
+      </w:r>
+      <w:proofErr w:type="gramStart"/>
+      <w:r>
+        <w:rPr>
+          <w:rFonts w:cs="Calibri"/>
+          <w:b/>
+          <w:bCs/>
+          <w:color w:val="D86DCB" w:themeColor="accent5" w:themeTint="99"/>
+          <w:sz w:val="32"/>
+          <w:szCs w:val="32"/>
+        </w:rPr>
+        <w:t>].</w:t>
       </w:r>
       <w:proofErr w:type="spellStart"/>
       <w:r>
@@ -25638,6 +28299,7 @@
         <w:t>toUpperCase</w:t>
       </w:r>
       <w:proofErr w:type="spellEnd"/>
+      <w:proofErr w:type="gramEnd"/>
       <w:r>
         <w:rPr>
           <w:rFonts w:cs="Calibri"/>
@@ -25782,16 +28444,29 @@
         <w:t>nazmul</w:t>
       </w:r>
       <w:proofErr w:type="spellEnd"/>
-      <w:r>
-        <w:rPr>
-          <w:rFonts w:cs="Calibri"/>
-          <w:b/>
-          <w:bCs/>
-          <w:color w:val="D86DCB" w:themeColor="accent5" w:themeTint="99"/>
-          <w:sz w:val="32"/>
-          <w:szCs w:val="32"/>
-        </w:rPr>
-        <w:t>’.capitalize());</w:t>
+      <w:proofErr w:type="gramStart"/>
+      <w:r>
+        <w:rPr>
+          <w:rFonts w:cs="Calibri"/>
+          <w:b/>
+          <w:bCs/>
+          <w:color w:val="D86DCB" w:themeColor="accent5" w:themeTint="99"/>
+          <w:sz w:val="32"/>
+          <w:szCs w:val="32"/>
+        </w:rPr>
+        <w:t>’.capitalize</w:t>
+      </w:r>
+      <w:proofErr w:type="gramEnd"/>
+      <w:r>
+        <w:rPr>
+          <w:rFonts w:cs="Calibri"/>
+          <w:b/>
+          <w:bCs/>
+          <w:color w:val="D86DCB" w:themeColor="accent5" w:themeTint="99"/>
+          <w:sz w:val="32"/>
+          <w:szCs w:val="32"/>
+        </w:rPr>
+        <w:t>());</w:t>
       </w:r>
     </w:p>
     <w:p>
@@ -26151,7 +28826,31 @@
           <w:sz w:val="32"/>
           <w:szCs w:val="32"/>
         </w:rPr>
-        <w:t>&lt;int&gt;(200);</w:t>
+        <w:t>&lt;int</w:t>
+      </w:r>
+      <w:proofErr w:type="gramStart"/>
+      <w:r>
+        <w:rPr>
+          <w:rFonts w:cs="Calibri"/>
+          <w:b/>
+          <w:bCs/>
+          <w:color w:val="D86DCB" w:themeColor="accent5" w:themeTint="99"/>
+          <w:sz w:val="32"/>
+          <w:szCs w:val="32"/>
+        </w:rPr>
+        <w:t>&gt;(</w:t>
+      </w:r>
+      <w:proofErr w:type="gramEnd"/>
+      <w:r>
+        <w:rPr>
+          <w:rFonts w:cs="Calibri"/>
+          <w:b/>
+          <w:bCs/>
+          <w:color w:val="D86DCB" w:themeColor="accent5" w:themeTint="99"/>
+          <w:sz w:val="32"/>
+          <w:szCs w:val="32"/>
+        </w:rPr>
+        <w:t>200);</w:t>
       </w:r>
     </w:p>
     <w:p>
@@ -26190,7 +28889,29 @@
           <w:sz w:val="32"/>
           <w:szCs w:val="32"/>
         </w:rPr>
-        <w:t>call&lt;T&gt;(){}</w:t>
+        <w:t>call&lt;T</w:t>
+      </w:r>
+      <w:proofErr w:type="gramStart"/>
+      <w:r>
+        <w:rPr>
+          <w:rFonts w:cs="Calibri"/>
+          <w:b/>
+          <w:bCs/>
+          <w:sz w:val="32"/>
+          <w:szCs w:val="32"/>
+        </w:rPr>
+        <w:t>&gt;(</w:t>
+      </w:r>
+      <w:proofErr w:type="gramEnd"/>
+      <w:r>
+        <w:rPr>
+          <w:rFonts w:cs="Calibri"/>
+          <w:b/>
+          <w:bCs/>
+          <w:sz w:val="32"/>
+          <w:szCs w:val="32"/>
+        </w:rPr>
+        <w:t>){}</w:t>
       </w:r>
     </w:p>
     <w:p>
@@ -26412,6 +29133,7 @@
         <w:t xml:space="preserve">   </w:t>
       </w:r>
       <w:proofErr w:type="spellStart"/>
+      <w:proofErr w:type="gramStart"/>
       <w:r>
         <w:rPr>
           <w:rFonts w:cs="Calibri"/>
@@ -26433,7 +29155,19 @@
           <w:sz w:val="32"/>
           <w:szCs w:val="32"/>
         </w:rPr>
-        <w:t>._internal();</w:t>
+        <w:t>._</w:t>
+      </w:r>
+      <w:proofErr w:type="gramEnd"/>
+      <w:r>
+        <w:rPr>
+          <w:rFonts w:cs="Calibri"/>
+          <w:b/>
+          <w:bCs/>
+          <w:color w:val="D86DCB" w:themeColor="accent5" w:themeTint="99"/>
+          <w:sz w:val="32"/>
+          <w:szCs w:val="32"/>
+        </w:rPr>
+        <w:t>internal();</w:t>
       </w:r>
     </w:p>
     <w:p>
@@ -26484,6 +29218,7 @@
         <w:t xml:space="preserve"> _instance = </w:t>
       </w:r>
       <w:proofErr w:type="spellStart"/>
+      <w:proofErr w:type="gramStart"/>
       <w:r>
         <w:rPr>
           <w:rFonts w:cs="Calibri"/>
@@ -26505,7 +29240,19 @@
           <w:sz w:val="32"/>
           <w:szCs w:val="32"/>
         </w:rPr>
-        <w:t>._internal();</w:t>
+        <w:t>._</w:t>
+      </w:r>
+      <w:proofErr w:type="gramEnd"/>
+      <w:r>
+        <w:rPr>
+          <w:rFonts w:cs="Calibri"/>
+          <w:b/>
+          <w:bCs/>
+          <w:color w:val="D86DCB" w:themeColor="accent5" w:themeTint="99"/>
+          <w:sz w:val="32"/>
+          <w:szCs w:val="32"/>
+        </w:rPr>
+        <w:t>internal();</w:t>
       </w:r>
     </w:p>
     <w:p>
@@ -26532,6 +29279,7 @@
         <w:t xml:space="preserve">  factory </w:t>
       </w:r>
       <w:proofErr w:type="spellStart"/>
+      <w:proofErr w:type="gramStart"/>
       <w:r>
         <w:rPr>
           <w:rFonts w:cs="Calibri"/>
@@ -26553,7 +29301,19 @@
           <w:sz w:val="32"/>
           <w:szCs w:val="32"/>
         </w:rPr>
-        <w:t>() {</w:t>
+        <w:t>(</w:t>
+      </w:r>
+      <w:proofErr w:type="gramEnd"/>
+      <w:r>
+        <w:rPr>
+          <w:rFonts w:cs="Calibri"/>
+          <w:b/>
+          <w:bCs/>
+          <w:color w:val="D86DCB" w:themeColor="accent5" w:themeTint="99"/>
+          <w:sz w:val="32"/>
+          <w:szCs w:val="32"/>
+        </w:rPr>
+        <w:t>) {</w:t>
       </w:r>
     </w:p>
     <w:p>
@@ -26800,7 +29560,31 @@
           <w:sz w:val="32"/>
           <w:szCs w:val="32"/>
         </w:rPr>
-        <w:t xml:space="preserve">   const User(this.name, </w:t>
+        <w:t xml:space="preserve">   const </w:t>
+      </w:r>
+      <w:proofErr w:type="gramStart"/>
+      <w:r>
+        <w:rPr>
+          <w:rFonts w:cs="Calibri"/>
+          <w:b/>
+          <w:bCs/>
+          <w:color w:val="D86DCB" w:themeColor="accent5" w:themeTint="99"/>
+          <w:sz w:val="32"/>
+          <w:szCs w:val="32"/>
+        </w:rPr>
+        <w:t>User(</w:t>
+      </w:r>
+      <w:proofErr w:type="gramEnd"/>
+      <w:r>
+        <w:rPr>
+          <w:rFonts w:cs="Calibri"/>
+          <w:b/>
+          <w:bCs/>
+          <w:color w:val="D86DCB" w:themeColor="accent5" w:themeTint="99"/>
+          <w:sz w:val="32"/>
+          <w:szCs w:val="32"/>
+        </w:rPr>
+        <w:t xml:space="preserve">this.name, </w:t>
       </w:r>
       <w:proofErr w:type="spellStart"/>
       <w:r>
@@ -27754,6 +30538,7 @@
         <w:t xml:space="preserve">   </w:t>
       </w:r>
       <w:proofErr w:type="spellStart"/>
+      <w:proofErr w:type="gramStart"/>
       <w:r>
         <w:rPr>
           <w:rFonts w:cs="Calibri"/>
@@ -27775,7 +30560,19 @@
           <w:sz w:val="32"/>
           <w:szCs w:val="32"/>
         </w:rPr>
-        <w:t>._internal();</w:t>
+        <w:t>._</w:t>
+      </w:r>
+      <w:proofErr w:type="gramEnd"/>
+      <w:r>
+        <w:rPr>
+          <w:rFonts w:cs="Calibri"/>
+          <w:b/>
+          <w:bCs/>
+          <w:color w:val="D86DCB" w:themeColor="accent5" w:themeTint="99"/>
+          <w:sz w:val="32"/>
+          <w:szCs w:val="32"/>
+        </w:rPr>
+        <w:t>internal();</w:t>
       </w:r>
     </w:p>
     <w:p>
@@ -27826,6 +30623,7 @@
         <w:t xml:space="preserve"> _instance = </w:t>
       </w:r>
       <w:proofErr w:type="spellStart"/>
+      <w:proofErr w:type="gramStart"/>
       <w:r>
         <w:rPr>
           <w:rFonts w:cs="Calibri"/>
@@ -27847,7 +30645,19 @@
           <w:sz w:val="32"/>
           <w:szCs w:val="32"/>
         </w:rPr>
-        <w:t>._internal();</w:t>
+        <w:t>._</w:t>
+      </w:r>
+      <w:proofErr w:type="gramEnd"/>
+      <w:r>
+        <w:rPr>
+          <w:rFonts w:cs="Calibri"/>
+          <w:b/>
+          <w:bCs/>
+          <w:color w:val="D86DCB" w:themeColor="accent5" w:themeTint="99"/>
+          <w:sz w:val="32"/>
+          <w:szCs w:val="32"/>
+        </w:rPr>
+        <w:t>internal();</w:t>
       </w:r>
     </w:p>
     <w:p>
@@ -27874,6 +30684,7 @@
         <w:t xml:space="preserve">  factory </w:t>
       </w:r>
       <w:proofErr w:type="spellStart"/>
+      <w:proofErr w:type="gramStart"/>
       <w:r>
         <w:rPr>
           <w:rFonts w:cs="Calibri"/>
@@ -27895,7 +30706,19 @@
           <w:sz w:val="32"/>
           <w:szCs w:val="32"/>
         </w:rPr>
-        <w:t>() {</w:t>
+        <w:t>(</w:t>
+      </w:r>
+      <w:proofErr w:type="gramEnd"/>
+      <w:r>
+        <w:rPr>
+          <w:rFonts w:cs="Calibri"/>
+          <w:b/>
+          <w:bCs/>
+          <w:color w:val="D86DCB" w:themeColor="accent5" w:themeTint="99"/>
+          <w:sz w:val="32"/>
+          <w:szCs w:val="32"/>
+        </w:rPr>
+        <w:t>) {</w:t>
       </w:r>
     </w:p>
     <w:p>
@@ -27974,6 +30797,7 @@
         <w:t>_</w:t>
       </w:r>
       <w:proofErr w:type="spellStart"/>
+      <w:proofErr w:type="gramStart"/>
       <w:r>
         <w:rPr>
           <w:rFonts w:cs="Calibri"/>
@@ -27993,6 +30817,47 @@
           <w:sz w:val="32"/>
           <w:szCs w:val="32"/>
         </w:rPr>
+        <w:t>(</w:t>
+      </w:r>
+      <w:proofErr w:type="gramEnd"/>
+      <w:r>
+        <w:rPr>
+          <w:rFonts w:cs="Calibri"/>
+          <w:b/>
+          <w:bCs/>
+          <w:sz w:val="32"/>
+          <w:szCs w:val="32"/>
+        </w:rPr>
+        <w:t>)</w:t>
+      </w:r>
+      <w:r>
+        <w:rPr>
+          <w:rFonts w:cs="Calibri"/>
+          <w:sz w:val="32"/>
+          <w:szCs w:val="32"/>
+        </w:rPr>
+        <w:t xml:space="preserve"> this prevents class calling  for instance creation (</w:t>
+      </w:r>
+      <w:proofErr w:type="spellStart"/>
+      <w:r>
+        <w:rPr>
+          <w:rFonts w:cs="Calibri"/>
+          <w:b/>
+          <w:bCs/>
+          <w:sz w:val="32"/>
+          <w:szCs w:val="32"/>
+        </w:rPr>
+        <w:t>ApiService</w:t>
+      </w:r>
+      <w:proofErr w:type="spellEnd"/>
+      <w:r>
+        <w:rPr>
+          <w:rFonts w:cs="Calibri"/>
+          <w:b/>
+          <w:bCs/>
+          <w:sz w:val="32"/>
+          <w:szCs w:val="32"/>
+        </w:rPr>
         <w:t>()</w:t>
       </w:r>
       <w:r>
@@ -28001,7 +30866,31 @@
           <w:sz w:val="32"/>
           <w:szCs w:val="32"/>
         </w:rPr>
-        <w:t xml:space="preserve"> this prevents class calling  for instance creation (</w:t>
+        <w:t xml:space="preserve"> not allowed) so nobody can create new instances externally</w:t>
+      </w:r>
+    </w:p>
+    <w:p>
+      <w:pPr>
+        <w:jc w:val="both"/>
+        <w:rPr>
+          <w:rFonts w:cs="Calibri"/>
+          <w:b/>
+          <w:bCs/>
+          <w:color w:val="D86DCB" w:themeColor="accent5" w:themeTint="99"/>
+          <w:sz w:val="32"/>
+          <w:szCs w:val="32"/>
+        </w:rPr>
+      </w:pPr>
+      <w:r>
+        <w:rPr>
+          <w:rFonts w:cs="Calibri"/>
+          <w:b/>
+          <w:bCs/>
+          <w:color w:val="D86DCB" w:themeColor="accent5" w:themeTint="99"/>
+          <w:sz w:val="32"/>
+          <w:szCs w:val="32"/>
+        </w:rPr>
+        <w:t xml:space="preserve">class </w:t>
       </w:r>
       <w:proofErr w:type="spellStart"/>
       <w:r>
@@ -28009,6 +30898,7 @@
           <w:rFonts w:cs="Calibri"/>
           <w:b/>
           <w:bCs/>
+          <w:color w:val="D86DCB" w:themeColor="accent5" w:themeTint="99"/>
           <w:sz w:val="32"/>
           <w:szCs w:val="32"/>
         </w:rPr>
@@ -28020,18 +30910,573 @@
           <w:rFonts w:cs="Calibri"/>
           <w:b/>
           <w:bCs/>
-          <w:sz w:val="32"/>
-          <w:szCs w:val="32"/>
-        </w:rPr>
-        <w:t>()</w:t>
-      </w:r>
-      <w:r>
-        <w:rPr>
-          <w:rFonts w:cs="Calibri"/>
-          <w:sz w:val="32"/>
-          <w:szCs w:val="32"/>
-        </w:rPr>
-        <w:t xml:space="preserve"> not allowed) so nobody can create new instances externally</w:t>
+          <w:color w:val="D86DCB" w:themeColor="accent5" w:themeTint="99"/>
+          <w:sz w:val="32"/>
+          <w:szCs w:val="32"/>
+        </w:rPr>
+        <w:t xml:space="preserve"> {</w:t>
+      </w:r>
+    </w:p>
+    <w:p>
+      <w:pPr>
+        <w:jc w:val="both"/>
+        <w:rPr>
+          <w:rFonts w:cs="Calibri"/>
+          <w:b/>
+          <w:bCs/>
+          <w:color w:val="D86DCB" w:themeColor="accent5" w:themeTint="99"/>
+          <w:sz w:val="32"/>
+          <w:szCs w:val="32"/>
+        </w:rPr>
+      </w:pPr>
+      <w:r>
+        <w:rPr>
+          <w:rFonts w:cs="Calibri"/>
+          <w:b/>
+          <w:bCs/>
+          <w:color w:val="D86DCB" w:themeColor="accent5" w:themeTint="99"/>
+          <w:sz w:val="32"/>
+          <w:szCs w:val="32"/>
+        </w:rPr>
+        <w:t xml:space="preserve">  </w:t>
+      </w:r>
+      <w:proofErr w:type="spellStart"/>
+      <w:proofErr w:type="gramStart"/>
+      <w:r>
+        <w:rPr>
+          <w:rFonts w:cs="Calibri"/>
+          <w:b/>
+          <w:bCs/>
+          <w:color w:val="D86DCB" w:themeColor="accent5" w:themeTint="99"/>
+          <w:sz w:val="32"/>
+          <w:szCs w:val="32"/>
+        </w:rPr>
+        <w:t>ApiService</w:t>
+      </w:r>
+      <w:proofErr w:type="spellEnd"/>
+      <w:r>
+        <w:rPr>
+          <w:rFonts w:cs="Calibri"/>
+          <w:b/>
+          <w:bCs/>
+          <w:color w:val="D86DCB" w:themeColor="accent5" w:themeTint="99"/>
+          <w:sz w:val="32"/>
+          <w:szCs w:val="32"/>
+        </w:rPr>
+        <w:t>._</w:t>
+      </w:r>
+      <w:proofErr w:type="spellStart"/>
+      <w:proofErr w:type="gramEnd"/>
+      <w:r>
+        <w:rPr>
+          <w:rFonts w:cs="Calibri"/>
+          <w:b/>
+          <w:bCs/>
+          <w:color w:val="D86DCB" w:themeColor="accent5" w:themeTint="99"/>
+          <w:sz w:val="32"/>
+          <w:szCs w:val="32"/>
+        </w:rPr>
+        <w:t>privateConstructor</w:t>
+      </w:r>
+      <w:proofErr w:type="spellEnd"/>
+      <w:r>
+        <w:rPr>
+          <w:rFonts w:cs="Calibri"/>
+          <w:b/>
+          <w:bCs/>
+          <w:color w:val="D86DCB" w:themeColor="accent5" w:themeTint="99"/>
+          <w:sz w:val="32"/>
+          <w:szCs w:val="32"/>
+        </w:rPr>
+        <w:t>();</w:t>
+      </w:r>
+    </w:p>
+    <w:p>
+      <w:pPr>
+        <w:jc w:val="both"/>
+        <w:rPr>
+          <w:rFonts w:cs="Calibri"/>
+          <w:b/>
+          <w:bCs/>
+          <w:color w:val="D86DCB" w:themeColor="accent5" w:themeTint="99"/>
+          <w:sz w:val="32"/>
+          <w:szCs w:val="32"/>
+        </w:rPr>
+      </w:pPr>
+      <w:r>
+        <w:rPr>
+          <w:rFonts w:cs="Calibri"/>
+          <w:b/>
+          <w:bCs/>
+          <w:color w:val="D86DCB" w:themeColor="accent5" w:themeTint="99"/>
+          <w:sz w:val="32"/>
+          <w:szCs w:val="32"/>
+        </w:rPr>
+        <w:t xml:space="preserve">  static final </w:t>
+      </w:r>
+      <w:proofErr w:type="spellStart"/>
+      <w:r>
+        <w:rPr>
+          <w:rFonts w:cs="Calibri"/>
+          <w:b/>
+          <w:bCs/>
+          <w:color w:val="D86DCB" w:themeColor="accent5" w:themeTint="99"/>
+          <w:sz w:val="32"/>
+          <w:szCs w:val="32"/>
+        </w:rPr>
+        <w:t>ApiService</w:t>
+      </w:r>
+      <w:proofErr w:type="spellEnd"/>
+      <w:r>
+        <w:rPr>
+          <w:rFonts w:cs="Calibri"/>
+          <w:b/>
+          <w:bCs/>
+          <w:color w:val="D86DCB" w:themeColor="accent5" w:themeTint="99"/>
+          <w:sz w:val="32"/>
+          <w:szCs w:val="32"/>
+        </w:rPr>
+        <w:t xml:space="preserve"> instance =</w:t>
+      </w:r>
+    </w:p>
+    <w:p>
+      <w:pPr>
+        <w:jc w:val="both"/>
+        <w:rPr>
+          <w:rFonts w:cs="Calibri"/>
+          <w:b/>
+          <w:bCs/>
+          <w:color w:val="D86DCB" w:themeColor="accent5" w:themeTint="99"/>
+          <w:sz w:val="32"/>
+          <w:szCs w:val="32"/>
+        </w:rPr>
+      </w:pPr>
+      <w:r>
+        <w:rPr>
+          <w:rFonts w:cs="Calibri"/>
+          <w:b/>
+          <w:bCs/>
+          <w:color w:val="D86DCB" w:themeColor="accent5" w:themeTint="99"/>
+          <w:sz w:val="32"/>
+          <w:szCs w:val="32"/>
+        </w:rPr>
+        <w:t xml:space="preserve">      </w:t>
+      </w:r>
+      <w:proofErr w:type="spellStart"/>
+      <w:proofErr w:type="gramStart"/>
+      <w:r>
+        <w:rPr>
+          <w:rFonts w:cs="Calibri"/>
+          <w:b/>
+          <w:bCs/>
+          <w:color w:val="D86DCB" w:themeColor="accent5" w:themeTint="99"/>
+          <w:sz w:val="32"/>
+          <w:szCs w:val="32"/>
+        </w:rPr>
+        <w:t>ApiService</w:t>
+      </w:r>
+      <w:proofErr w:type="spellEnd"/>
+      <w:r>
+        <w:rPr>
+          <w:rFonts w:cs="Calibri"/>
+          <w:b/>
+          <w:bCs/>
+          <w:color w:val="D86DCB" w:themeColor="accent5" w:themeTint="99"/>
+          <w:sz w:val="32"/>
+          <w:szCs w:val="32"/>
+        </w:rPr>
+        <w:t>._</w:t>
+      </w:r>
+      <w:proofErr w:type="spellStart"/>
+      <w:proofErr w:type="gramEnd"/>
+      <w:r>
+        <w:rPr>
+          <w:rFonts w:cs="Calibri"/>
+          <w:b/>
+          <w:bCs/>
+          <w:color w:val="D86DCB" w:themeColor="accent5" w:themeTint="99"/>
+          <w:sz w:val="32"/>
+          <w:szCs w:val="32"/>
+        </w:rPr>
+        <w:t>privateConstructor</w:t>
+      </w:r>
+      <w:proofErr w:type="spellEnd"/>
+      <w:r>
+        <w:rPr>
+          <w:rFonts w:cs="Calibri"/>
+          <w:b/>
+          <w:bCs/>
+          <w:color w:val="D86DCB" w:themeColor="accent5" w:themeTint="99"/>
+          <w:sz w:val="32"/>
+          <w:szCs w:val="32"/>
+        </w:rPr>
+        <w:t>();</w:t>
+      </w:r>
+    </w:p>
+    <w:p>
+      <w:pPr>
+        <w:jc w:val="both"/>
+        <w:rPr>
+          <w:rFonts w:cs="Calibri"/>
+          <w:b/>
+          <w:bCs/>
+          <w:color w:val="D86DCB" w:themeColor="accent5" w:themeTint="99"/>
+          <w:sz w:val="32"/>
+          <w:szCs w:val="32"/>
+        </w:rPr>
+      </w:pPr>
+      <w:r>
+        <w:rPr>
+          <w:rFonts w:cs="Calibri"/>
+          <w:b/>
+          <w:bCs/>
+          <w:color w:val="D86DCB" w:themeColor="accent5" w:themeTint="99"/>
+          <w:sz w:val="32"/>
+          <w:szCs w:val="32"/>
+        </w:rPr>
+        <w:t xml:space="preserve">  void </w:t>
+      </w:r>
+      <w:proofErr w:type="spellStart"/>
+      <w:proofErr w:type="gramStart"/>
+      <w:r>
+        <w:rPr>
+          <w:rFonts w:cs="Calibri"/>
+          <w:b/>
+          <w:bCs/>
+          <w:color w:val="D86DCB" w:themeColor="accent5" w:themeTint="99"/>
+          <w:sz w:val="32"/>
+          <w:szCs w:val="32"/>
+        </w:rPr>
+        <w:t>fetchData</w:t>
+      </w:r>
+      <w:proofErr w:type="spellEnd"/>
+      <w:r>
+        <w:rPr>
+          <w:rFonts w:cs="Calibri"/>
+          <w:b/>
+          <w:bCs/>
+          <w:color w:val="D86DCB" w:themeColor="accent5" w:themeTint="99"/>
+          <w:sz w:val="32"/>
+          <w:szCs w:val="32"/>
+        </w:rPr>
+        <w:t>(</w:t>
+      </w:r>
+      <w:proofErr w:type="gramEnd"/>
+      <w:r>
+        <w:rPr>
+          <w:rFonts w:cs="Calibri"/>
+          <w:b/>
+          <w:bCs/>
+          <w:color w:val="D86DCB" w:themeColor="accent5" w:themeTint="99"/>
+          <w:sz w:val="32"/>
+          <w:szCs w:val="32"/>
+        </w:rPr>
+        <w:t>) {</w:t>
+      </w:r>
+    </w:p>
+    <w:p>
+      <w:pPr>
+        <w:jc w:val="both"/>
+        <w:rPr>
+          <w:rFonts w:cs="Calibri"/>
+          <w:b/>
+          <w:bCs/>
+          <w:color w:val="D86DCB" w:themeColor="accent5" w:themeTint="99"/>
+          <w:sz w:val="32"/>
+          <w:szCs w:val="32"/>
+        </w:rPr>
+      </w:pPr>
+      <w:r>
+        <w:rPr>
+          <w:rFonts w:cs="Calibri"/>
+          <w:b/>
+          <w:bCs/>
+          <w:color w:val="D86DCB" w:themeColor="accent5" w:themeTint="99"/>
+          <w:sz w:val="32"/>
+          <w:szCs w:val="32"/>
+        </w:rPr>
+        <w:lastRenderedPageBreak/>
+        <w:t xml:space="preserve">    </w:t>
+      </w:r>
+      <w:proofErr w:type="gramStart"/>
+      <w:r>
+        <w:rPr>
+          <w:rFonts w:cs="Calibri"/>
+          <w:b/>
+          <w:bCs/>
+          <w:color w:val="D86DCB" w:themeColor="accent5" w:themeTint="99"/>
+          <w:sz w:val="32"/>
+          <w:szCs w:val="32"/>
+        </w:rPr>
+        <w:t>print(</w:t>
+      </w:r>
+      <w:proofErr w:type="gramEnd"/>
+      <w:r>
+        <w:rPr>
+          <w:rFonts w:cs="Calibri"/>
+          <w:b/>
+          <w:bCs/>
+          <w:color w:val="D86DCB" w:themeColor="accent5" w:themeTint="99"/>
+          <w:sz w:val="32"/>
+          <w:szCs w:val="32"/>
+        </w:rPr>
+        <w:t>"Fetching...");</w:t>
+      </w:r>
+    </w:p>
+    <w:p>
+      <w:pPr>
+        <w:jc w:val="both"/>
+        <w:rPr>
+          <w:rFonts w:cs="Calibri"/>
+          <w:b/>
+          <w:bCs/>
+          <w:color w:val="D86DCB" w:themeColor="accent5" w:themeTint="99"/>
+          <w:sz w:val="32"/>
+          <w:szCs w:val="32"/>
+        </w:rPr>
+      </w:pPr>
+      <w:r>
+        <w:rPr>
+          <w:rFonts w:cs="Calibri"/>
+          <w:b/>
+          <w:bCs/>
+          <w:color w:val="D86DCB" w:themeColor="accent5" w:themeTint="99"/>
+          <w:sz w:val="32"/>
+          <w:szCs w:val="32"/>
+        </w:rPr>
+        <w:t xml:space="preserve">  }</w:t>
+      </w:r>
+    </w:p>
+    <w:p>
+      <w:pPr>
+        <w:jc w:val="both"/>
+        <w:rPr>
+          <w:rFonts w:cs="Calibri"/>
+          <w:b/>
+          <w:bCs/>
+          <w:color w:val="D86DCB" w:themeColor="accent5" w:themeTint="99"/>
+          <w:sz w:val="32"/>
+          <w:szCs w:val="32"/>
+        </w:rPr>
+      </w:pPr>
+      <w:r>
+        <w:rPr>
+          <w:rFonts w:cs="Calibri"/>
+          <w:b/>
+          <w:bCs/>
+          <w:color w:val="D86DCB" w:themeColor="accent5" w:themeTint="99"/>
+          <w:sz w:val="32"/>
+          <w:szCs w:val="32"/>
+        </w:rPr>
+        <w:t>}</w:t>
+      </w:r>
+    </w:p>
+    <w:p>
+      <w:pPr>
+        <w:jc w:val="both"/>
+        <w:rPr>
+          <w:rFonts w:cs="Calibri"/>
+          <w:sz w:val="32"/>
+          <w:szCs w:val="32"/>
+        </w:rPr>
+      </w:pPr>
+      <w:r>
+        <w:rPr>
+          <w:rFonts w:cs="Calibri"/>
+          <w:sz w:val="32"/>
+          <w:szCs w:val="32"/>
+        </w:rPr>
+        <w:t># Lastly, Singleton is not a global variable or global state everywhere, it is a controlled shared instance and centralized lifecycle</w:t>
+      </w:r>
+    </w:p>
+    <w:p>
+      <w:pPr>
+        <w:jc w:val="both"/>
+        <w:rPr>
+          <w:rFonts w:cs="Calibri"/>
+          <w:sz w:val="32"/>
+          <w:szCs w:val="32"/>
+        </w:rPr>
+      </w:pPr>
+    </w:p>
+    <w:p>
+      <w:pPr>
+        <w:jc w:val="both"/>
+        <w:rPr>
+          <w:rFonts w:cs="Calibri"/>
+          <w:sz w:val="32"/>
+          <w:szCs w:val="32"/>
+        </w:rPr>
+      </w:pPr>
+      <w:r>
+        <w:rPr>
+          <w:rFonts w:cs="Calibri"/>
+          <w:sz w:val="32"/>
+          <w:szCs w:val="32"/>
+        </w:rPr>
+        <w:t>Lazy Singleton Class:</w:t>
+      </w:r>
+    </w:p>
+    <w:p>
+      <w:pPr>
+        <w:jc w:val="both"/>
+        <w:rPr>
+          <w:rFonts w:cs="Calibri"/>
+          <w:sz w:val="32"/>
+          <w:szCs w:val="32"/>
+        </w:rPr>
+      </w:pPr>
+      <w:r>
+        <w:rPr>
+          <w:rFonts w:cs="Calibri"/>
+          <w:sz w:val="32"/>
+          <w:szCs w:val="32"/>
+        </w:rPr>
+        <w:t># Singleton c</w:t>
+      </w:r>
+      <w:r>
+        <w:rPr>
+          <w:rFonts w:cs="Calibri"/>
+          <w:sz w:val="32"/>
+          <w:szCs w:val="32"/>
+        </w:rPr>
+        <w:t xml:space="preserve">lass </w:t>
+      </w:r>
+      <w:r>
+        <w:rPr>
+          <w:rFonts w:cs="Calibri"/>
+          <w:sz w:val="32"/>
+          <w:szCs w:val="32"/>
+        </w:rPr>
+        <w:t xml:space="preserve">instance </w:t>
+      </w:r>
+      <w:r>
+        <w:rPr>
+          <w:rFonts w:cs="Calibri"/>
+          <w:sz w:val="32"/>
+          <w:szCs w:val="32"/>
+        </w:rPr>
+        <w:t>is one shared object created</w:t>
+      </w:r>
+      <w:r>
+        <w:rPr>
+          <w:rFonts w:cs="Calibri"/>
+          <w:sz w:val="32"/>
+          <w:szCs w:val="32"/>
+        </w:rPr>
+        <w:t xml:space="preserve"> immediately when class is first loaded</w:t>
+      </w:r>
+    </w:p>
+    <w:p>
+      <w:pPr>
+        <w:jc w:val="both"/>
+        <w:rPr>
+          <w:rFonts w:cs="Calibri"/>
+          <w:sz w:val="32"/>
+          <w:szCs w:val="32"/>
+        </w:rPr>
+      </w:pPr>
+      <w:r>
+        <w:rPr>
+          <w:rFonts w:cs="Calibri"/>
+          <w:sz w:val="32"/>
+          <w:szCs w:val="32"/>
+        </w:rPr>
+        <w:t># While Lazy Singleton class</w:t>
+      </w:r>
+      <w:r>
+        <w:rPr>
+          <w:rFonts w:cs="Calibri"/>
+          <w:sz w:val="32"/>
+          <w:szCs w:val="32"/>
+        </w:rPr>
+        <w:t xml:space="preserve"> instance is one shared object created only when needed</w:t>
+      </w:r>
+    </w:p>
+    <w:p>
+      <w:pPr>
+        <w:jc w:val="both"/>
+        <w:rPr>
+          <w:rFonts w:cs="Calibri"/>
+          <w:sz w:val="32"/>
+          <w:szCs w:val="32"/>
+        </w:rPr>
+      </w:pPr>
+      <w:r>
+        <w:rPr>
+          <w:rFonts w:cs="Calibri"/>
+          <w:sz w:val="32"/>
+          <w:szCs w:val="32"/>
+        </w:rPr>
+        <w:t># This lazy creation saves memory and improves performance</w:t>
+      </w:r>
+    </w:p>
+    <w:p>
+      <w:pPr>
+        <w:jc w:val="both"/>
+        <w:rPr>
+          <w:rFonts w:cs="Calibri"/>
+          <w:sz w:val="32"/>
+          <w:szCs w:val="32"/>
+        </w:rPr>
+      </w:pPr>
+      <w:r>
+        <w:rPr>
+          <w:rFonts w:cs="Calibri"/>
+          <w:sz w:val="32"/>
+          <w:szCs w:val="32"/>
+        </w:rPr>
+        <w:t># null aware assignment (</w:t>
+      </w:r>
+      <w:r>
+        <w:rPr>
+          <w:rFonts w:cs="Calibri"/>
+          <w:b/>
+          <w:bCs/>
+          <w:sz w:val="32"/>
+          <w:szCs w:val="32"/>
+        </w:rPr>
+        <w:t>??=</w:t>
+      </w:r>
+      <w:r>
+        <w:rPr>
+          <w:rFonts w:cs="Calibri"/>
+          <w:sz w:val="32"/>
+          <w:szCs w:val="32"/>
+        </w:rPr>
+        <w:t xml:space="preserve">) ensures if null </w:t>
+      </w:r>
+      <w:r>
+        <w:rPr>
+          <w:rFonts w:cs="Calibri"/>
+          <w:sz w:val="32"/>
+          <w:szCs w:val="32"/>
+        </w:rPr>
+        <w:sym w:font="Wingdings" w:char="F0E0"/>
+      </w:r>
+      <w:r>
+        <w:rPr>
+          <w:rFonts w:cs="Calibri"/>
+          <w:sz w:val="32"/>
+          <w:szCs w:val="32"/>
+        </w:rPr>
+        <w:t xml:space="preserve"> create instance else </w:t>
+      </w:r>
+      <w:r>
+        <w:rPr>
+          <w:rFonts w:cs="Calibri"/>
+          <w:sz w:val="32"/>
+          <w:szCs w:val="32"/>
+        </w:rPr>
+        <w:sym w:font="Wingdings" w:char="F0E0"/>
+      </w:r>
+      <w:r>
+        <w:rPr>
+          <w:rFonts w:cs="Calibri"/>
+          <w:sz w:val="32"/>
+          <w:szCs w:val="32"/>
+        </w:rPr>
+        <w:t xml:space="preserve"> reuse existing instance or object</w:t>
       </w:r>
     </w:p>
     <w:p>
@@ -28067,7 +31512,7 @@
           <w:sz w:val="32"/>
           <w:szCs w:val="32"/>
         </w:rPr>
-        <w:t>ApiService</w:t>
+        <w:t>DatabaseService</w:t>
       </w:r>
       <w:proofErr w:type="spellEnd"/>
       <w:r>
@@ -28106,16 +31551,17 @@
         <w:t xml:space="preserve">  </w:t>
       </w:r>
       <w:proofErr w:type="spellStart"/>
-      <w:r>
-        <w:rPr>
-          <w:rFonts w:cs="Calibri"/>
-          <w:b/>
-          <w:bCs/>
-          <w:color w:val="D86DCB" w:themeColor="accent5" w:themeTint="99"/>
-          <w:sz w:val="32"/>
-          <w:szCs w:val="32"/>
-        </w:rPr>
-        <w:t>ApiService</w:t>
+      <w:proofErr w:type="gramStart"/>
+      <w:r>
+        <w:rPr>
+          <w:rFonts w:cs="Calibri"/>
+          <w:b/>
+          <w:bCs/>
+          <w:color w:val="D86DCB" w:themeColor="accent5" w:themeTint="99"/>
+          <w:sz w:val="32"/>
+          <w:szCs w:val="32"/>
+        </w:rPr>
+        <w:t>DatabaseService</w:t>
       </w:r>
       <w:proofErr w:type="spellEnd"/>
       <w:r>
@@ -28129,6 +31575,55 @@
         </w:rPr>
         <w:t>._</w:t>
       </w:r>
+      <w:proofErr w:type="gramEnd"/>
+      <w:r>
+        <w:rPr>
+          <w:rFonts w:cs="Calibri"/>
+          <w:b/>
+          <w:bCs/>
+          <w:color w:val="D86DCB" w:themeColor="accent5" w:themeTint="99"/>
+          <w:sz w:val="32"/>
+          <w:szCs w:val="32"/>
+        </w:rPr>
+        <w:t>();</w:t>
+      </w:r>
+    </w:p>
+    <w:p>
+      <w:pPr>
+        <w:jc w:val="both"/>
+        <w:rPr>
+          <w:rFonts w:cs="Calibri"/>
+          <w:b/>
+          <w:bCs/>
+          <w:color w:val="D86DCB" w:themeColor="accent5" w:themeTint="99"/>
+          <w:sz w:val="32"/>
+          <w:szCs w:val="32"/>
+        </w:rPr>
+      </w:pPr>
+    </w:p>
+    <w:p>
+      <w:pPr>
+        <w:jc w:val="both"/>
+        <w:rPr>
+          <w:rFonts w:cs="Calibri"/>
+          <w:b/>
+          <w:bCs/>
+          <w:color w:val="D86DCB" w:themeColor="accent5" w:themeTint="99"/>
+          <w:sz w:val="32"/>
+          <w:szCs w:val="32"/>
+        </w:rPr>
+      </w:pPr>
+      <w:r>
+        <w:rPr>
+          <w:rFonts w:cs="Calibri"/>
+          <w:b/>
+          <w:bCs/>
+          <w:color w:val="D86DCB" w:themeColor="accent5" w:themeTint="99"/>
+          <w:sz w:val="32"/>
+          <w:szCs w:val="32"/>
+        </w:rPr>
+        <w:t xml:space="preserve">  static </w:t>
+      </w:r>
       <w:proofErr w:type="spellStart"/>
       <w:r>
         <w:rPr>
@@ -28139,7 +31634,7 @@
           <w:sz w:val="32"/>
           <w:szCs w:val="32"/>
         </w:rPr>
-        <w:t>privateConstructor</w:t>
+        <w:t>DatabaseService</w:t>
       </w:r>
       <w:proofErr w:type="spellEnd"/>
       <w:r>
@@ -28151,6 +31646,128 @@
           <w:sz w:val="32"/>
           <w:szCs w:val="32"/>
         </w:rPr>
+        <w:t>? _instance;</w:t>
+      </w:r>
+    </w:p>
+    <w:p>
+      <w:pPr>
+        <w:jc w:val="both"/>
+        <w:rPr>
+          <w:rFonts w:cs="Calibri"/>
+          <w:b/>
+          <w:bCs/>
+          <w:color w:val="D86DCB" w:themeColor="accent5" w:themeTint="99"/>
+          <w:sz w:val="32"/>
+          <w:szCs w:val="32"/>
+        </w:rPr>
+      </w:pPr>
+    </w:p>
+    <w:p>
+      <w:pPr>
+        <w:jc w:val="both"/>
+        <w:rPr>
+          <w:rFonts w:cs="Calibri"/>
+          <w:b/>
+          <w:bCs/>
+          <w:color w:val="D86DCB" w:themeColor="accent5" w:themeTint="99"/>
+          <w:sz w:val="32"/>
+          <w:szCs w:val="32"/>
+        </w:rPr>
+      </w:pPr>
+      <w:r>
+        <w:rPr>
+          <w:rFonts w:cs="Calibri"/>
+          <w:b/>
+          <w:bCs/>
+          <w:color w:val="D86DCB" w:themeColor="accent5" w:themeTint="99"/>
+          <w:sz w:val="32"/>
+          <w:szCs w:val="32"/>
+        </w:rPr>
+        <w:t xml:space="preserve">  static </w:t>
+      </w:r>
+      <w:proofErr w:type="spellStart"/>
+      <w:r>
+        <w:rPr>
+          <w:rFonts w:cs="Calibri"/>
+          <w:b/>
+          <w:bCs/>
+          <w:color w:val="D86DCB" w:themeColor="accent5" w:themeTint="99"/>
+          <w:sz w:val="32"/>
+          <w:szCs w:val="32"/>
+        </w:rPr>
+        <w:t>DatabaseService</w:t>
+      </w:r>
+      <w:proofErr w:type="spellEnd"/>
+      <w:r>
+        <w:rPr>
+          <w:rFonts w:cs="Calibri"/>
+          <w:b/>
+          <w:bCs/>
+          <w:color w:val="D86DCB" w:themeColor="accent5" w:themeTint="99"/>
+          <w:sz w:val="32"/>
+          <w:szCs w:val="32"/>
+        </w:rPr>
+        <w:t xml:space="preserve"> get instance {</w:t>
+      </w:r>
+    </w:p>
+    <w:p>
+      <w:pPr>
+        <w:jc w:val="both"/>
+        <w:rPr>
+          <w:rFonts w:cs="Calibri"/>
+          <w:b/>
+          <w:bCs/>
+          <w:color w:val="D86DCB" w:themeColor="accent5" w:themeTint="99"/>
+          <w:sz w:val="32"/>
+          <w:szCs w:val="32"/>
+        </w:rPr>
+      </w:pPr>
+      <w:r>
+        <w:rPr>
+          <w:rFonts w:cs="Calibri"/>
+          <w:b/>
+          <w:bCs/>
+          <w:color w:val="D86DCB" w:themeColor="accent5" w:themeTint="99"/>
+          <w:sz w:val="32"/>
+          <w:szCs w:val="32"/>
+        </w:rPr>
+        <w:t xml:space="preserve">    _instance ??= </w:t>
+      </w:r>
+      <w:proofErr w:type="spellStart"/>
+      <w:proofErr w:type="gramStart"/>
+      <w:r>
+        <w:rPr>
+          <w:rFonts w:cs="Calibri"/>
+          <w:b/>
+          <w:bCs/>
+          <w:color w:val="D86DCB" w:themeColor="accent5" w:themeTint="99"/>
+          <w:sz w:val="32"/>
+          <w:szCs w:val="32"/>
+        </w:rPr>
+        <w:t>DatabaseService</w:t>
+      </w:r>
+      <w:proofErr w:type="spellEnd"/>
+      <w:r>
+        <w:rPr>
+          <w:rFonts w:cs="Calibri"/>
+          <w:b/>
+          <w:bCs/>
+          <w:color w:val="D86DCB" w:themeColor="accent5" w:themeTint="99"/>
+          <w:sz w:val="32"/>
+          <w:szCs w:val="32"/>
+        </w:rPr>
+        <w:t>._</w:t>
+      </w:r>
+      <w:proofErr w:type="gramEnd"/>
+      <w:r>
+        <w:rPr>
+          <w:rFonts w:cs="Calibri"/>
+          <w:b/>
+          <w:bCs/>
+          <w:color w:val="D86DCB" w:themeColor="accent5" w:themeTint="99"/>
+          <w:sz w:val="32"/>
+          <w:szCs w:val="32"/>
+        </w:rPr>
         <w:t>();</w:t>
       </w:r>
     </w:p>
@@ -28175,723 +31792,21 @@
           <w:sz w:val="32"/>
           <w:szCs w:val="32"/>
         </w:rPr>
-        <w:t xml:space="preserve">  static final </w:t>
-      </w:r>
-      <w:proofErr w:type="spellStart"/>
-      <w:r>
-        <w:rPr>
-          <w:rFonts w:cs="Calibri"/>
-          <w:b/>
-          <w:bCs/>
-          <w:color w:val="D86DCB" w:themeColor="accent5" w:themeTint="99"/>
-          <w:sz w:val="32"/>
-          <w:szCs w:val="32"/>
-        </w:rPr>
-        <w:t>ApiService</w:t>
-      </w:r>
-      <w:proofErr w:type="spellEnd"/>
-      <w:r>
-        <w:rPr>
-          <w:rFonts w:cs="Calibri"/>
-          <w:b/>
-          <w:bCs/>
-          <w:color w:val="D86DCB" w:themeColor="accent5" w:themeTint="99"/>
-          <w:sz w:val="32"/>
-          <w:szCs w:val="32"/>
-        </w:rPr>
-        <w:t xml:space="preserve"> instance =</w:t>
-      </w:r>
-    </w:p>
-    <w:p>
-      <w:pPr>
-        <w:jc w:val="both"/>
-        <w:rPr>
-          <w:rFonts w:cs="Calibri"/>
-          <w:b/>
-          <w:bCs/>
-          <w:color w:val="D86DCB" w:themeColor="accent5" w:themeTint="99"/>
-          <w:sz w:val="32"/>
-          <w:szCs w:val="32"/>
-        </w:rPr>
-      </w:pPr>
-      <w:r>
-        <w:rPr>
-          <w:rFonts w:cs="Calibri"/>
-          <w:b/>
-          <w:bCs/>
-          <w:color w:val="D86DCB" w:themeColor="accent5" w:themeTint="99"/>
-          <w:sz w:val="32"/>
-          <w:szCs w:val="32"/>
-        </w:rPr>
-        <w:t xml:space="preserve">      </w:t>
-      </w:r>
-      <w:proofErr w:type="spellStart"/>
-      <w:r>
-        <w:rPr>
-          <w:rFonts w:cs="Calibri"/>
-          <w:b/>
-          <w:bCs/>
-          <w:color w:val="D86DCB" w:themeColor="accent5" w:themeTint="99"/>
-          <w:sz w:val="32"/>
-          <w:szCs w:val="32"/>
-        </w:rPr>
-        <w:t>ApiService</w:t>
-      </w:r>
-      <w:proofErr w:type="spellEnd"/>
-      <w:r>
-        <w:rPr>
-          <w:rFonts w:cs="Calibri"/>
-          <w:b/>
-          <w:bCs/>
-          <w:color w:val="D86DCB" w:themeColor="accent5" w:themeTint="99"/>
-          <w:sz w:val="32"/>
-          <w:szCs w:val="32"/>
-        </w:rPr>
-        <w:t>._</w:t>
-      </w:r>
-      <w:proofErr w:type="spellStart"/>
-      <w:r>
-        <w:rPr>
-          <w:rFonts w:cs="Calibri"/>
-          <w:b/>
-          <w:bCs/>
-          <w:color w:val="D86DCB" w:themeColor="accent5" w:themeTint="99"/>
-          <w:sz w:val="32"/>
-          <w:szCs w:val="32"/>
-        </w:rPr>
-        <w:t>privateConstructor</w:t>
-      </w:r>
-      <w:proofErr w:type="spellEnd"/>
-      <w:r>
-        <w:rPr>
-          <w:rFonts w:cs="Calibri"/>
-          <w:b/>
-          <w:bCs/>
-          <w:color w:val="D86DCB" w:themeColor="accent5" w:themeTint="99"/>
-          <w:sz w:val="32"/>
-          <w:szCs w:val="32"/>
-        </w:rPr>
-        <w:t>();</w:t>
-      </w:r>
-    </w:p>
-    <w:p>
-      <w:pPr>
-        <w:jc w:val="both"/>
-        <w:rPr>
-          <w:rFonts w:cs="Calibri"/>
-          <w:b/>
-          <w:bCs/>
-          <w:color w:val="D86DCB" w:themeColor="accent5" w:themeTint="99"/>
-          <w:sz w:val="32"/>
-          <w:szCs w:val="32"/>
-        </w:rPr>
-      </w:pPr>
-      <w:r>
-        <w:rPr>
-          <w:rFonts w:cs="Calibri"/>
-          <w:b/>
-          <w:bCs/>
-          <w:color w:val="D86DCB" w:themeColor="accent5" w:themeTint="99"/>
-          <w:sz w:val="32"/>
-          <w:szCs w:val="32"/>
-        </w:rPr>
-        <w:t xml:space="preserve">  void </w:t>
-      </w:r>
-      <w:proofErr w:type="spellStart"/>
-      <w:r>
-        <w:rPr>
-          <w:rFonts w:cs="Calibri"/>
-          <w:b/>
-          <w:bCs/>
-          <w:color w:val="D86DCB" w:themeColor="accent5" w:themeTint="99"/>
-          <w:sz w:val="32"/>
-          <w:szCs w:val="32"/>
-        </w:rPr>
-        <w:t>fetchData</w:t>
-      </w:r>
-      <w:proofErr w:type="spellEnd"/>
-      <w:r>
-        <w:rPr>
-          <w:rFonts w:cs="Calibri"/>
-          <w:b/>
-          <w:bCs/>
-          <w:color w:val="D86DCB" w:themeColor="accent5" w:themeTint="99"/>
-          <w:sz w:val="32"/>
-          <w:szCs w:val="32"/>
-        </w:rPr>
-        <w:t>() {</w:t>
-      </w:r>
-    </w:p>
-    <w:p>
-      <w:pPr>
-        <w:jc w:val="both"/>
-        <w:rPr>
-          <w:rFonts w:cs="Calibri"/>
-          <w:b/>
-          <w:bCs/>
-          <w:color w:val="D86DCB" w:themeColor="accent5" w:themeTint="99"/>
-          <w:sz w:val="32"/>
-          <w:szCs w:val="32"/>
-        </w:rPr>
-      </w:pPr>
-      <w:r>
-        <w:rPr>
-          <w:rFonts w:cs="Calibri"/>
-          <w:b/>
-          <w:bCs/>
-          <w:color w:val="D86DCB" w:themeColor="accent5" w:themeTint="99"/>
-          <w:sz w:val="32"/>
-          <w:szCs w:val="32"/>
-        </w:rPr>
-        <w:lastRenderedPageBreak/>
-        <w:t xml:space="preserve">    print("Fetching...");</w:t>
-      </w:r>
-    </w:p>
-    <w:p>
-      <w:pPr>
-        <w:jc w:val="both"/>
-        <w:rPr>
-          <w:rFonts w:cs="Calibri"/>
-          <w:b/>
-          <w:bCs/>
-          <w:color w:val="D86DCB" w:themeColor="accent5" w:themeTint="99"/>
-          <w:sz w:val="32"/>
-          <w:szCs w:val="32"/>
-        </w:rPr>
-      </w:pPr>
-      <w:r>
-        <w:rPr>
-          <w:rFonts w:cs="Calibri"/>
-          <w:b/>
-          <w:bCs/>
-          <w:color w:val="D86DCB" w:themeColor="accent5" w:themeTint="99"/>
-          <w:sz w:val="32"/>
-          <w:szCs w:val="32"/>
-        </w:rPr>
-        <w:t xml:space="preserve">  }</w:t>
-      </w:r>
-    </w:p>
-    <w:p>
-      <w:pPr>
-        <w:jc w:val="both"/>
-        <w:rPr>
-          <w:rFonts w:cs="Calibri"/>
-          <w:b/>
-          <w:bCs/>
-          <w:color w:val="D86DCB" w:themeColor="accent5" w:themeTint="99"/>
-          <w:sz w:val="32"/>
-          <w:szCs w:val="32"/>
-        </w:rPr>
-      </w:pPr>
-      <w:r>
-        <w:rPr>
-          <w:rFonts w:cs="Calibri"/>
-          <w:b/>
-          <w:bCs/>
-          <w:color w:val="D86DCB" w:themeColor="accent5" w:themeTint="99"/>
-          <w:sz w:val="32"/>
-          <w:szCs w:val="32"/>
-        </w:rPr>
-        <w:t>}</w:t>
-      </w:r>
-    </w:p>
-    <w:p>
-      <w:pPr>
-        <w:jc w:val="both"/>
-        <w:rPr>
-          <w:rFonts w:cs="Calibri"/>
-          <w:sz w:val="32"/>
-          <w:szCs w:val="32"/>
-        </w:rPr>
-      </w:pPr>
-      <w:r>
-        <w:rPr>
-          <w:rFonts w:cs="Calibri"/>
-          <w:sz w:val="32"/>
-          <w:szCs w:val="32"/>
-        </w:rPr>
-        <w:t># Lastly, Singleton is not a global variable or global state everywhere, it is a controlled shared instance and centralized lifecycle</w:t>
-      </w:r>
-    </w:p>
-    <w:p>
-      <w:pPr>
-        <w:jc w:val="both"/>
-        <w:rPr>
-          <w:rFonts w:cs="Calibri"/>
-          <w:sz w:val="32"/>
-          <w:szCs w:val="32"/>
-        </w:rPr>
-      </w:pPr>
-    </w:p>
-    <w:p>
-      <w:pPr>
-        <w:jc w:val="both"/>
-        <w:rPr>
-          <w:rFonts w:cs="Calibri"/>
-          <w:sz w:val="32"/>
-          <w:szCs w:val="32"/>
-        </w:rPr>
-      </w:pPr>
-      <w:r>
-        <w:rPr>
-          <w:rFonts w:cs="Calibri"/>
-          <w:sz w:val="32"/>
-          <w:szCs w:val="32"/>
-        </w:rPr>
-        <w:t>Lazy Singleton Class:</w:t>
-      </w:r>
-    </w:p>
-    <w:p>
-      <w:pPr>
-        <w:jc w:val="both"/>
-        <w:rPr>
-          <w:rFonts w:cs="Calibri"/>
-          <w:sz w:val="32"/>
-          <w:szCs w:val="32"/>
-        </w:rPr>
-      </w:pPr>
-      <w:r>
-        <w:rPr>
-          <w:rFonts w:cs="Calibri"/>
-          <w:sz w:val="32"/>
-          <w:szCs w:val="32"/>
-        </w:rPr>
-        <w:t># Singleton c</w:t>
-      </w:r>
-      <w:r>
-        <w:rPr>
-          <w:rFonts w:cs="Calibri"/>
-          <w:sz w:val="32"/>
-          <w:szCs w:val="32"/>
-        </w:rPr>
-        <w:t xml:space="preserve">lass </w:t>
-      </w:r>
-      <w:r>
-        <w:rPr>
-          <w:rFonts w:cs="Calibri"/>
-          <w:sz w:val="32"/>
-          <w:szCs w:val="32"/>
-        </w:rPr>
-        <w:t xml:space="preserve">instance </w:t>
-      </w:r>
-      <w:r>
-        <w:rPr>
-          <w:rFonts w:cs="Calibri"/>
-          <w:sz w:val="32"/>
-          <w:szCs w:val="32"/>
-        </w:rPr>
-        <w:t>is one shared object created</w:t>
-      </w:r>
-      <w:r>
-        <w:rPr>
-          <w:rFonts w:cs="Calibri"/>
-          <w:sz w:val="32"/>
-          <w:szCs w:val="32"/>
-        </w:rPr>
-        <w:t xml:space="preserve"> immediately when class is first loaded</w:t>
-      </w:r>
-    </w:p>
-    <w:p>
-      <w:pPr>
-        <w:jc w:val="both"/>
-        <w:rPr>
-          <w:rFonts w:cs="Calibri"/>
-          <w:sz w:val="32"/>
-          <w:szCs w:val="32"/>
-        </w:rPr>
-      </w:pPr>
-      <w:r>
-        <w:rPr>
-          <w:rFonts w:cs="Calibri"/>
-          <w:sz w:val="32"/>
-          <w:szCs w:val="32"/>
-        </w:rPr>
-        <w:t># While Lazy Singleton class</w:t>
-      </w:r>
-      <w:r>
-        <w:rPr>
-          <w:rFonts w:cs="Calibri"/>
-          <w:sz w:val="32"/>
-          <w:szCs w:val="32"/>
-        </w:rPr>
-        <w:t xml:space="preserve"> instance is one shared object created only when needed</w:t>
-      </w:r>
-    </w:p>
-    <w:p>
-      <w:pPr>
-        <w:jc w:val="both"/>
-        <w:rPr>
-          <w:rFonts w:cs="Calibri"/>
-          <w:sz w:val="32"/>
-          <w:szCs w:val="32"/>
-        </w:rPr>
-      </w:pPr>
-      <w:r>
-        <w:rPr>
-          <w:rFonts w:cs="Calibri"/>
-          <w:sz w:val="32"/>
-          <w:szCs w:val="32"/>
-        </w:rPr>
-        <w:t># This lazy creation saves memory and improves performance</w:t>
-      </w:r>
-    </w:p>
-    <w:p>
-      <w:pPr>
-        <w:jc w:val="both"/>
-        <w:rPr>
-          <w:rFonts w:cs="Calibri"/>
-          <w:sz w:val="32"/>
-          <w:szCs w:val="32"/>
-        </w:rPr>
-      </w:pPr>
-      <w:r>
-        <w:rPr>
-          <w:rFonts w:cs="Calibri"/>
-          <w:sz w:val="32"/>
-          <w:szCs w:val="32"/>
-        </w:rPr>
-        <w:t># null aware assignment (</w:t>
-      </w:r>
-      <w:r>
-        <w:rPr>
-          <w:rFonts w:cs="Calibri"/>
-          <w:b/>
-          <w:bCs/>
-          <w:sz w:val="32"/>
-          <w:szCs w:val="32"/>
-        </w:rPr>
-        <w:t>??=</w:t>
-      </w:r>
-      <w:r>
-        <w:rPr>
-          <w:rFonts w:cs="Calibri"/>
-          <w:sz w:val="32"/>
-          <w:szCs w:val="32"/>
-        </w:rPr>
-        <w:t xml:space="preserve">) ensures if null </w:t>
-      </w:r>
-      <w:r>
-        <w:rPr>
-          <w:rFonts w:cs="Calibri"/>
-          <w:sz w:val="32"/>
-          <w:szCs w:val="32"/>
-        </w:rPr>
-        <w:sym w:font="Wingdings" w:char="F0E0"/>
-      </w:r>
-      <w:r>
-        <w:rPr>
-          <w:rFonts w:cs="Calibri"/>
-          <w:sz w:val="32"/>
-          <w:szCs w:val="32"/>
-        </w:rPr>
-        <w:t xml:space="preserve"> create instance else </w:t>
-      </w:r>
-      <w:r>
-        <w:rPr>
-          <w:rFonts w:cs="Calibri"/>
-          <w:sz w:val="32"/>
-          <w:szCs w:val="32"/>
-        </w:rPr>
-        <w:sym w:font="Wingdings" w:char="F0E0"/>
-      </w:r>
-      <w:r>
-        <w:rPr>
-          <w:rFonts w:cs="Calibri"/>
-          <w:sz w:val="32"/>
-          <w:szCs w:val="32"/>
-        </w:rPr>
-        <w:t xml:space="preserve"> reuse existing instance or object</w:t>
-      </w:r>
-    </w:p>
-    <w:p>
-      <w:pPr>
-        <w:jc w:val="both"/>
-        <w:rPr>
-          <w:rFonts w:cs="Calibri"/>
-          <w:b/>
-          <w:bCs/>
-          <w:color w:val="D86DCB" w:themeColor="accent5" w:themeTint="99"/>
-          <w:sz w:val="32"/>
-          <w:szCs w:val="32"/>
-        </w:rPr>
-      </w:pPr>
-      <w:r>
-        <w:rPr>
-          <w:rFonts w:cs="Calibri"/>
-          <w:b/>
-          <w:bCs/>
-          <w:color w:val="D86DCB" w:themeColor="accent5" w:themeTint="99"/>
-          <w:sz w:val="32"/>
-          <w:szCs w:val="32"/>
-        </w:rPr>
-        <w:t xml:space="preserve">class </w:t>
-      </w:r>
-      <w:proofErr w:type="spellStart"/>
-      <w:r>
-        <w:rPr>
-          <w:rFonts w:cs="Calibri"/>
-          <w:b/>
-          <w:bCs/>
-          <w:color w:val="D86DCB" w:themeColor="accent5" w:themeTint="99"/>
-          <w:sz w:val="32"/>
-          <w:szCs w:val="32"/>
-        </w:rPr>
-        <w:t>DatabaseService</w:t>
-      </w:r>
-      <w:proofErr w:type="spellEnd"/>
-      <w:r>
-        <w:rPr>
-          <w:rFonts w:cs="Calibri"/>
-          <w:b/>
-          <w:bCs/>
-          <w:color w:val="D86DCB" w:themeColor="accent5" w:themeTint="99"/>
-          <w:sz w:val="32"/>
-          <w:szCs w:val="32"/>
-        </w:rPr>
-        <w:t xml:space="preserve"> {</w:t>
-      </w:r>
-    </w:p>
-    <w:p>
-      <w:pPr>
-        <w:jc w:val="both"/>
-        <w:rPr>
-          <w:rFonts w:cs="Calibri"/>
-          <w:b/>
-          <w:bCs/>
-          <w:color w:val="D86DCB" w:themeColor="accent5" w:themeTint="99"/>
-          <w:sz w:val="32"/>
-          <w:szCs w:val="32"/>
-        </w:rPr>
-      </w:pPr>
-      <w:r>
-        <w:rPr>
-          <w:rFonts w:cs="Calibri"/>
-          <w:b/>
-          <w:bCs/>
-          <w:color w:val="D86DCB" w:themeColor="accent5" w:themeTint="99"/>
-          <w:sz w:val="32"/>
-          <w:szCs w:val="32"/>
-        </w:rPr>
-        <w:t xml:space="preserve">  </w:t>
-      </w:r>
-      <w:proofErr w:type="spellStart"/>
-      <w:r>
-        <w:rPr>
-          <w:rFonts w:cs="Calibri"/>
-          <w:b/>
-          <w:bCs/>
-          <w:color w:val="D86DCB" w:themeColor="accent5" w:themeTint="99"/>
-          <w:sz w:val="32"/>
-          <w:szCs w:val="32"/>
-        </w:rPr>
-        <w:t>DatabaseService</w:t>
-      </w:r>
-      <w:proofErr w:type="spellEnd"/>
-      <w:r>
-        <w:rPr>
-          <w:rFonts w:cs="Calibri"/>
-          <w:b/>
-          <w:bCs/>
-          <w:color w:val="D86DCB" w:themeColor="accent5" w:themeTint="99"/>
-          <w:sz w:val="32"/>
-          <w:szCs w:val="32"/>
-        </w:rPr>
-        <w:t>._();</w:t>
-      </w:r>
-    </w:p>
-    <w:p>
-      <w:pPr>
-        <w:jc w:val="both"/>
-        <w:rPr>
-          <w:rFonts w:cs="Calibri"/>
-          <w:b/>
-          <w:bCs/>
-          <w:color w:val="D86DCB" w:themeColor="accent5" w:themeTint="99"/>
-          <w:sz w:val="32"/>
-          <w:szCs w:val="32"/>
-        </w:rPr>
-      </w:pPr>
-    </w:p>
-    <w:p>
-      <w:pPr>
-        <w:jc w:val="both"/>
-        <w:rPr>
-          <w:rFonts w:cs="Calibri"/>
-          <w:b/>
-          <w:bCs/>
-          <w:color w:val="D86DCB" w:themeColor="accent5" w:themeTint="99"/>
-          <w:sz w:val="32"/>
-          <w:szCs w:val="32"/>
-        </w:rPr>
-      </w:pPr>
-      <w:r>
-        <w:rPr>
-          <w:rFonts w:cs="Calibri"/>
-          <w:b/>
-          <w:bCs/>
-          <w:color w:val="D86DCB" w:themeColor="accent5" w:themeTint="99"/>
-          <w:sz w:val="32"/>
-          <w:szCs w:val="32"/>
-        </w:rPr>
-        <w:t xml:space="preserve">  static </w:t>
-      </w:r>
-      <w:proofErr w:type="spellStart"/>
-      <w:r>
-        <w:rPr>
-          <w:rFonts w:cs="Calibri"/>
-          <w:b/>
-          <w:bCs/>
-          <w:color w:val="D86DCB" w:themeColor="accent5" w:themeTint="99"/>
-          <w:sz w:val="32"/>
-          <w:szCs w:val="32"/>
-        </w:rPr>
-        <w:t>DatabaseService</w:t>
-      </w:r>
-      <w:proofErr w:type="spellEnd"/>
-      <w:r>
-        <w:rPr>
-          <w:rFonts w:cs="Calibri"/>
-          <w:b/>
-          <w:bCs/>
-          <w:color w:val="D86DCB" w:themeColor="accent5" w:themeTint="99"/>
-          <w:sz w:val="32"/>
-          <w:szCs w:val="32"/>
-        </w:rPr>
-        <w:t>? _instance;</w:t>
-      </w:r>
-    </w:p>
-    <w:p>
-      <w:pPr>
-        <w:jc w:val="both"/>
-        <w:rPr>
-          <w:rFonts w:cs="Calibri"/>
-          <w:b/>
-          <w:bCs/>
-          <w:color w:val="D86DCB" w:themeColor="accent5" w:themeTint="99"/>
-          <w:sz w:val="32"/>
-          <w:szCs w:val="32"/>
-        </w:rPr>
-      </w:pPr>
-    </w:p>
-    <w:p>
-      <w:pPr>
-        <w:jc w:val="both"/>
-        <w:rPr>
-          <w:rFonts w:cs="Calibri"/>
-          <w:b/>
-          <w:bCs/>
-          <w:color w:val="D86DCB" w:themeColor="accent5" w:themeTint="99"/>
-          <w:sz w:val="32"/>
-          <w:szCs w:val="32"/>
-        </w:rPr>
-      </w:pPr>
-      <w:r>
-        <w:rPr>
-          <w:rFonts w:cs="Calibri"/>
-          <w:b/>
-          <w:bCs/>
-          <w:color w:val="D86DCB" w:themeColor="accent5" w:themeTint="99"/>
-          <w:sz w:val="32"/>
-          <w:szCs w:val="32"/>
-        </w:rPr>
-        <w:t xml:space="preserve">  static </w:t>
-      </w:r>
-      <w:proofErr w:type="spellStart"/>
-      <w:r>
-        <w:rPr>
-          <w:rFonts w:cs="Calibri"/>
-          <w:b/>
-          <w:bCs/>
-          <w:color w:val="D86DCB" w:themeColor="accent5" w:themeTint="99"/>
-          <w:sz w:val="32"/>
-          <w:szCs w:val="32"/>
-        </w:rPr>
-        <w:t>DatabaseService</w:t>
-      </w:r>
-      <w:proofErr w:type="spellEnd"/>
-      <w:r>
-        <w:rPr>
-          <w:rFonts w:cs="Calibri"/>
-          <w:b/>
-          <w:bCs/>
-          <w:color w:val="D86DCB" w:themeColor="accent5" w:themeTint="99"/>
-          <w:sz w:val="32"/>
-          <w:szCs w:val="32"/>
-        </w:rPr>
-        <w:t xml:space="preserve"> get instance {</w:t>
-      </w:r>
-    </w:p>
-    <w:p>
-      <w:pPr>
-        <w:jc w:val="both"/>
-        <w:rPr>
-          <w:rFonts w:cs="Calibri"/>
-          <w:b/>
-          <w:bCs/>
-          <w:color w:val="D86DCB" w:themeColor="accent5" w:themeTint="99"/>
-          <w:sz w:val="32"/>
-          <w:szCs w:val="32"/>
-        </w:rPr>
-      </w:pPr>
-      <w:r>
-        <w:rPr>
-          <w:rFonts w:cs="Calibri"/>
-          <w:b/>
-          <w:bCs/>
-          <w:color w:val="D86DCB" w:themeColor="accent5" w:themeTint="99"/>
-          <w:sz w:val="32"/>
-          <w:szCs w:val="32"/>
-        </w:rPr>
-        <w:t xml:space="preserve">    _instance ??= </w:t>
-      </w:r>
-      <w:proofErr w:type="spellStart"/>
-      <w:r>
-        <w:rPr>
-          <w:rFonts w:cs="Calibri"/>
-          <w:b/>
-          <w:bCs/>
-          <w:color w:val="D86DCB" w:themeColor="accent5" w:themeTint="99"/>
-          <w:sz w:val="32"/>
-          <w:szCs w:val="32"/>
-        </w:rPr>
-        <w:t>DatabaseService</w:t>
-      </w:r>
-      <w:proofErr w:type="spellEnd"/>
-      <w:r>
-        <w:rPr>
-          <w:rFonts w:cs="Calibri"/>
-          <w:b/>
-          <w:bCs/>
-          <w:color w:val="D86DCB" w:themeColor="accent5" w:themeTint="99"/>
-          <w:sz w:val="32"/>
-          <w:szCs w:val="32"/>
-        </w:rPr>
-        <w:t>._();</w:t>
-      </w:r>
-    </w:p>
-    <w:p>
-      <w:pPr>
-        <w:jc w:val="both"/>
-        <w:rPr>
-          <w:rFonts w:cs="Calibri"/>
-          <w:b/>
-          <w:bCs/>
-          <w:color w:val="D86DCB" w:themeColor="accent5" w:themeTint="99"/>
-          <w:sz w:val="32"/>
-          <w:szCs w:val="32"/>
-        </w:rPr>
-      </w:pPr>
-      <w:r>
-        <w:rPr>
-          <w:rFonts w:cs="Calibri"/>
-          <w:b/>
-          <w:bCs/>
-          <w:color w:val="D86DCB" w:themeColor="accent5" w:themeTint="99"/>
-          <w:sz w:val="32"/>
-          <w:szCs w:val="32"/>
-        </w:rPr>
-        <w:t xml:space="preserve">    return _instance!;</w:t>
-      </w:r>
+        <w:t xml:space="preserve">    return _</w:t>
+      </w:r>
+      <w:proofErr w:type="gramStart"/>
+      <w:r>
+        <w:rPr>
+          <w:rFonts w:cs="Calibri"/>
+          <w:b/>
+          <w:bCs/>
+          <w:color w:val="D86DCB" w:themeColor="accent5" w:themeTint="99"/>
+          <w:sz w:val="32"/>
+          <w:szCs w:val="32"/>
+        </w:rPr>
+        <w:t>instance!;</w:t>
+      </w:r>
+      <w:proofErr w:type="gramEnd"/>
     </w:p>
     <w:p>
       <w:pPr>
@@ -29179,7 +32094,25 @@
           <w:sz w:val="32"/>
           <w:szCs w:val="32"/>
         </w:rPr>
-        <w:t xml:space="preserve"> package or service locator for:</w:t>
+        <w:t xml:space="preserve"> </w:t>
+      </w:r>
+      <w:proofErr w:type="gramStart"/>
+      <w:r>
+        <w:rPr>
+          <w:rFonts w:cs="Calibri"/>
+          <w:sz w:val="32"/>
+          <w:szCs w:val="32"/>
+        </w:rPr>
+        <w:t>package</w:t>
+      </w:r>
+      <w:proofErr w:type="gramEnd"/>
+      <w:r>
+        <w:rPr>
+          <w:rFonts w:cs="Calibri"/>
+          <w:sz w:val="32"/>
+          <w:szCs w:val="32"/>
+        </w:rPr>
+        <w:t xml:space="preserve"> or service locator for:</w:t>
       </w:r>
     </w:p>
     <w:p>

--- a/d4_dart_oop.docx
+++ b/d4_dart_oop.docx
@@ -9417,18 +9417,14 @@
         <w:jc w:val="both"/>
         <w:rPr>
           <w:rFonts w:cs="Calibri"/>
-          <w:b/>
-          <w:bCs/>
-          <w:color w:val="D86DCB" w:themeColor="accent5" w:themeTint="99"/>
-          <w:sz w:val="32"/>
-          <w:szCs w:val="32"/>
-        </w:rPr>
-      </w:pPr>
-      <w:r>
-        <w:rPr>
-          <w:rFonts w:cs="Calibri"/>
-          <w:b/>
-          <w:bCs/>
+          <w:color w:val="D86DCB" w:themeColor="accent5" w:themeTint="99"/>
+          <w:sz w:val="32"/>
+          <w:szCs w:val="32"/>
+        </w:rPr>
+      </w:pPr>
+      <w:r>
+        <w:rPr>
+          <w:rFonts w:cs="Calibri"/>
           <w:color w:val="D86DCB" w:themeColor="accent5" w:themeTint="99"/>
           <w:sz w:val="32"/>
           <w:szCs w:val="32"/>
@@ -9441,18 +9437,14 @@
         <w:jc w:val="both"/>
         <w:rPr>
           <w:rFonts w:cs="Calibri"/>
-          <w:b/>
-          <w:bCs/>
-          <w:color w:val="D86DCB" w:themeColor="accent5" w:themeTint="99"/>
-          <w:sz w:val="32"/>
-          <w:szCs w:val="32"/>
-        </w:rPr>
-      </w:pPr>
-      <w:r>
-        <w:rPr>
-          <w:rFonts w:cs="Calibri"/>
-          <w:b/>
-          <w:bCs/>
+          <w:color w:val="D86DCB" w:themeColor="accent5" w:themeTint="99"/>
+          <w:sz w:val="32"/>
+          <w:szCs w:val="32"/>
+        </w:rPr>
+      </w:pPr>
+      <w:r>
+        <w:rPr>
+          <w:rFonts w:cs="Calibri"/>
           <w:color w:val="D86DCB" w:themeColor="accent5" w:themeTint="99"/>
           <w:sz w:val="32"/>
           <w:szCs w:val="32"/>
@@ -9465,18 +9457,14 @@
         <w:jc w:val="both"/>
         <w:rPr>
           <w:rFonts w:cs="Calibri"/>
-          <w:b/>
-          <w:bCs/>
-          <w:color w:val="D86DCB" w:themeColor="accent5" w:themeTint="99"/>
-          <w:sz w:val="32"/>
-          <w:szCs w:val="32"/>
-        </w:rPr>
-      </w:pPr>
-      <w:r>
-        <w:rPr>
-          <w:rFonts w:cs="Calibri"/>
-          <w:b/>
-          <w:bCs/>
+          <w:color w:val="D86DCB" w:themeColor="accent5" w:themeTint="99"/>
+          <w:sz w:val="32"/>
+          <w:szCs w:val="32"/>
+        </w:rPr>
+      </w:pPr>
+      <w:r>
+        <w:rPr>
+          <w:rFonts w:cs="Calibri"/>
           <w:color w:val="D86DCB" w:themeColor="accent5" w:themeTint="99"/>
           <w:sz w:val="32"/>
           <w:szCs w:val="32"/>
@@ -9487,8 +9475,6 @@
       <w:r>
         <w:rPr>
           <w:rFonts w:cs="Calibri"/>
-          <w:b/>
-          <w:bCs/>
           <w:color w:val="D86DCB" w:themeColor="accent5" w:themeTint="99"/>
           <w:sz w:val="32"/>
           <w:szCs w:val="32"/>
@@ -9499,8 +9485,6 @@
       <w:r>
         <w:rPr>
           <w:rFonts w:cs="Calibri"/>
-          <w:b/>
-          <w:bCs/>
           <w:color w:val="D86DCB" w:themeColor="accent5" w:themeTint="99"/>
           <w:sz w:val="32"/>
           <w:szCs w:val="32"/>
@@ -9511,8 +9495,6 @@
       <w:r>
         <w:rPr>
           <w:rFonts w:cs="Calibri"/>
-          <w:b/>
-          <w:bCs/>
           <w:color w:val="D86DCB" w:themeColor="accent5" w:themeTint="99"/>
           <w:sz w:val="32"/>
           <w:szCs w:val="32"/>
@@ -9523,8 +9505,6 @@
       <w:r>
         <w:rPr>
           <w:rFonts w:cs="Calibri"/>
-          <w:b/>
-          <w:bCs/>
           <w:color w:val="D86DCB" w:themeColor="accent5" w:themeTint="99"/>
           <w:sz w:val="32"/>
           <w:szCs w:val="32"/>
@@ -9537,18 +9517,14 @@
         <w:jc w:val="both"/>
         <w:rPr>
           <w:rFonts w:cs="Calibri"/>
-          <w:b/>
-          <w:bCs/>
-          <w:color w:val="D86DCB" w:themeColor="accent5" w:themeTint="99"/>
-          <w:sz w:val="32"/>
-          <w:szCs w:val="32"/>
-        </w:rPr>
-      </w:pPr>
-      <w:r>
-        <w:rPr>
-          <w:rFonts w:cs="Calibri"/>
-          <w:b/>
-          <w:bCs/>
+          <w:color w:val="D86DCB" w:themeColor="accent5" w:themeTint="99"/>
+          <w:sz w:val="32"/>
+          <w:szCs w:val="32"/>
+        </w:rPr>
+      </w:pPr>
+      <w:r>
+        <w:rPr>
+          <w:rFonts w:cs="Calibri"/>
           <w:color w:val="D86DCB" w:themeColor="accent5" w:themeTint="99"/>
           <w:sz w:val="32"/>
           <w:szCs w:val="32"/>
@@ -25261,18 +25237,6 @@
           <w:szCs w:val="32"/>
         </w:rPr>
       </w:pPr>
-    </w:p>
-    <w:p>
-      <w:pPr>
-        <w:jc w:val="both"/>
-        <w:rPr>
-          <w:rFonts w:cs="Calibri"/>
-          <w:b/>
-          <w:bCs/>
-          <w:sz w:val="32"/>
-          <w:szCs w:val="32"/>
-        </w:rPr>
-      </w:pPr>
       <w:r>
         <w:rPr>
           <w:rFonts w:cs="Calibri"/>
@@ -25521,25 +25485,25 @@
           <w:sz w:val="32"/>
           <w:szCs w:val="32"/>
         </w:rPr>
+        <w:t>Abstract Class:</w:t>
+      </w:r>
+    </w:p>
+    <w:p>
+      <w:pPr>
+        <w:jc w:val="both"/>
+        <w:rPr>
+          <w:rFonts w:cs="Calibri"/>
+          <w:sz w:val="32"/>
+          <w:szCs w:val="32"/>
+        </w:rPr>
+      </w:pPr>
+      <w:r>
+        <w:rPr>
+          <w:rFonts w:cs="Calibri"/>
+          <w:sz w:val="32"/>
+          <w:szCs w:val="32"/>
+        </w:rPr>
         <w:lastRenderedPageBreak/>
-        <w:t>Abstract Class:</w:t>
-      </w:r>
-    </w:p>
-    <w:p>
-      <w:pPr>
-        <w:jc w:val="both"/>
-        <w:rPr>
-          <w:rFonts w:cs="Calibri"/>
-          <w:sz w:val="32"/>
-          <w:szCs w:val="32"/>
-        </w:rPr>
-      </w:pPr>
-      <w:r>
-        <w:rPr>
-          <w:rFonts w:cs="Calibri"/>
-          <w:sz w:val="32"/>
-          <w:szCs w:val="32"/>
-        </w:rPr>
         <w:t># An abstract class is an incomplete class that acts like a blueprint. Key points:</w:t>
       </w:r>
     </w:p>
@@ -26091,31 +26055,31 @@
           <w:sz w:val="32"/>
           <w:szCs w:val="32"/>
         </w:rPr>
+        <w:t>Clean architecture, Repository layer and Dependency injection</w:t>
+      </w:r>
+    </w:p>
+    <w:p>
+      <w:pPr>
+        <w:jc w:val="both"/>
+        <w:rPr>
+          <w:rFonts w:cs="Calibri"/>
+          <w:b/>
+          <w:bCs/>
+          <w:color w:val="D86DCB" w:themeColor="accent5" w:themeTint="99"/>
+          <w:sz w:val="32"/>
+          <w:szCs w:val="32"/>
+        </w:rPr>
+      </w:pPr>
+      <w:r>
+        <w:rPr>
+          <w:rFonts w:cs="Calibri"/>
+          <w:b/>
+          <w:bCs/>
+          <w:color w:val="D86DCB" w:themeColor="accent5" w:themeTint="99"/>
+          <w:sz w:val="32"/>
+          <w:szCs w:val="32"/>
+        </w:rPr>
         <w:lastRenderedPageBreak/>
-        <w:t>Clean architecture, Repository layer and Dependency injection</w:t>
-      </w:r>
-    </w:p>
-    <w:p>
-      <w:pPr>
-        <w:jc w:val="both"/>
-        <w:rPr>
-          <w:rFonts w:cs="Calibri"/>
-          <w:b/>
-          <w:bCs/>
-          <w:color w:val="D86DCB" w:themeColor="accent5" w:themeTint="99"/>
-          <w:sz w:val="32"/>
-          <w:szCs w:val="32"/>
-        </w:rPr>
-      </w:pPr>
-      <w:r>
-        <w:rPr>
-          <w:rFonts w:cs="Calibri"/>
-          <w:b/>
-          <w:bCs/>
-          <w:color w:val="D86DCB" w:themeColor="accent5" w:themeTint="99"/>
-          <w:sz w:val="32"/>
-          <w:szCs w:val="32"/>
-        </w:rPr>
         <w:t>class Vehicle {</w:t>
       </w:r>
     </w:p>
@@ -26729,6 +26693,7 @@
           <w:sz w:val="32"/>
           <w:szCs w:val="32"/>
         </w:rPr>
+        <w:lastRenderedPageBreak/>
         <w:t>final class Cat extends Animal {</w:t>
       </w:r>
     </w:p>
@@ -27285,7 +27250,6 @@
           <w:sz w:val="32"/>
           <w:szCs w:val="32"/>
         </w:rPr>
-        <w:lastRenderedPageBreak/>
         <w:t>Improves type safety</w:t>
       </w:r>
     </w:p>
@@ -27309,6 +27273,7 @@
           <w:sz w:val="32"/>
           <w:szCs w:val="32"/>
         </w:rPr>
+        <w:lastRenderedPageBreak/>
         <w:t>states, Events, API states</w:t>
       </w:r>
     </w:p>
@@ -28133,25 +28098,25 @@
           <w:sz w:val="32"/>
           <w:szCs w:val="32"/>
         </w:rPr>
+        <w:t>Extension Class:</w:t>
+      </w:r>
+    </w:p>
+    <w:p>
+      <w:pPr>
+        <w:jc w:val="both"/>
+        <w:rPr>
+          <w:rFonts w:cs="Calibri"/>
+          <w:sz w:val="32"/>
+          <w:szCs w:val="32"/>
+        </w:rPr>
+      </w:pPr>
+      <w:r>
+        <w:rPr>
+          <w:rFonts w:cs="Calibri"/>
+          <w:sz w:val="32"/>
+          <w:szCs w:val="32"/>
+        </w:rPr>
         <w:lastRenderedPageBreak/>
-        <w:t>Extension Class:</w:t>
-      </w:r>
-    </w:p>
-    <w:p>
-      <w:pPr>
-        <w:jc w:val="both"/>
-        <w:rPr>
-          <w:rFonts w:cs="Calibri"/>
-          <w:sz w:val="32"/>
-          <w:szCs w:val="32"/>
-        </w:rPr>
-      </w:pPr>
-      <w:r>
-        <w:rPr>
-          <w:rFonts w:cs="Calibri"/>
-          <w:sz w:val="32"/>
-          <w:szCs w:val="32"/>
-        </w:rPr>
         <w:t># An extension adds new functionality or method to an existing class. Used in Context helpers, String formatting, Validation, Navigation shortcuts</w:t>
       </w:r>
     </w:p>
@@ -28870,7 +28835,6 @@
           <w:sz w:val="32"/>
           <w:szCs w:val="32"/>
         </w:rPr>
-        <w:lastRenderedPageBreak/>
         <w:t>NOTE:</w:t>
       </w:r>
       <w:r>
@@ -29632,7 +29596,6 @@
           <w:sz w:val="32"/>
           <w:szCs w:val="32"/>
         </w:rPr>
-        <w:lastRenderedPageBreak/>
         <w:t>}</w:t>
       </w:r>
     </w:p>
@@ -29669,6 +29632,7 @@
           <w:sz w:val="32"/>
           <w:szCs w:val="32"/>
         </w:rPr>
+        <w:lastRenderedPageBreak/>
         <w:t>Enum Class:</w:t>
       </w:r>
     </w:p>
@@ -30217,7 +30181,6 @@
           <w:sz w:val="32"/>
           <w:szCs w:val="32"/>
         </w:rPr>
-        <w:lastRenderedPageBreak/>
         <w:t>Analytics service (</w:t>
       </w:r>
       <w:proofErr w:type="spellStart"/>
@@ -30301,6 +30264,7 @@
           <w:sz w:val="28"/>
           <w:szCs w:val="28"/>
         </w:rPr>
+        <w:lastRenderedPageBreak/>
         <w:t>App Memory</w:t>
       </w:r>
     </w:p>
@@ -31195,97 +31159,97 @@
           <w:sz w:val="32"/>
           <w:szCs w:val="32"/>
         </w:rPr>
+        <w:t xml:space="preserve">    </w:t>
+      </w:r>
+      <w:proofErr w:type="gramStart"/>
+      <w:r>
+        <w:rPr>
+          <w:rFonts w:cs="Calibri"/>
+          <w:b/>
+          <w:bCs/>
+          <w:color w:val="D86DCB" w:themeColor="accent5" w:themeTint="99"/>
+          <w:sz w:val="32"/>
+          <w:szCs w:val="32"/>
+        </w:rPr>
+        <w:t>print(</w:t>
+      </w:r>
+      <w:proofErr w:type="gramEnd"/>
+      <w:r>
+        <w:rPr>
+          <w:rFonts w:cs="Calibri"/>
+          <w:b/>
+          <w:bCs/>
+          <w:color w:val="D86DCB" w:themeColor="accent5" w:themeTint="99"/>
+          <w:sz w:val="32"/>
+          <w:szCs w:val="32"/>
+        </w:rPr>
+        <w:t>"Fetching...");</w:t>
+      </w:r>
+    </w:p>
+    <w:p>
+      <w:pPr>
+        <w:jc w:val="both"/>
+        <w:rPr>
+          <w:rFonts w:cs="Calibri"/>
+          <w:b/>
+          <w:bCs/>
+          <w:color w:val="D86DCB" w:themeColor="accent5" w:themeTint="99"/>
+          <w:sz w:val="32"/>
+          <w:szCs w:val="32"/>
+        </w:rPr>
+      </w:pPr>
+      <w:r>
+        <w:rPr>
+          <w:rFonts w:cs="Calibri"/>
+          <w:b/>
+          <w:bCs/>
+          <w:color w:val="D86DCB" w:themeColor="accent5" w:themeTint="99"/>
+          <w:sz w:val="32"/>
+          <w:szCs w:val="32"/>
+        </w:rPr>
+        <w:t xml:space="preserve">  }</w:t>
+      </w:r>
+    </w:p>
+    <w:p>
+      <w:pPr>
+        <w:jc w:val="both"/>
+        <w:rPr>
+          <w:rFonts w:cs="Calibri"/>
+          <w:b/>
+          <w:bCs/>
+          <w:color w:val="D86DCB" w:themeColor="accent5" w:themeTint="99"/>
+          <w:sz w:val="32"/>
+          <w:szCs w:val="32"/>
+        </w:rPr>
+      </w:pPr>
+      <w:r>
+        <w:rPr>
+          <w:rFonts w:cs="Calibri"/>
+          <w:b/>
+          <w:bCs/>
+          <w:color w:val="D86DCB" w:themeColor="accent5" w:themeTint="99"/>
+          <w:sz w:val="32"/>
+          <w:szCs w:val="32"/>
+        </w:rPr>
+        <w:t>}</w:t>
+      </w:r>
+    </w:p>
+    <w:p>
+      <w:pPr>
+        <w:jc w:val="both"/>
+        <w:rPr>
+          <w:rFonts w:cs="Calibri"/>
+          <w:sz w:val="32"/>
+          <w:szCs w:val="32"/>
+        </w:rPr>
+      </w:pPr>
+      <w:r>
+        <w:rPr>
+          <w:rFonts w:cs="Calibri"/>
+          <w:sz w:val="32"/>
+          <w:szCs w:val="32"/>
+        </w:rPr>
         <w:lastRenderedPageBreak/>
-        <w:t xml:space="preserve">    </w:t>
-      </w:r>
-      <w:proofErr w:type="gramStart"/>
-      <w:r>
-        <w:rPr>
-          <w:rFonts w:cs="Calibri"/>
-          <w:b/>
-          <w:bCs/>
-          <w:color w:val="D86DCB" w:themeColor="accent5" w:themeTint="99"/>
-          <w:sz w:val="32"/>
-          <w:szCs w:val="32"/>
-        </w:rPr>
-        <w:t>print(</w:t>
-      </w:r>
-      <w:proofErr w:type="gramEnd"/>
-      <w:r>
-        <w:rPr>
-          <w:rFonts w:cs="Calibri"/>
-          <w:b/>
-          <w:bCs/>
-          <w:color w:val="D86DCB" w:themeColor="accent5" w:themeTint="99"/>
-          <w:sz w:val="32"/>
-          <w:szCs w:val="32"/>
-        </w:rPr>
-        <w:t>"Fetching...");</w:t>
-      </w:r>
-    </w:p>
-    <w:p>
-      <w:pPr>
-        <w:jc w:val="both"/>
-        <w:rPr>
-          <w:rFonts w:cs="Calibri"/>
-          <w:b/>
-          <w:bCs/>
-          <w:color w:val="D86DCB" w:themeColor="accent5" w:themeTint="99"/>
-          <w:sz w:val="32"/>
-          <w:szCs w:val="32"/>
-        </w:rPr>
-      </w:pPr>
-      <w:r>
-        <w:rPr>
-          <w:rFonts w:cs="Calibri"/>
-          <w:b/>
-          <w:bCs/>
-          <w:color w:val="D86DCB" w:themeColor="accent5" w:themeTint="99"/>
-          <w:sz w:val="32"/>
-          <w:szCs w:val="32"/>
-        </w:rPr>
-        <w:t xml:space="preserve">  }</w:t>
-      </w:r>
-    </w:p>
-    <w:p>
-      <w:pPr>
-        <w:jc w:val="both"/>
-        <w:rPr>
-          <w:rFonts w:cs="Calibri"/>
-          <w:b/>
-          <w:bCs/>
-          <w:color w:val="D86DCB" w:themeColor="accent5" w:themeTint="99"/>
-          <w:sz w:val="32"/>
-          <w:szCs w:val="32"/>
-        </w:rPr>
-      </w:pPr>
-      <w:r>
-        <w:rPr>
-          <w:rFonts w:cs="Calibri"/>
-          <w:b/>
-          <w:bCs/>
-          <w:color w:val="D86DCB" w:themeColor="accent5" w:themeTint="99"/>
-          <w:sz w:val="32"/>
-          <w:szCs w:val="32"/>
-        </w:rPr>
-        <w:t>}</w:t>
-      </w:r>
-    </w:p>
-    <w:p>
-      <w:pPr>
-        <w:jc w:val="both"/>
-        <w:rPr>
-          <w:rFonts w:cs="Calibri"/>
-          <w:sz w:val="32"/>
-          <w:szCs w:val="32"/>
-        </w:rPr>
-      </w:pPr>
-      <w:r>
-        <w:rPr>
-          <w:rFonts w:cs="Calibri"/>
-          <w:sz w:val="32"/>
-          <w:szCs w:val="32"/>
-        </w:rPr>
         <w:t># Lastly, Singleton is not a global variable or global state everywhere, it is a controlled shared instance and centralized lifecycle</w:t>
       </w:r>
     </w:p>
@@ -31853,53 +31817,53 @@
           <w:sz w:val="32"/>
           <w:szCs w:val="32"/>
         </w:rPr>
+        <w:t>}</w:t>
+      </w:r>
+    </w:p>
+    <w:p>
+      <w:pPr>
+        <w:jc w:val="both"/>
+        <w:rPr>
+          <w:rFonts w:cs="Calibri"/>
+          <w:sz w:val="32"/>
+          <w:szCs w:val="32"/>
+        </w:rPr>
+      </w:pPr>
+    </w:p>
+    <w:p>
+      <w:pPr>
+        <w:jc w:val="both"/>
+        <w:rPr>
+          <w:rFonts w:cs="Calibri"/>
+          <w:sz w:val="32"/>
+          <w:szCs w:val="32"/>
+        </w:rPr>
+      </w:pPr>
+      <w:r>
+        <w:rPr>
+          <w:rFonts w:cs="Calibri"/>
+          <w:sz w:val="32"/>
+          <w:szCs w:val="32"/>
+        </w:rPr>
+        <w:t>Important Info:</w:t>
+      </w:r>
+    </w:p>
+    <w:p>
+      <w:pPr>
+        <w:jc w:val="both"/>
+        <w:rPr>
+          <w:rFonts w:cs="Calibri"/>
+          <w:sz w:val="32"/>
+          <w:szCs w:val="32"/>
+        </w:rPr>
+      </w:pPr>
+      <w:r>
+        <w:rPr>
+          <w:rFonts w:cs="Calibri"/>
+          <w:sz w:val="32"/>
+          <w:szCs w:val="32"/>
+        </w:rPr>
         <w:lastRenderedPageBreak/>
-        <w:t>}</w:t>
-      </w:r>
-    </w:p>
-    <w:p>
-      <w:pPr>
-        <w:jc w:val="both"/>
-        <w:rPr>
-          <w:rFonts w:cs="Calibri"/>
-          <w:sz w:val="32"/>
-          <w:szCs w:val="32"/>
-        </w:rPr>
-      </w:pPr>
-    </w:p>
-    <w:p>
-      <w:pPr>
-        <w:jc w:val="both"/>
-        <w:rPr>
-          <w:rFonts w:cs="Calibri"/>
-          <w:sz w:val="32"/>
-          <w:szCs w:val="32"/>
-        </w:rPr>
-      </w:pPr>
-      <w:r>
-        <w:rPr>
-          <w:rFonts w:cs="Calibri"/>
-          <w:sz w:val="32"/>
-          <w:szCs w:val="32"/>
-        </w:rPr>
-        <w:t>Important Info:</w:t>
-      </w:r>
-    </w:p>
-    <w:p>
-      <w:pPr>
-        <w:jc w:val="both"/>
-        <w:rPr>
-          <w:rFonts w:cs="Calibri"/>
-          <w:sz w:val="32"/>
-          <w:szCs w:val="32"/>
-        </w:rPr>
-      </w:pPr>
-      <w:r>
-        <w:rPr>
-          <w:rFonts w:cs="Calibri"/>
-          <w:sz w:val="32"/>
-          <w:szCs w:val="32"/>
-        </w:rPr>
         <w:t xml:space="preserve"># INFO-1, In many languages Singleton thread safety is hard BUT in </w:t>
       </w:r>
       <w:r>
